--- a/lens_program/syllabi/LEN01_Principles_Syllabus.docx
+++ b/lens_program/syllabi/LEN01_Principles_Syllabus.docx
@@ -87,7 +87,7 @@
           <w:sz w:val="24"/>
           <w:szCs w:val="24"/>
         </w:rPr>
-        <w:t xml:space="preserve">Fall 2026</w:t>
+        <w:t xml:space="preserve">Spring 2027</w:t>
       </w:r>
     </w:p>
     <w:p>
@@ -110,7 +110,7 @@
           <w:sz w:val="22"/>
           <w:szCs w:val="22"/>
         </w:rPr>
-        <w:t xml:space="preserve">[Name]</w:t>
+        <w:t xml:space="preserve">William Gray-Roncal, PhD</w:t>
       </w:r>
     </w:p>
     <w:p>
@@ -123,7 +123,7 @@
           <w:sz w:val="22"/>
           <w:szCs w:val="22"/>
         </w:rPr>
-        <w:t xml:space="preserve">[Phone number and times you can be reached]</w:t>
+        <w:t xml:space="preserve">Office Hours on Request</w:t>
       </w:r>
     </w:p>
     <w:p>
@@ -136,7 +136,7 @@
           <w:sz w:val="22"/>
           <w:szCs w:val="22"/>
         </w:rPr>
-        <w:t xml:space="preserve">[JHU e-mail address]</w:t>
+        <w:t xml:space="preserve">wgr@jhu.edu</w:t>
       </w:r>
     </w:p>
     <w:p>
@@ -205,7 +205,7 @@
           <w:sz w:val="22"/>
           <w:szCs w:val="22"/>
         </w:rPr>
-        <w:t xml:space="preserve">First course in the LENS concentration sequence. Establishes the intellectual and methodological principles of learning engineering as a systems-level discipline. Introduces capability as the interface between what a system requires of its human operators and the impact of that system, and frames the engineering of this interface as the central problem of the field. Examines the convergence of learning sciences, human systems integration, and systems engineering when human capability is treated as a design problem within and across disparate systems. Core topics: defining measurable capability requirements; systems lifecycle thinking; system integration and interdependencies; the iterative engineering cycle (design, instrument, evaluate, refine); the evidence-capability-performance flywheel; ethics of intervention where human and system performance are interdependent. Students practice communicating capability analyses to diverse stakeholders.</w:t>
+        <w:t xml:space="preserve">First course in the LENS concentration sequence. Learning engineering treats human capability as an engineering problem: capability is the interface between what a system requires of its people and the impact that system delivers. Engineering that interface is the central problem of the field, and it applies wherever human capability and system performance are coupled: a learning environment, an AI-augmented intervention, an operational system. This course establishes three things the rest of the concentration builds on. The frame: seeing a capability problem as a failure at that interface rather than as a technology or training problem. The measurement backbone: specifying what would count as evidence of a capability before building what develops it, and closing the loop between evidence and design. The build: one complete iteration cycle, design, instrument, evaluate, refine, run on a bounded problem from the student's own professional world. Students apply learning sciences principles to the design of a capability intervention, represent a learning environment and its host system as interacting components, and communicate an iteration and its evidence to technical and non-technical audiences. The course draws on learning sciences, human systems integration, and systems engineering, and treats ethics as a design constraint rather than an add-on. Open to students outside the concentration with instructor permission.</w:t>
       </w:r>
     </w:p>
     <w:p>
@@ -233,23 +233,10 @@
     </w:p>
     <w:p>
       <w:pPr>
-        <w:spacing w:after="100" w:before="0"/>
-      </w:pPr>
-      <w:r>
-        <w:rPr>
-          <w:rFonts w:ascii="Calibri" w:cs="Calibri" w:eastAsia="Calibri" w:hAnsi="Calibri"/>
-          <w:i/>
-          <w:iCs/>
-          <w:sz w:val="18"/>
-          <w:szCs w:val="18"/>
-        </w:rPr>
-        <w:t xml:space="preserve">Draft for discussion, July 2026. Policy statements will be populated in HelioCampus prior to submission.</w:t>
-      </w:r>
-    </w:p>
-    <w:p>
-      <w:pPr>
         <w:pStyle w:val="Heading1"/>
+        <w:keepNext/>
         <w:spacing w:after="120" w:before="260"/>
+        <w:outlineLvl w:val="0"/>
       </w:pPr>
       <w:r>
         <w:rPr>
@@ -273,13 +260,15 @@
           <w:sz w:val="22"/>
           <w:szCs w:val="22"/>
         </w:rPr>
-        <w:t xml:space="preserve">On completion of this course, students will be able to do the following. Bracketed tags reference LENS Educational Objectives (LEOs), the concentration-level objective tier held at the program level. PLO alignment is inherited from the program-level PLO-to-LEO support map rather than asserted course by course. This course serves LEO-1 (Systems Thinking and Analysis; competency name: Systems Analysis) and LEO-2 (Learning Engineering Design and Implementation; competency name: Iterative Development).</w:t>
+        <w:t xml:space="preserve">On completion of this course, students will be able to do the following. Each course learning objective is aligned to the Learning Design and Technology program learning objectives it serves, at subobjective grain, in the table below.</w:t>
       </w:r>
     </w:p>
     <w:p>
       <w:pPr>
         <w:pStyle w:val="Heading1"/>
+        <w:keepNext/>
         <w:spacing w:after="120" w:before="260"/>
+        <w:outlineLvl w:val="0"/>
       </w:pPr>
       <w:r>
         <w:rPr>
@@ -311,6 +300,9 @@
         <w:gridCol w:w="3360"/>
       </w:tblGrid>
       <w:tr>
+        <w:trPr>
+          <w:tblHeader/>
+        </w:trPr>
         <w:tc>
           <w:tcPr>
             <w:tcW w:type="dxa" w:w="3900"/>
@@ -414,7 +406,7 @@
                 <w:sz w:val="20"/>
                 <w:szCs w:val="20"/>
               </w:rPr>
-              <w:t xml:space="preserve">CLO 1. Define capability as the interface between what a system requires of its human operators and the impact of that system, and decompose a system performance requirement into measurable human capability requirements. [LEO 1.1]</w:t>
+              <w:t xml:space="preserve">CLO 1. Define capability as the interface between what a system requires of its people and the impact it delivers, and decompose a performance requirement into measurable capability requirements, for a learning environment or an operational system.</w:t>
             </w:r>
           </w:p>
         </w:tc>
@@ -462,7 +454,7 @@
                 <w:sz w:val="20"/>
                 <w:szCs w:val="20"/>
               </w:rPr>
-              <w:t xml:space="preserve">Assignment 1: Capability Analysis</w:t>
+              <w:t xml:space="preserve">Assignment 1: Capability Measurement Plan</w:t>
             </w:r>
           </w:p>
         </w:tc>
@@ -488,7 +480,7 @@
                 <w:sz w:val="20"/>
                 <w:szCs w:val="20"/>
               </w:rPr>
-              <w:t xml:space="preserve">CLO 2. Model a learning environment and its host operational system as interacting systems with defined components, interfaces, and feedback loops. [LEO 1.2]</w:t>
+              <w:t xml:space="preserve">CLO 2. Apply learning sciences principles (cognitive, motivational, sociocultural) to the design of a capability intervention under a real constraint.</w:t>
             </w:r>
           </w:p>
         </w:tc>
@@ -512,7 +504,7 @@
                 <w:sz w:val="20"/>
                 <w:szCs w:val="20"/>
               </w:rPr>
-              <w:t xml:space="preserve">PLO 2.2</w:t>
+              <w:t xml:space="preserve">PLO 1.1; PLO 1.4; PLO 1.5</w:t>
             </w:r>
           </w:p>
         </w:tc>
@@ -536,7 +528,7 @@
                 <w:sz w:val="20"/>
                 <w:szCs w:val="20"/>
               </w:rPr>
-              <w:t xml:space="preserve">Assignment 1: Capability Analysis</w:t>
+              <w:t xml:space="preserve">Assignment 2: Iteration Cycle Report</w:t>
             </w:r>
           </w:p>
         </w:tc>
@@ -562,7 +554,7 @@
                 <w:sz w:val="20"/>
                 <w:szCs w:val="20"/>
               </w:rPr>
-              <w:t xml:space="preserve">CLO 3. Apply systems engineering lifecycle models to locate where capability development decisions occur across a system's life. [LEO 1.3]</w:t>
+              <w:t xml:space="preserve">CLO 3. Represent a learning environment and its host system as interacting components with defined interfaces and feedback loops, and locate where capability decisions occur.</w:t>
             </w:r>
           </w:p>
         </w:tc>
@@ -586,7 +578,7 @@
                 <w:sz w:val="20"/>
                 <w:szCs w:val="20"/>
               </w:rPr>
-              <w:t xml:space="preserve">PLO 1.3; PLO 2.2</w:t>
+              <w:t xml:space="preserve">PLO 2.2</w:t>
             </w:r>
           </w:p>
         </w:tc>
@@ -610,7 +602,7 @@
                 <w:sz w:val="20"/>
                 <w:szCs w:val="20"/>
               </w:rPr>
-              <w:t xml:space="preserve">Assignment 1: Capability Analysis</w:t>
+              <w:t xml:space="preserve">Assignment 1: Capability Measurement Plan</w:t>
             </w:r>
           </w:p>
         </w:tc>
@@ -636,7 +628,7 @@
                 <w:sz w:val="20"/>
                 <w:szCs w:val="20"/>
               </w:rPr>
-              <w:t xml:space="preserve">CLO 4. Apply learning sciences principles (cognitive, motivational, sociocultural) to the design of capability interventions under operational constraints. [LEO 2.1]</w:t>
+              <w:t xml:space="preserve">CLO 4. Specify what would count as evidence of a capability before building what develops it, and design a measurement plan that could produce that evidence.</w:t>
             </w:r>
           </w:p>
         </w:tc>
@@ -660,7 +652,7 @@
                 <w:sz w:val="20"/>
                 <w:szCs w:val="20"/>
               </w:rPr>
-              <w:t xml:space="preserve">PLO 1.1; PLO 1.4; PLO 1.5</w:t>
+              <w:t xml:space="preserve">PLO 6.1; PLO 6.4</w:t>
             </w:r>
           </w:p>
         </w:tc>
@@ -684,7 +676,7 @@
                 <w:sz w:val="20"/>
                 <w:szCs w:val="20"/>
               </w:rPr>
-              <w:t xml:space="preserve">Assignment 2: Iteration Cycle Report</w:t>
+              <w:t xml:space="preserve">Assignment 1: Capability Measurement Plan</w:t>
             </w:r>
           </w:p>
         </w:tc>
@@ -710,7 +702,7 @@
                 <w:sz w:val="20"/>
                 <w:szCs w:val="20"/>
               </w:rPr>
-              <w:t xml:space="preserve">CLO 5. Execute one complete iteration cycle (design, instrument, evaluate, refine) on a bounded capability problem, and narrate and defend the iteration in first person, documenting the revision of the problem framing. [LEO 2.2, 2.3, 2.5]</w:t>
+              <w:t xml:space="preserve">CLO 5. Execute one complete iteration cycle (design, instrument, evaluate, refine) on a bounded capability problem, and communicate the iteration and its evidence to a mixed technical and non-technical audience.</w:t>
             </w:r>
           </w:p>
         </w:tc>
@@ -734,7 +726,7 @@
                 <w:sz w:val="20"/>
                 <w:szCs w:val="20"/>
               </w:rPr>
-              <w:t xml:space="preserve">PLO 1.5; PLO 2.2; PLO 3.3</w:t>
+              <w:t xml:space="preserve">PLO 1.5; PLO 2.2; PLO 3.2; PLO 4.2 †; PLO 6.2</w:t>
             </w:r>
           </w:p>
         </w:tc>
@@ -758,155 +750,7 @@
                 <w:sz w:val="20"/>
                 <w:szCs w:val="20"/>
               </w:rPr>
-              <w:t xml:space="preserve">Assignment 2: Iteration Cycle Report</w:t>
-            </w:r>
-          </w:p>
-        </w:tc>
-      </w:tr>
-      <w:tr>
-        <w:tc>
-          <w:tcPr>
-            <w:tcW w:type="dxa" w:w="3900"/>
-            <w:tcMar>
-              <w:top w:type="dxa" w:w="60"/>
-              <w:left w:type="dxa" w:w="100"/>
-              <w:bottom w:type="dxa" w:w="60"/>
-              <w:right w:type="dxa" w:w="100"/>
-            </w:tcMar>
-          </w:tcPr>
-          <w:p>
-            <w:pPr>
-              <w:spacing w:after="0"/>
-            </w:pPr>
-            <w:r>
-              <w:rPr>
-                <w:rFonts w:ascii="Calibri" w:cs="Calibri" w:eastAsia="Calibri" w:hAnsi="Calibri"/>
-                <w:sz w:val="20"/>
-                <w:szCs w:val="20"/>
-              </w:rPr>
-              <w:t xml:space="preserve">CLO 6. Analyze a documented coupling failure between learning investment and operational outcome, and communicate the analysis to a mixed technical and non-technical audience. [LEO 1.4]</w:t>
-            </w:r>
-          </w:p>
-        </w:tc>
-        <w:tc>
-          <w:tcPr>
-            <w:tcW w:type="dxa" w:w="2100"/>
-            <w:tcMar>
-              <w:top w:type="dxa" w:w="60"/>
-              <w:left w:type="dxa" w:w="100"/>
-              <w:bottom w:type="dxa" w:w="60"/>
-              <w:right w:type="dxa" w:w="100"/>
-            </w:tcMar>
-          </w:tcPr>
-          <w:p>
-            <w:pPr>
-              <w:spacing w:after="0"/>
-            </w:pPr>
-            <w:r>
-              <w:rPr>
-                <w:rFonts w:ascii="Calibri" w:cs="Calibri" w:eastAsia="Calibri" w:hAnsi="Calibri"/>
-                <w:sz w:val="20"/>
-                <w:szCs w:val="20"/>
-              </w:rPr>
-              <w:t xml:space="preserve">PLO 3.2; PLO 4.2 †</w:t>
-            </w:r>
-          </w:p>
-        </w:tc>
-        <w:tc>
-          <w:tcPr>
-            <w:tcW w:type="dxa" w:w="3360"/>
-            <w:tcMar>
-              <w:top w:type="dxa" w:w="60"/>
-              <w:left w:type="dxa" w:w="100"/>
-              <w:bottom w:type="dxa" w:w="60"/>
-              <w:right w:type="dxa" w:w="100"/>
-            </w:tcMar>
-          </w:tcPr>
-          <w:p>
-            <w:pPr>
-              <w:spacing w:after="0"/>
-            </w:pPr>
-            <w:r>
-              <w:rPr>
-                <w:rFonts w:ascii="Calibri" w:cs="Calibri" w:eastAsia="Calibri" w:hAnsi="Calibri"/>
-                <w:sz w:val="20"/>
-                <w:szCs w:val="20"/>
-              </w:rPr>
-              <w:t xml:space="preserve">Final: Integrated Analysis and Briefing</w:t>
-            </w:r>
-          </w:p>
-        </w:tc>
-      </w:tr>
-      <w:tr>
-        <w:tc>
-          <w:tcPr>
-            <w:tcW w:type="dxa" w:w="3900"/>
-            <w:tcMar>
-              <w:top w:type="dxa" w:w="60"/>
-              <w:left w:type="dxa" w:w="100"/>
-              <w:bottom w:type="dxa" w:w="60"/>
-              <w:right w:type="dxa" w:w="100"/>
-            </w:tcMar>
-          </w:tcPr>
-          <w:p>
-            <w:pPr>
-              <w:spacing w:after="0"/>
-            </w:pPr>
-            <w:r>
-              <w:rPr>
-                <w:rFonts w:ascii="Calibri" w:cs="Calibri" w:eastAsia="Calibri" w:hAnsi="Calibri"/>
-                <w:sz w:val="20"/>
-                <w:szCs w:val="20"/>
-              </w:rPr>
-              <w:t xml:space="preserve">CLO 7. Apply the governance-objection diagnostic: distinguish a governance objection that good design can dissolve from one that correctly signals the system should not deploy. [LEO 1.5]</w:t>
-            </w:r>
-          </w:p>
-        </w:tc>
-        <w:tc>
-          <w:tcPr>
-            <w:tcW w:type="dxa" w:w="2100"/>
-            <w:tcMar>
-              <w:top w:type="dxa" w:w="60"/>
-              <w:left w:type="dxa" w:w="100"/>
-              <w:bottom w:type="dxa" w:w="60"/>
-              <w:right w:type="dxa" w:w="100"/>
-            </w:tcMar>
-          </w:tcPr>
-          <w:p>
-            <w:pPr>
-              <w:spacing w:after="0"/>
-            </w:pPr>
-            <w:r>
-              <w:rPr>
-                <w:rFonts w:ascii="Calibri" w:cs="Calibri" w:eastAsia="Calibri" w:hAnsi="Calibri"/>
-                <w:sz w:val="20"/>
-                <w:szCs w:val="20"/>
-              </w:rPr>
-              <w:t xml:space="preserve">PLO 2.2; PLO 2.3</w:t>
-            </w:r>
-          </w:p>
-        </w:tc>
-        <w:tc>
-          <w:tcPr>
-            <w:tcW w:type="dxa" w:w="3360"/>
-            <w:tcMar>
-              <w:top w:type="dxa" w:w="60"/>
-              <w:left w:type="dxa" w:w="100"/>
-              <w:bottom w:type="dxa" w:w="60"/>
-              <w:right w:type="dxa" w:w="100"/>
-            </w:tcMar>
-          </w:tcPr>
-          <w:p>
-            <w:pPr>
-              <w:spacing w:after="0"/>
-            </w:pPr>
-            <w:r>
-              <w:rPr>
-                <w:rFonts w:ascii="Calibri" w:cs="Calibri" w:eastAsia="Calibri" w:hAnsi="Calibri"/>
-                <w:sz w:val="20"/>
-                <w:szCs w:val="20"/>
-              </w:rPr>
-              <w:t xml:space="preserve">Final: Integrated Analysis and Briefing; Dispositions Portfolio</w:t>
+              <w:t xml:space="preserve">Assignment 2: Iteration Cycle Report; Final: Iteration Briefing</w:t>
             </w:r>
           </w:p>
         </w:tc>
@@ -924,13 +768,15 @@
           <w:sz w:val="18"/>
           <w:szCs w:val="18"/>
         </w:rPr>
-        <w:t xml:space="preserve">† PLO 4.2 is carried by this course's final briefing, which is delivered to a mixed technical and non-technical audience. LEN 1 is listed as PLO-1, PLO-2, PLO-3 in the course mapping of record (LENS Objectives and Course Mapping, v2.3, §5.2, §6.1, §6.3); PLO-4 is added here, and the corresponding edit to that document is pending in the open program-owner round-trip.</w:t>
+        <w:t xml:space="preserve">† PLO 4.2 is carried directly by this course's final briefing, which is delivered to a mixed technical and non-technical audience. The course mapping of record (LENS Objectives and Course Mapping, §5.2) lists LEN 1 as PLO-1, PLO-2, PLO-3, PLO-4, PLO-6 as of the September 2026 redesign.</w:t>
       </w:r>
     </w:p>
     <w:p>
       <w:pPr>
         <w:pStyle w:val="Heading1"/>
+        <w:keepNext/>
         <w:spacing w:after="120" w:before="260"/>
+        <w:outlineLvl w:val="0"/>
       </w:pPr>
       <w:r>
         <w:rPr>
@@ -954,7 +800,643 @@
           <w:sz w:val="22"/>
           <w:szCs w:val="22"/>
         </w:rPr>
-        <w:t xml:space="preserve">Upon successful completion of the LDT program, graduates will demonstrate competence in six areas. This course carries the sub-objectives listed in the alignment table above.</w:t>
+        <w:t xml:space="preserve">Upon successful completion of the Learning Design and Technology program, graduates will demonstrate competence in six areas. All six are listed below at subobjective grain. The subobjectives this course carries are marked with a bullet and appear in the alignment table above; the remainder are carried elsewhere in the program.</w:t>
+      </w:r>
+    </w:p>
+    <w:p>
+      <w:pPr>
+        <w:keepNext/>
+        <w:keepLines/>
+        <w:spacing w:after="40" w:before="160"/>
+      </w:pPr>
+      <w:r>
+        <w:rPr>
+          <w:rFonts w:ascii="Calibri" w:cs="Calibri" w:eastAsia="Calibri" w:hAnsi="Calibri"/>
+          <w:b/>
+          <w:bCs/>
+          <w:sz w:val="22"/>
+          <w:szCs w:val="22"/>
+        </w:rPr>
+        <w:t xml:space="preserve">PLO 1. Theory and Evidence in the Design of Experiences and Solutions</w:t>
+      </w:r>
+    </w:p>
+    <w:p>
+      <w:pPr>
+        <w:keepNext/>
+        <w:keepLines/>
+        <w:spacing w:after="60"/>
+      </w:pPr>
+      <w:r>
+        <w:rPr>
+          <w:rFonts w:ascii="Calibri" w:cs="Calibri" w:eastAsia="Calibri" w:hAnsi="Calibri"/>
+          <w:i/>
+          <w:iCs/>
+          <w:sz w:val="20"/>
+          <w:szCs w:val="20"/>
+        </w:rPr>
+        <w:t xml:space="preserve">Integration of theoretical and empirical evidence from the learning sciences, media, and technology to design effective digital learning experiences and solutions.</w:t>
+      </w:r>
+    </w:p>
+    <w:p>
+      <w:pPr>
+        <w:spacing w:after="40"/>
+        <w:ind w:left="400" w:hanging="240"/>
+      </w:pPr>
+      <w:r>
+        <w:rPr>
+          <w:rFonts w:ascii="Calibri" w:cs="Calibri" w:eastAsia="Calibri" w:hAnsi="Calibri"/>
+          <w:b/>
+          <w:bCs/>
+          <w:sz w:val="20"/>
+          <w:szCs w:val="20"/>
+        </w:rPr>
+        <w:t xml:space="preserve">● 1.1  Describe and differentiate theories and ideas from the learning sciences, motivation, and media/technology.</w:t>
+      </w:r>
+    </w:p>
+    <w:p>
+      <w:pPr>
+        <w:spacing w:after="40"/>
+        <w:ind w:left="400" w:hanging="240"/>
+      </w:pPr>
+      <w:r>
+        <w:rPr>
+          <w:rFonts w:ascii="Calibri" w:cs="Calibri" w:eastAsia="Calibri" w:hAnsi="Calibri"/>
+          <w:b w:val="false"/>
+          <w:bCs w:val="false"/>
+          <w:sz w:val="20"/>
+          <w:szCs w:val="20"/>
+        </w:rPr>
+        <w:t xml:space="preserve">1.2  Use a variety of digital technologies to develop learning experiences or solutions for different learning environments and learners.</w:t>
+      </w:r>
+    </w:p>
+    <w:p>
+      <w:pPr>
+        <w:spacing w:after="40"/>
+        <w:ind w:left="400" w:hanging="240"/>
+      </w:pPr>
+      <w:r>
+        <w:rPr>
+          <w:rFonts w:ascii="Calibri" w:cs="Calibri" w:eastAsia="Calibri" w:hAnsi="Calibri"/>
+          <w:b/>
+          <w:bCs/>
+          <w:sz w:val="20"/>
+          <w:szCs w:val="20"/>
+        </w:rPr>
+        <w:t xml:space="preserve">● 1.3  Analyze and evaluate design options to identify appropriate and applicable theories and practices to accomplish intended instructional outcomes in a given context and for a learner population.</w:t>
+      </w:r>
+    </w:p>
+    <w:p>
+      <w:pPr>
+        <w:spacing w:after="40"/>
+        <w:ind w:left="400" w:hanging="240"/>
+      </w:pPr>
+      <w:r>
+        <w:rPr>
+          <w:rFonts w:ascii="Calibri" w:cs="Calibri" w:eastAsia="Calibri" w:hAnsi="Calibri"/>
+          <w:b/>
+          <w:bCs/>
+          <w:sz w:val="20"/>
+          <w:szCs w:val="20"/>
+        </w:rPr>
+        <w:t xml:space="preserve">● 1.4  Justify design and deployment decisions based on theory, ideas, models, or evidence.</w:t>
+      </w:r>
+    </w:p>
+    <w:p>
+      <w:pPr>
+        <w:spacing w:after="40"/>
+        <w:ind w:left="400" w:hanging="240"/>
+      </w:pPr>
+      <w:r>
+        <w:rPr>
+          <w:rFonts w:ascii="Calibri" w:cs="Calibri" w:eastAsia="Calibri" w:hAnsi="Calibri"/>
+          <w:b/>
+          <w:bCs/>
+          <w:sz w:val="20"/>
+          <w:szCs w:val="20"/>
+        </w:rPr>
+        <w:t xml:space="preserve">● 1.5  Design, develop, and deploy digital education solutions grounded in ideas and theories from the learning sciences, motivation, and media/technology.</w:t>
+      </w:r>
+    </w:p>
+    <w:p>
+      <w:pPr>
+        <w:keepNext/>
+        <w:keepLines/>
+        <w:spacing w:after="40" w:before="160"/>
+      </w:pPr>
+      <w:r>
+        <w:rPr>
+          <w:rFonts w:ascii="Calibri" w:cs="Calibri" w:eastAsia="Calibri" w:hAnsi="Calibri"/>
+          <w:b/>
+          <w:bCs/>
+          <w:sz w:val="22"/>
+          <w:szCs w:val="22"/>
+        </w:rPr>
+        <w:t xml:space="preserve">PLO 2. Ethical and Human-Centered Learning Solutions</w:t>
+      </w:r>
+    </w:p>
+    <w:p>
+      <w:pPr>
+        <w:keepNext/>
+        <w:keepLines/>
+        <w:spacing w:after="60"/>
+      </w:pPr>
+      <w:r>
+        <w:rPr>
+          <w:rFonts w:ascii="Calibri" w:cs="Calibri" w:eastAsia="Calibri" w:hAnsi="Calibri"/>
+          <w:i/>
+          <w:iCs/>
+          <w:sz w:val="20"/>
+          <w:szCs w:val="20"/>
+        </w:rPr>
+        <w:t xml:space="preserve">Creation of learning solutions that are ethical, inclusive, and focused on the diverse needs of learners, adhering to best practices and industry standards.</w:t>
+      </w:r>
+    </w:p>
+    <w:p>
+      <w:pPr>
+        <w:spacing w:after="40"/>
+        <w:ind w:left="400" w:hanging="240"/>
+      </w:pPr>
+      <w:r>
+        <w:rPr>
+          <w:rFonts w:ascii="Calibri" w:cs="Calibri" w:eastAsia="Calibri" w:hAnsi="Calibri"/>
+          <w:b w:val="false"/>
+          <w:bCs w:val="false"/>
+          <w:sz w:val="20"/>
+          <w:szCs w:val="20"/>
+        </w:rPr>
+        <w:t xml:space="preserve">2.1  Identify and distinguish among diverse learner needs and incorporate these considerations into technology-supported learning experiences and solutions.</w:t>
+      </w:r>
+    </w:p>
+    <w:p>
+      <w:pPr>
+        <w:spacing w:after="40"/>
+        <w:ind w:left="400" w:hanging="240"/>
+      </w:pPr>
+      <w:r>
+        <w:rPr>
+          <w:rFonts w:ascii="Calibri" w:cs="Calibri" w:eastAsia="Calibri" w:hAnsi="Calibri"/>
+          <w:b/>
+          <w:bCs/>
+          <w:sz w:val="20"/>
+          <w:szCs w:val="20"/>
+        </w:rPr>
+        <w:t xml:space="preserve">● 2.2  Apply systematic models and systems thinking to create ethical, learner-focused digital tools and curricula.</w:t>
+      </w:r>
+    </w:p>
+    <w:p>
+      <w:pPr>
+        <w:spacing w:after="40"/>
+        <w:ind w:left="400" w:hanging="240"/>
+      </w:pPr>
+      <w:r>
+        <w:rPr>
+          <w:rFonts w:ascii="Calibri" w:cs="Calibri" w:eastAsia="Calibri" w:hAnsi="Calibri"/>
+          <w:b w:val="false"/>
+          <w:bCs w:val="false"/>
+          <w:sz w:val="20"/>
+          <w:szCs w:val="20"/>
+        </w:rPr>
+        <w:t xml:space="preserve">2.3  Evaluate learning solutions to ensure they advance equity and inclusivity across varied contexts.</w:t>
+      </w:r>
+    </w:p>
+    <w:p>
+      <w:pPr>
+        <w:spacing w:after="40"/>
+        <w:ind w:left="400" w:hanging="240"/>
+      </w:pPr>
+      <w:r>
+        <w:rPr>
+          <w:rFonts w:ascii="Calibri" w:cs="Calibri" w:eastAsia="Calibri" w:hAnsi="Calibri"/>
+          <w:b w:val="false"/>
+          <w:bCs w:val="false"/>
+          <w:sz w:val="20"/>
+          <w:szCs w:val="20"/>
+        </w:rPr>
+        <w:t xml:space="preserve">2.4  Design and develop accessible, inclusive, and flexible technology-supported learning experiences or solutions.</w:t>
+      </w:r>
+    </w:p>
+    <w:p>
+      <w:pPr>
+        <w:keepNext/>
+        <w:keepLines/>
+        <w:spacing w:after="40" w:before="160"/>
+      </w:pPr>
+      <w:r>
+        <w:rPr>
+          <w:rFonts w:ascii="Calibri" w:cs="Calibri" w:eastAsia="Calibri" w:hAnsi="Calibri"/>
+          <w:b/>
+          <w:bCs/>
+          <w:sz w:val="22"/>
+          <w:szCs w:val="22"/>
+        </w:rPr>
+        <w:t xml:space="preserve">PLO 3. Collaboration and Leadership in Educational Technology</w:t>
+      </w:r>
+    </w:p>
+    <w:p>
+      <w:pPr>
+        <w:keepNext/>
+        <w:keepLines/>
+        <w:spacing w:after="60"/>
+      </w:pPr>
+      <w:r>
+        <w:rPr>
+          <w:rFonts w:ascii="Calibri" w:cs="Calibri" w:eastAsia="Calibri" w:hAnsi="Calibri"/>
+          <w:i/>
+          <w:iCs/>
+          <w:sz w:val="20"/>
+          <w:szCs w:val="20"/>
+        </w:rPr>
+        <w:t xml:space="preserve">Effective collaboration with stakeholders and leadership in the design, implementation, and evaluation of educational technology solutions.</w:t>
+      </w:r>
+    </w:p>
+    <w:p>
+      <w:pPr>
+        <w:spacing w:after="40"/>
+        <w:ind w:left="400" w:hanging="240"/>
+      </w:pPr>
+      <w:r>
+        <w:rPr>
+          <w:rFonts w:ascii="Calibri" w:cs="Calibri" w:eastAsia="Calibri" w:hAnsi="Calibri"/>
+          <w:b w:val="false"/>
+          <w:bCs w:val="false"/>
+          <w:sz w:val="20"/>
+          <w:szCs w:val="20"/>
+        </w:rPr>
+        <w:t xml:space="preserve">3.1  Collaborate with various involved and interested parties in a constructive, professional, and respectful way.</w:t>
+      </w:r>
+    </w:p>
+    <w:p>
+      <w:pPr>
+        <w:spacing w:after="40"/>
+        <w:ind w:left="400" w:hanging="240"/>
+      </w:pPr>
+      <w:r>
+        <w:rPr>
+          <w:rFonts w:ascii="Calibri" w:cs="Calibri" w:eastAsia="Calibri" w:hAnsi="Calibri"/>
+          <w:b/>
+          <w:bCs/>
+          <w:sz w:val="20"/>
+          <w:szCs w:val="20"/>
+        </w:rPr>
+        <w:t xml:space="preserve">● 3.2  Communicate shared visions for technology-supported solutions.</w:t>
+      </w:r>
+    </w:p>
+    <w:p>
+      <w:pPr>
+        <w:spacing w:after="40"/>
+        <w:ind w:left="400" w:hanging="240"/>
+      </w:pPr>
+      <w:r>
+        <w:rPr>
+          <w:rFonts w:ascii="Calibri" w:cs="Calibri" w:eastAsia="Calibri" w:hAnsi="Calibri"/>
+          <w:b w:val="false"/>
+          <w:bCs w:val="false"/>
+          <w:sz w:val="20"/>
+          <w:szCs w:val="20"/>
+        </w:rPr>
+        <w:t xml:space="preserve">3.3  Lead efforts to ensure the quality of technology-supported learning experiences.</w:t>
+      </w:r>
+    </w:p>
+    <w:p>
+      <w:pPr>
+        <w:spacing w:after="40"/>
+        <w:ind w:left="400" w:hanging="240"/>
+      </w:pPr>
+      <w:r>
+        <w:rPr>
+          <w:rFonts w:ascii="Calibri" w:cs="Calibri" w:eastAsia="Calibri" w:hAnsi="Calibri"/>
+          <w:b w:val="false"/>
+          <w:bCs w:val="false"/>
+          <w:sz w:val="20"/>
+          <w:szCs w:val="20"/>
+        </w:rPr>
+        <w:t xml:space="preserve">3.4  Lead ongoing evaluation efforts to continuously improve the selection and implementation of technologies and technology-based solutions.</w:t>
+      </w:r>
+    </w:p>
+    <w:p>
+      <w:pPr>
+        <w:spacing w:after="40"/>
+        <w:ind w:left="400" w:hanging="240"/>
+      </w:pPr>
+      <w:r>
+        <w:rPr>
+          <w:rFonts w:ascii="Calibri" w:cs="Calibri" w:eastAsia="Calibri" w:hAnsi="Calibri"/>
+          <w:b w:val="false"/>
+          <w:bCs w:val="false"/>
+          <w:sz w:val="20"/>
+          <w:szCs w:val="20"/>
+        </w:rPr>
+        <w:t xml:space="preserve">3.5  Collaborate and lead to develop evidence-based solutions to address instructional and/or programmatic needs using a variety of appropriate educational technologies and techniques.</w:t>
+      </w:r>
+    </w:p>
+    <w:p>
+      <w:pPr>
+        <w:keepNext/>
+        <w:keepLines/>
+        <w:spacing w:after="40" w:before="160"/>
+      </w:pPr>
+      <w:r>
+        <w:rPr>
+          <w:rFonts w:ascii="Calibri" w:cs="Calibri" w:eastAsia="Calibri" w:hAnsi="Calibri"/>
+          <w:b/>
+          <w:bCs/>
+          <w:sz w:val="22"/>
+          <w:szCs w:val="22"/>
+        </w:rPr>
+        <w:t xml:space="preserve">PLO 4. Communication Competence</w:t>
+      </w:r>
+    </w:p>
+    <w:p>
+      <w:pPr>
+        <w:keepNext/>
+        <w:keepLines/>
+        <w:spacing w:after="60"/>
+      </w:pPr>
+      <w:r>
+        <w:rPr>
+          <w:rFonts w:ascii="Calibri" w:cs="Calibri" w:eastAsia="Calibri" w:hAnsi="Calibri"/>
+          <w:i/>
+          <w:iCs/>
+          <w:sz w:val="20"/>
+          <w:szCs w:val="20"/>
+        </w:rPr>
+        <w:t xml:space="preserve">Communicating design and pedagogical decisions effectively using various media and tailored to diverse audiences.</w:t>
+      </w:r>
+    </w:p>
+    <w:p>
+      <w:pPr>
+        <w:spacing w:after="40"/>
+        <w:ind w:left="400" w:hanging="240"/>
+      </w:pPr>
+      <w:r>
+        <w:rPr>
+          <w:rFonts w:ascii="Calibri" w:cs="Calibri" w:eastAsia="Calibri" w:hAnsi="Calibri"/>
+          <w:b w:val="false"/>
+          <w:bCs w:val="false"/>
+          <w:sz w:val="20"/>
+          <w:szCs w:val="20"/>
+        </w:rPr>
+        <w:t xml:space="preserve">4.1  Craft effective messages using appropriate media in written, verbal, and visual modalities.</w:t>
+      </w:r>
+    </w:p>
+    <w:p>
+      <w:pPr>
+        <w:spacing w:after="40"/>
+        <w:ind w:left="400" w:hanging="240"/>
+      </w:pPr>
+      <w:r>
+        <w:rPr>
+          <w:rFonts w:ascii="Calibri" w:cs="Calibri" w:eastAsia="Calibri" w:hAnsi="Calibri"/>
+          <w:b/>
+          <w:bCs/>
+          <w:sz w:val="20"/>
+          <w:szCs w:val="20"/>
+        </w:rPr>
+        <w:t xml:space="preserve">● 4.2  Articulate and justify pedagogical, design, and development decisions to diverse audiences.</w:t>
+      </w:r>
+    </w:p>
+    <w:p>
+      <w:pPr>
+        <w:spacing w:after="40"/>
+        <w:ind w:left="400" w:hanging="240"/>
+      </w:pPr>
+      <w:r>
+        <w:rPr>
+          <w:rFonts w:ascii="Calibri" w:cs="Calibri" w:eastAsia="Calibri" w:hAnsi="Calibri"/>
+          <w:b w:val="false"/>
+          <w:bCs w:val="false"/>
+          <w:sz w:val="20"/>
+          <w:szCs w:val="20"/>
+        </w:rPr>
+        <w:t xml:space="preserve">4.3  Communicate effectively with all invested parties to facilitate the design and development of learning products and solutions.</w:t>
+      </w:r>
+    </w:p>
+    <w:p>
+      <w:pPr>
+        <w:keepNext/>
+        <w:keepLines/>
+        <w:spacing w:after="40" w:before="160"/>
+      </w:pPr>
+      <w:r>
+        <w:rPr>
+          <w:rFonts w:ascii="Calibri" w:cs="Calibri" w:eastAsia="Calibri" w:hAnsi="Calibri"/>
+          <w:b/>
+          <w:bCs/>
+          <w:sz w:val="22"/>
+          <w:szCs w:val="22"/>
+        </w:rPr>
+        <w:t xml:space="preserve">PLO 5. Sociocultural Aspects of Educational Technology</w:t>
+      </w:r>
+    </w:p>
+    <w:p>
+      <w:pPr>
+        <w:keepNext/>
+        <w:keepLines/>
+        <w:spacing w:after="60"/>
+      </w:pPr>
+      <w:r>
+        <w:rPr>
+          <w:rFonts w:ascii="Calibri" w:cs="Calibri" w:eastAsia="Calibri" w:hAnsi="Calibri"/>
+          <w:i/>
+          <w:iCs/>
+          <w:sz w:val="20"/>
+          <w:szCs w:val="20"/>
+        </w:rPr>
+        <w:t xml:space="preserve">Analysis of sociocultural factors, including power dynamics and privilege, and development of solutions to mitigate inequities in the design and deployment of educational technology and technology-supported solutions.</w:t>
+      </w:r>
+    </w:p>
+    <w:p>
+      <w:pPr>
+        <w:spacing w:after="40"/>
+        <w:ind w:left="400" w:hanging="240"/>
+      </w:pPr>
+      <w:r>
+        <w:rPr>
+          <w:rFonts w:ascii="Calibri" w:cs="Calibri" w:eastAsia="Calibri" w:hAnsi="Calibri"/>
+          <w:b w:val="false"/>
+          <w:bCs w:val="false"/>
+          <w:sz w:val="20"/>
+          <w:szCs w:val="20"/>
+        </w:rPr>
+        <w:t xml:space="preserve">5.1  Analyze how socioeconomic systems influence technology adoption and evaluation.</w:t>
+      </w:r>
+    </w:p>
+    <w:p>
+      <w:pPr>
+        <w:spacing w:after="40"/>
+        <w:ind w:left="400" w:hanging="240"/>
+      </w:pPr>
+      <w:r>
+        <w:rPr>
+          <w:rFonts w:ascii="Calibri" w:cs="Calibri" w:eastAsia="Calibri" w:hAnsi="Calibri"/>
+          <w:b w:val="false"/>
+          <w:bCs w:val="false"/>
+          <w:sz w:val="20"/>
+          <w:szCs w:val="20"/>
+        </w:rPr>
+        <w:t xml:space="preserve">5.2  Evaluate power dynamics and privilege affecting educational technology designs and implementations.</w:t>
+      </w:r>
+    </w:p>
+    <w:p>
+      <w:pPr>
+        <w:spacing w:after="40"/>
+        <w:ind w:left="400" w:hanging="240"/>
+      </w:pPr>
+      <w:r>
+        <w:rPr>
+          <w:rFonts w:ascii="Calibri" w:cs="Calibri" w:eastAsia="Calibri" w:hAnsi="Calibri"/>
+          <w:b w:val="false"/>
+          <w:bCs w:val="false"/>
+          <w:sz w:val="20"/>
+          <w:szCs w:val="20"/>
+        </w:rPr>
+        <w:t xml:space="preserve">5.3  Develop solutions to address and prevent injustices through educational technology designs and implementations.</w:t>
+      </w:r>
+    </w:p>
+    <w:p>
+      <w:pPr>
+        <w:spacing w:after="40"/>
+        <w:ind w:left="400" w:hanging="240"/>
+      </w:pPr>
+      <w:r>
+        <w:rPr>
+          <w:rFonts w:ascii="Calibri" w:cs="Calibri" w:eastAsia="Calibri" w:hAnsi="Calibri"/>
+          <w:b w:val="false"/>
+          <w:bCs w:val="false"/>
+          <w:sz w:val="20"/>
+          <w:szCs w:val="20"/>
+        </w:rPr>
+        <w:t xml:space="preserve">5.4  Design and develop equitable, inclusive, and accessible technology-supported systems, processes, and products.</w:t>
+      </w:r>
+    </w:p>
+    <w:p>
+      <w:pPr>
+        <w:keepNext/>
+        <w:keepLines/>
+        <w:spacing w:after="40" w:before="160"/>
+      </w:pPr>
+      <w:r>
+        <w:rPr>
+          <w:rFonts w:ascii="Calibri" w:cs="Calibri" w:eastAsia="Calibri" w:hAnsi="Calibri"/>
+          <w:b/>
+          <w:bCs/>
+          <w:sz w:val="22"/>
+          <w:szCs w:val="22"/>
+        </w:rPr>
+        <w:t xml:space="preserve">PLO 6. Data-Informed Learning Design, Implementation, and Evaluation</w:t>
+      </w:r>
+    </w:p>
+    <w:p>
+      <w:pPr>
+        <w:keepNext/>
+        <w:keepLines/>
+        <w:spacing w:after="60"/>
+      </w:pPr>
+      <w:r>
+        <w:rPr>
+          <w:rFonts w:ascii="Calibri" w:cs="Calibri" w:eastAsia="Calibri" w:hAnsi="Calibri"/>
+          <w:i/>
+          <w:iCs/>
+          <w:sz w:val="20"/>
+          <w:szCs w:val="20"/>
+        </w:rPr>
+        <w:t xml:space="preserve">Using data to inform the design, development, and evaluation of learning experiences and technology-supported solutions, ensuring continuous improvement through evidence-based decision-making.</w:t>
+      </w:r>
+    </w:p>
+    <w:p>
+      <w:pPr>
+        <w:spacing w:after="40"/>
+        <w:ind w:left="400" w:hanging="240"/>
+      </w:pPr>
+      <w:r>
+        <w:rPr>
+          <w:rFonts w:ascii="Calibri" w:cs="Calibri" w:eastAsia="Calibri" w:hAnsi="Calibri"/>
+          <w:b/>
+          <w:bCs/>
+          <w:sz w:val="20"/>
+          <w:szCs w:val="20"/>
+        </w:rPr>
+        <w:t xml:space="preserve">● 6.1  Collect data using a variety of evaluation and research methods to gain insights into learner and educator needs and tool effectiveness.</w:t>
+      </w:r>
+    </w:p>
+    <w:p>
+      <w:pPr>
+        <w:spacing w:after="40"/>
+        <w:ind w:left="400" w:hanging="240"/>
+      </w:pPr>
+      <w:r>
+        <w:rPr>
+          <w:rFonts w:ascii="Calibri" w:cs="Calibri" w:eastAsia="Calibri" w:hAnsi="Calibri"/>
+          <w:b/>
+          <w:bCs/>
+          <w:sz w:val="20"/>
+          <w:szCs w:val="20"/>
+        </w:rPr>
+        <w:t xml:space="preserve">● 6.2  Use data to revise designs, practices, and goals based on evaluation data for continuous improvement.</w:t>
+      </w:r>
+    </w:p>
+    <w:p>
+      <w:pPr>
+        <w:spacing w:after="40"/>
+        <w:ind w:left="400" w:hanging="240"/>
+      </w:pPr>
+      <w:r>
+        <w:rPr>
+          <w:rFonts w:ascii="Calibri" w:cs="Calibri" w:eastAsia="Calibri" w:hAnsi="Calibri"/>
+          <w:b w:val="false"/>
+          <w:bCs w:val="false"/>
+          <w:sz w:val="20"/>
+          <w:szCs w:val="20"/>
+        </w:rPr>
+        <w:t xml:space="preserve">6.3  Analyze educational data using qualitative, quantitative, and mixed methods.</w:t>
+      </w:r>
+    </w:p>
+    <w:p>
+      <w:pPr>
+        <w:spacing w:after="40"/>
+        <w:ind w:left="400" w:hanging="240"/>
+      </w:pPr>
+      <w:r>
+        <w:rPr>
+          <w:rFonts w:ascii="Calibri" w:cs="Calibri" w:eastAsia="Calibri" w:hAnsi="Calibri"/>
+          <w:b/>
+          <w:bCs/>
+          <w:sz w:val="20"/>
+          <w:szCs w:val="20"/>
+        </w:rPr>
+        <w:t xml:space="preserve">● 6.4  Design and implement comprehensive data collection and analysis efforts to inform decisions concerning design, development, delivery, and evaluation of programs, processes, and/or products.</w:t>
+      </w:r>
+    </w:p>
+    <w:p>
+      <w:pPr>
+        <w:pStyle w:val="Heading1"/>
+        <w:keepNext/>
+        <w:spacing w:after="120" w:before="260"/>
+        <w:outlineLvl w:val="0"/>
+      </w:pPr>
+      <w:r>
+        <w:rPr>
+          <w:rFonts w:ascii="Calibri" w:cs="Calibri" w:eastAsia="Calibri" w:hAnsi="Calibri"/>
+          <w:b/>
+          <w:bCs/>
+          <w:color w:val="000000"/>
+          <w:sz w:val="26"/>
+          <w:szCs w:val="26"/>
+        </w:rPr>
+        <w:t xml:space="preserve">Required Text and Other Materials</w:t>
+      </w:r>
+    </w:p>
+    <w:p>
+      <w:pPr>
+        <w:spacing w:after="100" w:before="0"/>
+      </w:pPr>
+      <w:r>
+        <w:rPr>
+          <w:rFonts w:ascii="Calibri" w:cs="Calibri" w:eastAsia="Calibri" w:hAnsi="Calibri"/>
+          <w:sz w:val="22"/>
+          <w:szCs w:val="22"/>
+        </w:rPr>
+        <w:t xml:space="preserve">The following texts are required. Chapter- and article-level readings are listed in short form in the Course Outline; the full reading list with editions, selections, and access links is provided in Canvas. All other readings are available through JHU library access or open sources. No text purchase beyond the title below is required.</w:t>
       </w:r>
     </w:p>
     <w:p>
@@ -972,7 +1454,25 @@
           <w:sz w:val="22"/>
           <w:szCs w:val="22"/>
         </w:rPr>
-        <w:t xml:space="preserve">PLO 1. Theory and Evidence in the Design of Experiences and Solutions. 1.1 Describe and differentiate theories and ideas from the learning sciences, motivation, and media/technology. 1.3 Analyze and evaluate design options to identify appropriate and applicable theories and practices to accomplish intended instructional outcomes in a given context and for a learner population. 1.4 Justify design and deployment decisions based on theory, ideas, models, or evidence. 1.5 Design, develop, and deploy digital education solutions grounded in ideas and theories from the learning sciences, motivation, and media/technology.</w:t>
+        <w:t xml:space="preserve">Goodell, J., &amp; Kolodner, J. (Eds.). (2023). Learning engineering toolkit: Evidence-based practices from the learning sciences, instructional design, and beyond. Routledge.</w:t>
+      </w:r>
+    </w:p>
+    <w:p>
+      <w:pPr>
+        <w:pStyle w:val="ListParagraph"/>
+        <w:numPr>
+          <w:ilvl w:val="1"/>
+          <w:numId w:val="1"/>
+        </w:numPr>
+        <w:spacing w:after="60"/>
+      </w:pPr>
+      <w:r>
+        <w:rPr>
+          <w:rFonts w:ascii="Calibri" w:cs="Calibri" w:eastAsia="Calibri" w:hAnsi="Calibri"/>
+          <w:sz w:val="20"/>
+          <w:szCs w:val="20"/>
+        </w:rPr>
+        <w:t xml:space="preserve">The Introduction, Chapter 1, and Chapter 2 are available as open access PDFs from Taylor &amp; Francis under a CC BY-NC-ND 4.0 license. Sawyer (2022) selections are provided through JHU library access; no purchase is required.</w:t>
       </w:r>
     </w:p>
     <w:p>
@@ -990,14 +1490,14 @@
           <w:sz w:val="22"/>
           <w:szCs w:val="22"/>
         </w:rPr>
-        <w:t xml:space="preserve">PLO 2. Ethical and Human-Centered Learning Solutions. 2.2 Apply systematic models and systems thinking to create ethical, learner-focused digital tools and curricula. 2.3 Evaluate learning solutions to ensure they advance equity and inclusivity across varied contexts.</w:t>
+        <w:t xml:space="preserve">LENS Capability Matters Casebook (course edition). Provided in Canvas.</w:t>
       </w:r>
     </w:p>
     <w:p>
       <w:pPr>
         <w:pStyle w:val="ListParagraph"/>
         <w:numPr>
-          <w:ilvl w:val="0"/>
+          <w:ilvl w:val="1"/>
           <w:numId w:val="1"/>
         </w:numPr>
         <w:spacing w:after="60"/>
@@ -1005,34 +1505,18 @@
       <w:r>
         <w:rPr>
           <w:rFonts w:ascii="Calibri" w:cs="Calibri" w:eastAsia="Calibri" w:hAnsi="Calibri"/>
-          <w:sz w:val="22"/>
-          <w:szCs w:val="22"/>
-        </w:rPr>
-        <w:t xml:space="preserve">PLO 3. Collaboration and Leadership in Educational Technology. 3.2 Communicate shared visions for technology-supported solutions. 3.3 Lead efforts to ensure the quality of technology-supported learning experiences.</w:t>
-      </w:r>
-    </w:p>
-    <w:p>
-      <w:pPr>
-        <w:pStyle w:val="ListParagraph"/>
-        <w:numPr>
-          <w:ilvl w:val="0"/>
-          <w:numId w:val="1"/>
-        </w:numPr>
-        <w:spacing w:after="60"/>
-      </w:pPr>
-      <w:r>
-        <w:rPr>
-          <w:rFonts w:ascii="Calibri" w:cs="Calibri" w:eastAsia="Calibri" w:hAnsi="Calibri"/>
-          <w:sz w:val="22"/>
-          <w:szCs w:val="22"/>
-        </w:rPr>
-        <w:t xml:space="preserve">PLO 4. Communication Competence. 4.2 Articulate and justify pedagogical, design, and development decisions to diverse audiences.</w:t>
+          <w:sz w:val="20"/>
+          <w:szCs w:val="20"/>
+        </w:rPr>
+        <w:t xml:space="preserve">Cases carry competency tags and evidence-tier flags; each is read with its tags.</w:t>
       </w:r>
     </w:p>
     <w:p>
       <w:pPr>
         <w:pStyle w:val="Heading1"/>
+        <w:keepNext/>
         <w:spacing w:after="120" w:before="260"/>
+        <w:outlineLvl w:val="0"/>
       </w:pPr>
       <w:r>
         <w:rPr>
@@ -1043,70 +1527,130 @@
           <w:sz w:val="26"/>
           <w:szCs w:val="26"/>
         </w:rPr>
-        <w:t xml:space="preserve">Required Text and Other Materials</w:t>
-      </w:r>
-    </w:p>
-    <w:p>
-      <w:pPr>
-        <w:spacing w:after="100" w:before="0"/>
-      </w:pPr>
-      <w:r>
-        <w:rPr>
-          <w:rFonts w:ascii="Calibri" w:cs="Calibri" w:eastAsia="Calibri" w:hAnsi="Calibri"/>
-          <w:sz w:val="22"/>
-          <w:szCs w:val="22"/>
-        </w:rPr>
-        <w:t xml:space="preserve">The following texts are required. Chapter- and article-level readings are listed in short form in the Course Outline; the full reading list with editions, selections, and access links is provided in Canvas. All other readings are available through JHU library access or open sources. No text purchase beyond the title below is required.</w:t>
-      </w:r>
-    </w:p>
-    <w:p>
-      <w:pPr>
-        <w:pStyle w:val="ListParagraph"/>
-        <w:numPr>
-          <w:ilvl w:val="0"/>
-          <w:numId w:val="1"/>
-        </w:numPr>
-        <w:spacing w:after="60"/>
-      </w:pPr>
-      <w:r>
-        <w:rPr>
-          <w:rFonts w:ascii="Calibri" w:cs="Calibri" w:eastAsia="Calibri" w:hAnsi="Calibri"/>
-          <w:sz w:val="22"/>
-          <w:szCs w:val="22"/>
-        </w:rPr>
-        <w:t xml:space="preserve">Goodell, J., &amp; Kolodner, J. (Eds.). (2023). Learning engineering toolkit: Evidence-based practices from the learning sciences, instructional design, and beyond. Routledge.</w:t>
-      </w:r>
-    </w:p>
-    <w:p>
-      <w:pPr>
-        <w:spacing w:after="100" w:before="0"/>
-      </w:pPr>
-      <w:r>
-        <w:rPr>
-          <w:rFonts w:ascii="Calibri" w:cs="Calibri" w:eastAsia="Calibri" w:hAnsi="Calibri"/>
-          <w:sz w:val="20"/>
-          <w:szCs w:val="20"/>
-        </w:rPr>
-        <w:t xml:space="preserve">The Introduction, Chapter 1, and Chapter 2 of the Learning Engineering Toolkit are available as open access PDFs from Taylor &amp; Francis under a CC BY-NC-ND 4.0 license. Sawyer (2022) selections are provided through JHU library access; no purchase is required.</w:t>
-      </w:r>
-    </w:p>
-    <w:p>
-      <w:pPr>
-        <w:spacing w:after="100" w:before="0"/>
-      </w:pPr>
-      <w:r>
-        <w:rPr>
-          <w:rFonts w:ascii="Calibri" w:cs="Calibri" w:eastAsia="Calibri" w:hAnsi="Calibri"/>
-          <w:sz w:val="20"/>
-          <w:szCs w:val="20"/>
-        </w:rPr>
-        <w:t xml:space="preserve">LENS Capability Matters Casebook (course edition). Provided in Canvas. Cases carry COLO sub-objective tags and evidence-tier flags; each is read with its tags.</w:t>
+        <w:t xml:space="preserve">Assignments</w:t>
+      </w:r>
+    </w:p>
+    <w:p>
+      <w:pPr>
+        <w:spacing w:after="100"/>
+      </w:pPr>
+      <w:r>
+        <w:rPr>
+          <w:rFonts w:ascii="Calibri" w:cs="Calibri" w:eastAsia="Calibri" w:hAnsi="Calibri"/>
+          <w:b/>
+          <w:bCs/>
+          <w:sz w:val="22"/>
+          <w:szCs w:val="22"/>
+        </w:rPr>
+        <w:t xml:space="preserve">Weekly discussions and labs (25%). </w:t>
+      </w:r>
+      <w:r>
+        <w:rPr>
+          <w:rFonts w:ascii="Calibri" w:cs="Calibri" w:eastAsia="Calibri" w:hAnsi="Calibri"/>
+          <w:sz w:val="22"/>
+          <w:szCs w:val="22"/>
+        </w:rPr>
+        <w:t xml:space="preserve">Each week includes either a discussion prompt tied to the module reading or a hands-on lab (modeling, measurement design, case analysis). Students post an initial substantive contribution and respond to at least two peers, with responses drawn from different professional domains where possible. Labs produce a short artifact (a system sketch, a construct definition, a measurement draft) that feeds the graded assignments. Cases are assigned weekly and carry the discussion. Participation is assessed on substance and engagement with evidence, not volume.</w:t>
+      </w:r>
+    </w:p>
+    <w:p>
+      <w:pPr>
+        <w:spacing w:after="100"/>
+      </w:pPr>
+      <w:r>
+        <w:rPr>
+          <w:rFonts w:ascii="Calibri" w:cs="Calibri" w:eastAsia="Calibri" w:hAnsi="Calibri"/>
+          <w:b/>
+          <w:bCs/>
+          <w:sz w:val="22"/>
+          <w:szCs w:val="22"/>
+        </w:rPr>
+        <w:t xml:space="preserve">Module 1 Assignment: How Learning Engineering Succeeds or Fails (15%, due Week 2). </w:t>
+      </w:r>
+      <w:r>
+        <w:rPr>
+          <w:rFonts w:ascii="Calibri" w:cs="Calibri" w:eastAsia="Calibri" w:hAnsi="Calibri"/>
+          <w:sz w:val="22"/>
+          <w:szCs w:val="22"/>
+        </w:rPr>
+        <w:t xml:space="preserve">The one graded assignment of the framing module. Students choose two cases from the Capability Matters Casebook, one where capability work largely succeeded and one where it failed, work each with four guiding questions, and synthesize the conditions that separate them. Assessed against CLO 1, with emphasis on reasoning across cases. The Week 1 discussion (LENS in Your Own Words) and the ungraded Domain Expertise Inventory prepare for it and are not separately graded.</w:t>
+      </w:r>
+    </w:p>
+    <w:p>
+      <w:pPr>
+        <w:spacing w:after="100"/>
+      </w:pPr>
+      <w:r>
+        <w:rPr>
+          <w:rFonts w:ascii="Calibri" w:cs="Calibri" w:eastAsia="Calibri" w:hAnsi="Calibri"/>
+          <w:b/>
+          <w:bCs/>
+          <w:sz w:val="22"/>
+          <w:szCs w:val="22"/>
+        </w:rPr>
+        <w:t xml:space="preserve">Assignment 1: Capability Measurement Plan (15%, due Week 9). </w:t>
+      </w:r>
+      <w:r>
+        <w:rPr>
+          <w:rFonts w:ascii="Calibri" w:cs="Calibri" w:eastAsia="Calibri" w:hAnsi="Calibri"/>
+          <w:sz w:val="22"/>
+          <w:szCs w:val="22"/>
+        </w:rPr>
+        <w:t xml:space="preserve">For the system the student named in Week 1, a measurement plan that states the capability requirement, sketches the learning environment and its host system as interacting components, and then specifies what would count as evidence that the capability is present, before anything is built. The plan operationalizes the capability into measurable variables, names the instruments and their limits, and states what the evidence would and would not support. Assessed against CLO 1, CLO 3, and CLO 4.</w:t>
+      </w:r>
+    </w:p>
+    <w:p>
+      <w:pPr>
+        <w:spacing w:after="100"/>
+      </w:pPr>
+      <w:r>
+        <w:rPr>
+          <w:rFonts w:ascii="Calibri" w:cs="Calibri" w:eastAsia="Calibri" w:hAnsi="Calibri"/>
+          <w:b/>
+          <w:bCs/>
+          <w:sz w:val="22"/>
+          <w:szCs w:val="22"/>
+        </w:rPr>
+        <w:t xml:space="preserve">Assignment 2: Iteration Cycle Report (20%, due Week 13). </w:t>
+      </w:r>
+      <w:r>
+        <w:rPr>
+          <w:rFonts w:ascii="Calibri" w:cs="Calibri" w:eastAsia="Calibri" w:hAnsi="Calibri"/>
+          <w:sz w:val="22"/>
+          <w:szCs w:val="22"/>
+        </w:rPr>
+        <w:t xml:space="preserve">One complete documented iteration cycle (design, instrument, evaluate, refine) on a bounded capability problem, using the measurement plan from Assignment 1. The report presents the initial problem framing, the learning sciences principle applied and the constraint that bent it, the instrumentation used, the evidence gathered, and, critically, the revision of the problem framing that the evidence forced. The report is written in first person and defends the iteration as the student ran it. Reports that show no revision must argue why the initial framing survived. AI-augmented interventions are welcome. Assessed against CLO 2 and CLO 5.</w:t>
+      </w:r>
+    </w:p>
+    <w:p>
+      <w:pPr>
+        <w:spacing w:after="100"/>
+      </w:pPr>
+      <w:r>
+        <w:rPr>
+          <w:rFonts w:ascii="Calibri" w:cs="Calibri" w:eastAsia="Calibri" w:hAnsi="Calibri"/>
+          <w:b/>
+          <w:bCs/>
+          <w:sz w:val="22"/>
+          <w:szCs w:val="22"/>
+        </w:rPr>
+        <w:t xml:space="preserve">Final: Iteration Briefing (25%, due Week 15). </w:t>
+      </w:r>
+      <w:r>
+        <w:rPr>
+          <w:rFonts w:ascii="Calibri" w:cs="Calibri" w:eastAsia="Calibri" w:hAnsi="Calibri"/>
+          <w:sz w:val="22"/>
+          <w:szCs w:val="22"/>
+        </w:rPr>
+        <w:t xml:space="preserve">A recorded briefing (12 minutes maximum) that communicates the iteration and its evidence to a mixed technical and non-technical audience, stating uncertainty and the limits of inference honestly. The briefing is anchored by one documented coupling failure from the Capability Matters Casebook, analyzed with the capability frame, used to make the case for why evidence matters in the student's own system. Accompanied by a short written rationale. Assessed against CLO 5.</w:t>
       </w:r>
     </w:p>
     <w:p>
       <w:pPr>
         <w:pStyle w:val="Heading1"/>
+        <w:keepNext/>
         <w:spacing w:after="120" w:before="260"/>
+        <w:outlineLvl w:val="0"/>
       </w:pPr>
       <w:r>
         <w:rPr>
@@ -1117,138 +1661,6 @@
           <w:sz w:val="26"/>
           <w:szCs w:val="26"/>
         </w:rPr>
-        <w:t xml:space="preserve">Assignments</w:t>
-      </w:r>
-    </w:p>
-    <w:p>
-      <w:pPr>
-        <w:spacing w:after="100"/>
-      </w:pPr>
-      <w:r>
-        <w:rPr>
-          <w:rFonts w:ascii="Calibri" w:cs="Calibri" w:eastAsia="Calibri" w:hAnsi="Calibri"/>
-          <w:b/>
-          <w:bCs/>
-          <w:sz w:val="22"/>
-          <w:szCs w:val="22"/>
-        </w:rPr>
-        <w:t xml:space="preserve">Weekly discussions and labs (20%). </w:t>
-      </w:r>
-      <w:r>
-        <w:rPr>
-          <w:rFonts w:ascii="Calibri" w:cs="Calibri" w:eastAsia="Calibri" w:hAnsi="Calibri"/>
-          <w:sz w:val="22"/>
-          <w:szCs w:val="22"/>
-        </w:rPr>
-        <w:t xml:space="preserve">Each week includes either a discussion prompt tied to the module reading or a hands-on lab (modeling, requirements writing, case analysis). Students post an initial substantive contribution and respond to at least two peers, with responses drawn from different professional domains where possible. Labs produce a short artifact (a system diagram, a requirements draft, a coded case analysis) that feeds the graded assignments. Cases are assigned weekly and carry the discussion. Module 5 adds three graded case memos: short analyses that code the case with a named failure analysis method, justify the method against the case, and name the evidence that would have changed the outcome. Participation is assessed on substance and engagement with evidence, not volume.</w:t>
-      </w:r>
-    </w:p>
-    <w:p>
-      <w:pPr>
-        <w:spacing w:after="100"/>
-      </w:pPr>
-      <w:r>
-        <w:rPr>
-          <w:rFonts w:ascii="Calibri" w:cs="Calibri" w:eastAsia="Calibri" w:hAnsi="Calibri"/>
-          <w:b/>
-          <w:bCs/>
-          <w:sz w:val="22"/>
-          <w:szCs w:val="22"/>
-        </w:rPr>
-        <w:t xml:space="preserve">Assignment 1: Capability Analysis (20%, due Week 7). </w:t>
-      </w:r>
-      <w:r>
-        <w:rPr>
-          <w:rFonts w:ascii="Calibri" w:cs="Calibri" w:eastAsia="Calibri" w:hAnsi="Calibri"/>
-          <w:sz w:val="22"/>
-          <w:szCs w:val="22"/>
-        </w:rPr>
-        <w:t xml:space="preserve">A capability analysis of the student's own professional domain. Students identify a system performance requirement, decompose it into measurable human capability requirements, and produce a system model showing components, interfaces, and feedback loops between the learning environment and the host operational system. The analysis must locate at least three capability development decisions on a systems lifecycle model and justify their placement. Assessed against CLO 1, CLO 2, and CLO 3 (LEO 1.1, 1.2, 1.3).</w:t>
-      </w:r>
-    </w:p>
-    <w:p>
-      <w:pPr>
-        <w:spacing w:after="100"/>
-      </w:pPr>
-      <w:r>
-        <w:rPr>
-          <w:rFonts w:ascii="Calibri" w:cs="Calibri" w:eastAsia="Calibri" w:hAnsi="Calibri"/>
-          <w:b/>
-          <w:bCs/>
-          <w:sz w:val="22"/>
-          <w:szCs w:val="22"/>
-        </w:rPr>
-        <w:t xml:space="preserve">Assignment 2: Iteration Cycle Report (20%, due Week 13). </w:t>
-      </w:r>
-      <w:r>
-        <w:rPr>
-          <w:rFonts w:ascii="Calibri" w:cs="Calibri" w:eastAsia="Calibri" w:hAnsi="Calibri"/>
-          <w:sz w:val="22"/>
-          <w:szCs w:val="22"/>
-        </w:rPr>
-        <w:t xml:space="preserve">One complete documented iteration cycle (design, instrument, evaluate, refine) on a bounded capability problem. The report presents the initial problem framing, the learning sciences principles applied and the operational constraints that bent them, the instrumentation used, the evidence gathered, and, critically, the revision of the problem framing that the evidence forced. The report is written in first person and defends the iteration as the student ran it: design competence includes rendering the iteration legible, not only producing an outcome. Reports that show no revision must argue why the initial framing survived. Assessed against CLO 4 and CLO 5 (LEO 2.1, 2.2, 2.3, 2.5).</w:t>
-      </w:r>
-    </w:p>
-    <w:p>
-      <w:pPr>
-        <w:spacing w:after="100"/>
-      </w:pPr>
-      <w:r>
-        <w:rPr>
-          <w:rFonts w:ascii="Calibri" w:cs="Calibri" w:eastAsia="Calibri" w:hAnsi="Calibri"/>
-          <w:b/>
-          <w:bCs/>
-          <w:sz w:val="22"/>
-          <w:szCs w:val="22"/>
-        </w:rPr>
-        <w:t xml:space="preserve">Final: Integrated Analysis and Briefing (30%, due Week 15). </w:t>
-      </w:r>
-      <w:r>
-        <w:rPr>
-          <w:rFonts w:ascii="Calibri" w:cs="Calibri" w:eastAsia="Calibri" w:hAnsi="Calibri"/>
-          <w:sz w:val="22"/>
-          <w:szCs w:val="22"/>
-        </w:rPr>
-        <w:t xml:space="preserve">A written analysis of a documented coupling failure, in which learning investment and operational outcome decoupled, drawn from the Capability Matters Casebook or proposed by the student and approved by Week 11. The analysis applies a named failure analysis method and justifies the choice, analyzes the interdependencies between human and system performance that produced the failure, and assesses operational impact. The analysis must also run the governance-objection diagnostic on the case: where a governance objection was raised, argue whether better design could have dissolved it or whether it correctly signaled that the system should not have deployed. Gap attribution (LEO 4.2) is previewed here and formally assessed in LEN 4. It is accompanied by a recorded briefing (12 minutes maximum) delivered to a mixed technical and non-technical audience, stating uncertainty and the limits of inference honestly. Assessed against CLO 6 and CLO 7 (LEO 1.4, 1.5).</w:t>
-      </w:r>
-    </w:p>
-    <w:p>
-      <w:pPr>
-        <w:spacing w:after="100"/>
-      </w:pPr>
-      <w:r>
-        <w:rPr>
-          <w:rFonts w:ascii="Calibri" w:cs="Calibri" w:eastAsia="Calibri" w:hAnsi="Calibri"/>
-          <w:b/>
-          <w:bCs/>
-          <w:sz w:val="22"/>
-          <w:szCs w:val="22"/>
-        </w:rPr>
-        <w:t xml:space="preserve">Dispositions Portfolio (10%, due Week 15). </w:t>
-      </w:r>
-      <w:r>
-        <w:rPr>
-          <w:rFonts w:ascii="Calibri" w:cs="Calibri" w:eastAsia="Calibri" w:hAnsi="Calibri"/>
-          <w:sz w:val="22"/>
-          <w:szCs w:val="22"/>
-        </w:rPr>
-        <w:t xml:space="preserve">A short reflective portfolio tracing the five professional dispositions of the field across the student's work products in this course, citing specific artifacts as evidence. This is a claim-and-evidence document, not a narrative reflection: each disposition claim must point to a work product and say what in it warrants the claim.</w:t>
-      </w:r>
-    </w:p>
-    <w:p>
-      <w:pPr>
-        <w:pStyle w:val="Heading1"/>
-        <w:spacing w:after="120" w:before="260"/>
-      </w:pPr>
-      <w:r>
-        <w:rPr>
-          <w:rFonts w:ascii="Calibri" w:cs="Calibri" w:eastAsia="Calibri" w:hAnsi="Calibri"/>
-          <w:b/>
-          <w:bCs/>
-          <w:color w:val="000000"/>
-          <w:sz w:val="26"/>
-          <w:szCs w:val="26"/>
-        </w:rPr>
         <w:t xml:space="preserve">Evaluation and Grading</w:t>
       </w:r>
     </w:p>
@@ -1262,7 +1674,7 @@
           <w:sz w:val="22"/>
           <w:szCs w:val="22"/>
         </w:rPr>
-        <w:t xml:space="preserve">Course grades are determined by the weighted components below. Rubric lines reference LEO subobjectives directly, so that each student's attainment profile carries its own evidence trail. Rubrics are posted in Canvas at the start of the term.</w:t>
+        <w:t xml:space="preserve">Course grades are determined by the weighted components below. Rubric lines reference the course learning objectives directly, so that each student's attainment profile carries its own evidence trail. Rubrics are posted in Canvas at the start of the term.</w:t>
       </w:r>
     </w:p>
     <w:tbl>
@@ -1283,6 +1695,9 @@
         <w:gridCol w:w="2400"/>
       </w:tblGrid>
       <w:tr>
+        <w:trPr>
+          <w:tblHeader/>
+        </w:trPr>
         <w:tc>
           <w:tcPr>
             <w:tcW w:type="dxa" w:w="4560"/>
@@ -1410,7 +1825,7 @@
                 <w:sz w:val="20"/>
                 <w:szCs w:val="20"/>
               </w:rPr>
-              <w:t xml:space="preserve">20%</w:t>
+              <w:t xml:space="preserve">25%</w:t>
             </w:r>
           </w:p>
         </w:tc>
@@ -1460,7 +1875,7 @@
                 <w:sz w:val="20"/>
                 <w:szCs w:val="20"/>
               </w:rPr>
-              <w:t xml:space="preserve">Assignment 1: Capability Analysis</w:t>
+              <w:t xml:space="preserve">Module 1 Assignment: How Learning Engineering Succeeds or Fails</w:t>
             </w:r>
           </w:p>
         </w:tc>
@@ -1484,7 +1899,7 @@
                 <w:sz w:val="20"/>
                 <w:szCs w:val="20"/>
               </w:rPr>
-              <w:t xml:space="preserve">20%</w:t>
+              <w:t xml:space="preserve">15%</w:t>
             </w:r>
           </w:p>
         </w:tc>
@@ -1508,7 +1923,7 @@
                 <w:sz w:val="20"/>
                 <w:szCs w:val="20"/>
               </w:rPr>
-              <w:t xml:space="preserve">Week 7</w:t>
+              <w:t xml:space="preserve">Week 2</w:t>
             </w:r>
           </w:p>
         </w:tc>
@@ -1534,7 +1949,7 @@
                 <w:sz w:val="20"/>
                 <w:szCs w:val="20"/>
               </w:rPr>
-              <w:t xml:space="preserve">Assignment 2: Iteration Cycle Report</w:t>
+              <w:t xml:space="preserve">Assignment 1: Capability Measurement Plan</w:t>
             </w:r>
           </w:p>
         </w:tc>
@@ -1558,7 +1973,7 @@
                 <w:sz w:val="20"/>
                 <w:szCs w:val="20"/>
               </w:rPr>
-              <w:t xml:space="preserve">20%</w:t>
+              <w:t xml:space="preserve">15%</w:t>
             </w:r>
           </w:p>
         </w:tc>
@@ -1582,7 +1997,7 @@
                 <w:sz w:val="20"/>
                 <w:szCs w:val="20"/>
               </w:rPr>
-              <w:t xml:space="preserve">Week 13</w:t>
+              <w:t xml:space="preserve">Week 9</w:t>
             </w:r>
           </w:p>
         </w:tc>
@@ -1608,7 +2023,7 @@
                 <w:sz w:val="20"/>
                 <w:szCs w:val="20"/>
               </w:rPr>
-              <w:t xml:space="preserve">Final: Integrated Analysis and Briefing</w:t>
+              <w:t xml:space="preserve">Assignment 2: Iteration Cycle Report</w:t>
             </w:r>
           </w:p>
         </w:tc>
@@ -1632,7 +2047,7 @@
                 <w:sz w:val="20"/>
                 <w:szCs w:val="20"/>
               </w:rPr>
-              <w:t xml:space="preserve">30%</w:t>
+              <w:t xml:space="preserve">20%</w:t>
             </w:r>
           </w:p>
         </w:tc>
@@ -1656,7 +2071,7 @@
                 <w:sz w:val="20"/>
                 <w:szCs w:val="20"/>
               </w:rPr>
-              <w:t xml:space="preserve">Week 15</w:t>
+              <w:t xml:space="preserve">Week 13</w:t>
             </w:r>
           </w:p>
         </w:tc>
@@ -1682,7 +2097,7 @@
                 <w:sz w:val="20"/>
                 <w:szCs w:val="20"/>
               </w:rPr>
-              <w:t xml:space="preserve">Dispositions Portfolio</w:t>
+              <w:t xml:space="preserve">Final: Iteration Briefing</w:t>
             </w:r>
           </w:p>
         </w:tc>
@@ -1706,7 +2121,7 @@
                 <w:sz w:val="20"/>
                 <w:szCs w:val="20"/>
               </w:rPr>
-              <w:t xml:space="preserve">10%</w:t>
+              <w:t xml:space="preserve">25%</w:t>
             </w:r>
           </w:p>
         </w:tc>
@@ -2524,7 +2939,9 @@
     <w:p>
       <w:pPr>
         <w:pStyle w:val="Heading1"/>
+        <w:keepNext/>
         <w:spacing w:after="120" w:before="260"/>
+        <w:outlineLvl w:val="0"/>
       </w:pPr>
       <w:r>
         <w:rPr>
@@ -2589,13 +3006,15 @@
           <w:sz w:val="22"/>
           <w:szCs w:val="22"/>
         </w:rPr>
-        <w:t xml:space="preserve">Use of AI tools. Consistent with the program's position that AI is simultaneously a creative partner and an epistemic risk, students are expected to use AI tools where assignments permit, to document that use, and to remain the authors of their own reasoning. Each assignment specifies permitted uses. Undocumented AI use, or submission of AI output in place of the analysis the assignment exists to develop, is treated under the academic integrity policy.</w:t>
+        <w:t xml:space="preserve">Use of AI tools. This course follows the School of Education AI Use guidelines stated on every assignment. AI tools may not be used to generate original ideas, brainstorm, outline arguments, or draft initial content; the intellectual labor must be your own. They may be used to refine work you have already created: grammar, clarity, rephrasing your own sentences, summarizing your own work. Any use must be declared in the submission, naming the tool and its purpose, and a full unedited transcript must be kept and provided on request. Undeclared use, or AI output submitted in place of the analysis an assignment exists to develop, is treated under the academic integrity policy. The course treats AI as both a creative partner and an epistemic risk, and Module 4 examines that tension directly.</w:t>
       </w:r>
     </w:p>
     <w:p>
       <w:pPr>
         <w:pStyle w:val="Heading1"/>
+        <w:keepNext/>
         <w:spacing w:after="120" w:before="260"/>
+        <w:outlineLvl w:val="0"/>
       </w:pPr>
       <w:r>
         <w:rPr>
@@ -2629,6 +3048,9 @@
         <w:gridCol w:w="1440"/>
       </w:tblGrid>
       <w:tr>
+        <w:trPr>
+          <w:tblHeader/>
+        </w:trPr>
         <w:tc>
           <w:tcPr>
             <w:tcW w:type="dxa" w:w="1400"/>
@@ -2803,7 +3225,7 @@
                 <w:sz w:val="18"/>
                 <w:szCs w:val="18"/>
               </w:rPr>
-              <w:t xml:space="preserve">MODULE 1 — Framing Capability</w:t>
+              <w:t xml:space="preserve">MODULE 1: Framing Capability</w:t>
             </w:r>
           </w:p>
           <w:p>
@@ -2929,7 +3351,7 @@
                 <w:sz w:val="18"/>
                 <w:szCs w:val="18"/>
               </w:rPr>
-              <w:t xml:space="preserve">Introductions; domain expertise inventory</w:t>
+              <w:t xml:space="preserve">Discussion: LENS in Your Own Words; Domain Expertise Inventory (ungraded, required)</w:t>
             </w:r>
           </w:p>
         </w:tc>
@@ -3053,7 +3475,7 @@
                 <w:sz w:val="18"/>
                 <w:szCs w:val="18"/>
               </w:rPr>
-              <w:t xml:space="preserve">Discussion; draft a capability statement for your own domain</w:t>
+              <w:t xml:space="preserve">Two discussions; Module 1 Assignment due: How Learning Engineering Succeeds or Fails</w:t>
             </w:r>
           </w:p>
         </w:tc>
@@ -3081,7 +3503,7 @@
                 <w:sz w:val="18"/>
                 <w:szCs w:val="18"/>
               </w:rPr>
-              <w:t xml:space="preserve">MODULE 2 — Learning Sciences for Capability</w:t>
+              <w:t xml:space="preserve">MODULE 2: What the Science of Learning Contributes</w:t>
             </w:r>
           </w:p>
           <w:p>
@@ -3111,7 +3533,7 @@
                 <w:sz w:val="18"/>
                 <w:szCs w:val="18"/>
               </w:rPr>
-              <w:t xml:space="preserve">CLO 4</w:t>
+              <w:t xml:space="preserve">CLO 2</w:t>
             </w:r>
           </w:p>
         </w:tc>
@@ -3135,7 +3557,7 @@
                 <w:sz w:val="18"/>
                 <w:szCs w:val="18"/>
               </w:rPr>
-              <w:t xml:space="preserve">Learning sciences review: F1 foundations recast in capability terms</w:t>
+              <w:t xml:space="preserve">Cognitive load, recast: wherever the cost of a gap is paid by someone who did not choose the risk</w:t>
             </w:r>
           </w:p>
         </w:tc>
@@ -3159,7 +3581,7 @@
                 <w:sz w:val="18"/>
                 <w:szCs w:val="18"/>
               </w:rPr>
-              <w:t xml:space="preserve">Goodell &amp; Kolodner (2023), ch. 2; F1 synthesis materials; Sawyer (2022), targeted re-reads. Case: an intervention built explicitly on learning sciences principles.</w:t>
+              <w:t xml:space="preserve">Goodell &amp; Kolodner (2023), ch. 2, ch. 9; Sweller et al. (2011), selections. Case: a capability-enhancing transition that outran its training.</w:t>
             </w:r>
           </w:p>
         </w:tc>
@@ -3183,7 +3605,7 @@
                 <w:sz w:val="18"/>
                 <w:szCs w:val="18"/>
               </w:rPr>
-              <w:t xml:space="preserve">Uncapher (2018), Applied Developmental Science</w:t>
+              <w:t xml:space="preserve">Barnett &amp; Ceci (2002), Psychological Bulletin</w:t>
             </w:r>
           </w:p>
         </w:tc>
@@ -3207,7 +3629,7 @@
                 <w:sz w:val="18"/>
                 <w:szCs w:val="18"/>
               </w:rPr>
-              <w:t xml:space="preserve">Review exercise: map F1 theories onto a capability problem</w:t>
+              <w:t xml:space="preserve">Discussion: the positive transition that outran its training</w:t>
             </w:r>
           </w:p>
         </w:tc>
@@ -3259,7 +3681,7 @@
                 <w:sz w:val="18"/>
                 <w:szCs w:val="18"/>
               </w:rPr>
-              <w:t xml:space="preserve">Expansion: expertise, cognitive load under operational conditions, transfer, motivation</w:t>
+              <w:t xml:space="preserve">Motivation, the sociocultural lens, and design</w:t>
             </w:r>
           </w:p>
         </w:tc>
@@ -3283,7 +3705,7 @@
                 <w:sz w:val="18"/>
                 <w:szCs w:val="18"/>
               </w:rPr>
-              <w:t xml:space="preserve">Goodell &amp; Kolodner (2023), ch. 9, ch. 15; Sweller et al. (2011), selections. Case: an intervention whose transfer claim was tested at scale.</w:t>
+              <w:t xml:space="preserve">Goodell &amp; Kolodner (2023), ch. 15; Sawyer (2022), targeted re-reads. Case: a disengagement failure redressed by design.</w:t>
             </w:r>
           </w:p>
         </w:tc>
@@ -3307,7 +3729,7 @@
                 <w:sz w:val="18"/>
                 <w:szCs w:val="18"/>
               </w:rPr>
-              <w:t xml:space="preserve">Barnett &amp; Ceci (2002), Psychological Bulletin</w:t>
+              <w:t xml:space="preserve">Uncapher (2018), Applied Developmental Science</w:t>
             </w:r>
           </w:p>
         </w:tc>
@@ -3331,7 +3753,7 @@
                 <w:sz w:val="18"/>
                 <w:szCs w:val="18"/>
               </w:rPr>
-              <w:t xml:space="preserve">Reading response: which findings survive contact with your domain?</w:t>
+              <w:t xml:space="preserve">Analysis into design: a grounded intervention for your own system</w:t>
             </w:r>
           </w:p>
         </w:tc>
@@ -3359,7 +3781,7 @@
                 <w:sz w:val="18"/>
                 <w:szCs w:val="18"/>
               </w:rPr>
-              <w:t xml:space="preserve">MODULE 3 — Systems, Lifecycle, and HSI</w:t>
+              <w:t xml:space="preserve">MODULE 3: Seeing the System</w:t>
             </w:r>
           </w:p>
           <w:p>
@@ -3374,7 +3796,7 @@
                 <w:sz w:val="18"/>
                 <w:szCs w:val="18"/>
               </w:rPr>
-              <w:t xml:space="preserve">Weeks 5–7</w:t>
+              <w:t xml:space="preserve">Weeks 5–6</w:t>
             </w:r>
           </w:p>
           <w:p>
@@ -3389,7 +3811,7 @@
                 <w:sz w:val="18"/>
                 <w:szCs w:val="18"/>
               </w:rPr>
-              <w:t xml:space="preserve">CLO 2; CLO 3</w:t>
+              <w:t xml:space="preserve">CLO 3</w:t>
             </w:r>
           </w:p>
         </w:tc>
@@ -3437,7 +3859,7 @@
                 <w:sz w:val="18"/>
                 <w:szCs w:val="18"/>
               </w:rPr>
-              <w:t xml:space="preserve">INCOSE (2023), systems concepts; Meadows (2008), selections. Case: a failure whose components and feedback loops can be modeled.</w:t>
+              <w:t xml:space="preserve">Meadows (2008), selections; INCOSE (2023), systems concepts, for vocabulary only. Case: a failure whose components and feedback loops can be sketched.</w:t>
             </w:r>
           </w:p>
         </w:tc>
@@ -3485,7 +3907,7 @@
                 <w:sz w:val="18"/>
                 <w:szCs w:val="18"/>
               </w:rPr>
-              <w:t xml:space="preserve">Modeling lab: diagram a learning environment and its host system</w:t>
+              <w:t xml:space="preserve">Modeling lab: sketch your learning environment and its host system</w:t>
             </w:r>
           </w:p>
         </w:tc>
@@ -3537,7 +3959,7 @@
                 <w:sz w:val="18"/>
                 <w:szCs w:val="18"/>
               </w:rPr>
-              <w:t xml:space="preserve">The systems lifecycle: where capability lives, and why training arrives last</w:t>
+              <w:t xml:space="preserve">Where capability decisions occur, and why training arrives last</w:t>
             </w:r>
           </w:p>
         </w:tc>
@@ -3561,7 +3983,7 @@
                 <w:sz w:val="18"/>
                 <w:szCs w:val="18"/>
               </w:rPr>
-              <w:t xml:space="preserve">INCOSE (2023), lifecycle models; U.S. DoD (2024), HSI Guidebook, selections. Case: a capability decision made at a lifecycle transition.</w:t>
+              <w:t xml:space="preserve">Goodell &amp; Kolodner (2023), ch. 3; U.S. DoD (2024), HSI Guidebook, one selection. Case: a capability decision made too late in a system's life.</w:t>
             </w:r>
           </w:p>
         </w:tc>
@@ -3609,7 +4031,7 @@
                 <w:sz w:val="18"/>
                 <w:szCs w:val="18"/>
               </w:rPr>
-              <w:t xml:space="preserve">Exercise: place three capability decisions on a lifecycle model</w:t>
+              <w:t xml:space="preserve">Exercise: locate three capability decisions in your system's life</w:t>
             </w:r>
           </w:p>
         </w:tc>
@@ -3632,12 +4054,166 @@
             <w:r>
               <w:rPr>
                 <w:rFonts w:ascii="Calibri" w:cs="Calibri" w:eastAsia="Calibri" w:hAnsi="Calibri"/>
+                <w:b/>
+                <w:bCs/>
+                <w:sz w:val="18"/>
+                <w:szCs w:val="18"/>
+              </w:rPr>
+              <w:t xml:space="preserve">MODULE 4: Measuring Capability</w:t>
+            </w:r>
+          </w:p>
+          <w:p>
+            <w:pPr>
+              <w:spacing w:after="0"/>
+            </w:pPr>
+            <w:r>
+              <w:rPr>
+                <w:rFonts w:ascii="Calibri" w:cs="Calibri" w:eastAsia="Calibri" w:hAnsi="Calibri"/>
+                <w:b/>
+                <w:bCs/>
+                <w:sz w:val="18"/>
+                <w:szCs w:val="18"/>
+              </w:rPr>
+              <w:t xml:space="preserve">Weeks 7–9</w:t>
+            </w:r>
+          </w:p>
+          <w:p>
+            <w:pPr>
+              <w:spacing w:after="0"/>
+            </w:pPr>
+            <w:r>
+              <w:rPr>
+                <w:rFonts w:ascii="Calibri" w:cs="Calibri" w:eastAsia="Calibri" w:hAnsi="Calibri"/>
+                <w:b/>
+                <w:bCs/>
+                <w:sz w:val="18"/>
+                <w:szCs w:val="18"/>
+              </w:rPr>
+              <w:t xml:space="preserve">CLO 4</w:t>
+            </w:r>
+          </w:p>
+        </w:tc>
+        <w:tc>
+          <w:tcPr>
+            <w:tcW w:type="dxa" w:w="1560"/>
+            <w:tcMar>
+              <w:top w:type="dxa" w:w="60"/>
+              <w:left w:type="dxa" w:w="100"/>
+              <w:bottom w:type="dxa" w:w="60"/>
+              <w:right w:type="dxa" w:w="100"/>
+            </w:tcMar>
+          </w:tcPr>
+          <w:p>
+            <w:pPr>
+              <w:spacing w:after="0"/>
+            </w:pPr>
+            <w:r>
+              <w:rPr>
+                <w:rFonts w:ascii="Calibri" w:cs="Calibri" w:eastAsia="Calibri" w:hAnsi="Calibri"/>
+                <w:sz w:val="18"/>
+                <w:szCs w:val="18"/>
+              </w:rPr>
+              <w:t xml:space="preserve">What counts as evidence of a capability</w:t>
+            </w:r>
+          </w:p>
+        </w:tc>
+        <w:tc>
+          <w:tcPr>
+            <w:tcW w:type="dxa" w:w="2560"/>
+            <w:tcMar>
+              <w:top w:type="dxa" w:w="60"/>
+              <w:left w:type="dxa" w:w="100"/>
+              <w:bottom w:type="dxa" w:w="60"/>
+              <w:right w:type="dxa" w:w="100"/>
+            </w:tcMar>
+          </w:tcPr>
+          <w:p>
+            <w:pPr>
+              <w:spacing w:after="0"/>
+            </w:pPr>
+            <w:r>
+              <w:rPr>
+                <w:rFonts w:ascii="Calibri" w:cs="Calibri" w:eastAsia="Calibri" w:hAnsi="Calibri"/>
+                <w:sz w:val="18"/>
+                <w:szCs w:val="18"/>
+              </w:rPr>
+              <w:t xml:space="preserve">Goodell &amp; Kolodner (2023), ch. 11; Gilbert (1978), selections on worthy performance. Case: a capability claim that was never operationalized.</w:t>
+            </w:r>
+          </w:p>
+        </w:tc>
+        <w:tc>
+          <w:tcPr>
+            <w:tcW w:type="dxa" w:w="2400"/>
+            <w:tcMar>
+              <w:top w:type="dxa" w:w="60"/>
+              <w:left w:type="dxa" w:w="100"/>
+              <w:bottom w:type="dxa" w:w="60"/>
+              <w:right w:type="dxa" w:w="100"/>
+            </w:tcMar>
+          </w:tcPr>
+          <w:p>
+            <w:pPr>
+              <w:spacing w:after="0"/>
+            </w:pPr>
+            <w:r>
+              <w:rPr>
+                <w:rFonts w:ascii="Calibri" w:cs="Calibri" w:eastAsia="Calibri" w:hAnsi="Calibri"/>
+                <w:sz w:val="18"/>
+                <w:szCs w:val="18"/>
+              </w:rPr>
+              <w:t xml:space="preserve">Mislevy et al. (2003), ETS Research Report Series</w:t>
+            </w:r>
+          </w:p>
+        </w:tc>
+        <w:tc>
+          <w:tcPr>
+            <w:tcW w:type="dxa" w:w="1440"/>
+            <w:tcMar>
+              <w:top w:type="dxa" w:w="60"/>
+              <w:left w:type="dxa" w:w="100"/>
+              <w:bottom w:type="dxa" w:w="60"/>
+              <w:right w:type="dxa" w:w="100"/>
+            </w:tcMar>
+          </w:tcPr>
+          <w:p>
+            <w:pPr>
+              <w:spacing w:after="0"/>
+            </w:pPr>
+            <w:r>
+              <w:rPr>
+                <w:rFonts w:ascii="Calibri" w:cs="Calibri" w:eastAsia="Calibri" w:hAnsi="Calibri"/>
+                <w:sz w:val="18"/>
+                <w:szCs w:val="18"/>
+              </w:rPr>
+              <w:t xml:space="preserve">Lab: operationalize your capability into measurable variables</w:t>
+            </w:r>
+          </w:p>
+        </w:tc>
+      </w:tr>
+      <w:tr>
+        <w:tc>
+          <w:tcPr>
+            <w:tcW w:type="dxa" w:w="1400"/>
+            <w:tcMar>
+              <w:top w:type="dxa" w:w="60"/>
+              <w:left w:type="dxa" w:w="100"/>
+              <w:bottom w:type="dxa" w:w="60"/>
+              <w:right w:type="dxa" w:w="100"/>
+            </w:tcMar>
+          </w:tcPr>
+          <w:p>
+            <w:pPr>
+              <w:spacing w:after="0"/>
+            </w:pPr>
+            <w:r>
+              <w:rPr>
+                <w:rFonts w:ascii="Calibri" w:cs="Calibri" w:eastAsia="Calibri" w:hAnsi="Calibri"/>
                 <w:b w:val="false"/>
                 <w:bCs w:val="false"/>
                 <w:sz w:val="18"/>
                 <w:szCs w:val="18"/>
               </w:rPr>
-              <w:t xml:space="preserve">Week 7</w:t>
+              <w:t xml:space="preserve">Week 8</w:t>
             </w:r>
           </w:p>
         </w:tc>
@@ -3661,7 +4237,7 @@
                 <w:sz w:val="18"/>
                 <w:szCs w:val="18"/>
               </w:rPr>
-              <w:t xml:space="preserve">Human systems integration as design discipline, not checklist</w:t>
+              <w:t xml:space="preserve">Designing the assessment before the content</w:t>
             </w:r>
           </w:p>
         </w:tc>
@@ -3685,7 +4261,7 @@
                 <w:sz w:val="18"/>
                 <w:szCs w:val="18"/>
               </w:rPr>
-              <w:t xml:space="preserve">Boy &amp; Kennedy (2023), selections; Goodell &amp; Kolodner (2023), ch. 3, for contrast. Case: HSI treated as a requirement rather than a checklist.</w:t>
+              <w:t xml:space="preserve">Goodell &amp; Kolodner (2023), ch. 12; Rummler &amp; Brache (1990), selections. Case: an intervention measured on the wrong outcome.</w:t>
             </w:r>
           </w:p>
         </w:tc>
@@ -3709,7 +4285,7 @@
                 <w:sz w:val="18"/>
                 <w:szCs w:val="18"/>
               </w:rPr>
-              <w:t xml:space="preserve">Kurzweil &amp; Marcellas (2020), Journal of Applied Instructional Design</w:t>
+              <w:t xml:space="preserve">Pellegrino et al. (2001), Knowing What Students Know, ch. 2</w:t>
             </w:r>
           </w:p>
         </w:tc>
@@ -3733,7 +4309,7 @@
                 <w:sz w:val="18"/>
                 <w:szCs w:val="18"/>
               </w:rPr>
-              <w:t xml:space="preserve">Assignment 1 due: Capability Analysis</w:t>
+              <w:t xml:space="preserve">Lab: draft the measurement plan; name instruments and their limits</w:t>
             </w:r>
           </w:p>
         </w:tc>
@@ -3756,12 +4332,136 @@
             <w:r>
               <w:rPr>
                 <w:rFonts w:ascii="Calibri" w:cs="Calibri" w:eastAsia="Calibri" w:hAnsi="Calibri"/>
+                <w:b w:val="false"/>
+                <w:bCs w:val="false"/>
+                <w:sz w:val="18"/>
+                <w:szCs w:val="18"/>
+              </w:rPr>
+              <w:t xml:space="preserve">Week 9</w:t>
+            </w:r>
+          </w:p>
+        </w:tc>
+        <w:tc>
+          <w:tcPr>
+            <w:tcW w:type="dxa" w:w="1560"/>
+            <w:tcMar>
+              <w:top w:type="dxa" w:w="60"/>
+              <w:left w:type="dxa" w:w="100"/>
+              <w:bottom w:type="dxa" w:w="60"/>
+              <w:right w:type="dxa" w:w="100"/>
+            </w:tcMar>
+          </w:tcPr>
+          <w:p>
+            <w:pPr>
+              <w:spacing w:after="0"/>
+            </w:pPr>
+            <w:r>
+              <w:rPr>
+                <w:rFonts w:ascii="Calibri" w:cs="Calibri" w:eastAsia="Calibri" w:hAnsi="Calibri"/>
+                <w:sz w:val="18"/>
+                <w:szCs w:val="18"/>
+              </w:rPr>
+              <w:t xml:space="preserve">The evidence-capability-performance flywheel; speed and scale</w:t>
+            </w:r>
+          </w:p>
+        </w:tc>
+        <w:tc>
+          <w:tcPr>
+            <w:tcW w:type="dxa" w:w="2560"/>
+            <w:tcMar>
+              <w:top w:type="dxa" w:w="60"/>
+              <w:left w:type="dxa" w:w="100"/>
+              <w:bottom w:type="dxa" w:w="60"/>
+              <w:right w:type="dxa" w:w="100"/>
+            </w:tcMar>
+          </w:tcPr>
+          <w:p>
+            <w:pPr>
+              <w:spacing w:after="0"/>
+            </w:pPr>
+            <w:r>
+              <w:rPr>
+                <w:rFonts w:ascii="Calibri" w:cs="Calibri" w:eastAsia="Calibri" w:hAnsi="Calibri"/>
+                <w:sz w:val="18"/>
+                <w:szCs w:val="18"/>
+              </w:rPr>
+              <w:t xml:space="preserve">Course note on the flywheel; Wagner (2024), New Learning Frontier. Case: capability development sustained at operational tempo. Gap attribution previewed (assessed in LEN 4).</w:t>
+            </w:r>
+          </w:p>
+        </w:tc>
+        <w:tc>
+          <w:tcPr>
+            <w:tcW w:type="dxa" w:w="2400"/>
+            <w:tcMar>
+              <w:top w:type="dxa" w:w="60"/>
+              <w:left w:type="dxa" w:w="100"/>
+              <w:bottom w:type="dxa" w:w="60"/>
+              <w:right w:type="dxa" w:w="100"/>
+            </w:tcMar>
+          </w:tcPr>
+          <w:p>
+            <w:pPr>
+              <w:spacing w:after="0"/>
+            </w:pPr>
+            <w:r>
+              <w:rPr>
+                <w:rFonts w:ascii="Calibri" w:cs="Calibri" w:eastAsia="Calibri" w:hAnsi="Calibri"/>
+                <w:sz w:val="18"/>
+                <w:szCs w:val="18"/>
+              </w:rPr>
+              <w:t xml:space="preserve">Van Campenhout et al. (2023), ICLS</w:t>
+            </w:r>
+          </w:p>
+        </w:tc>
+        <w:tc>
+          <w:tcPr>
+            <w:tcW w:type="dxa" w:w="1440"/>
+            <w:tcMar>
+              <w:top w:type="dxa" w:w="60"/>
+              <w:left w:type="dxa" w:w="100"/>
+              <w:bottom w:type="dxa" w:w="60"/>
+              <w:right w:type="dxa" w:w="100"/>
+            </w:tcMar>
+          </w:tcPr>
+          <w:p>
+            <w:pPr>
+              <w:spacing w:after="0"/>
+            </w:pPr>
+            <w:r>
+              <w:rPr>
+                <w:rFonts w:ascii="Calibri" w:cs="Calibri" w:eastAsia="Calibri" w:hAnsi="Calibri"/>
+                <w:sz w:val="18"/>
+                <w:szCs w:val="18"/>
+              </w:rPr>
+              <w:t xml:space="preserve">Assignment 1 due: Capability Measurement Plan</w:t>
+            </w:r>
+          </w:p>
+        </w:tc>
+      </w:tr>
+      <w:tr>
+        <w:tc>
+          <w:tcPr>
+            <w:tcW w:type="dxa" w:w="1400"/>
+            <w:tcMar>
+              <w:top w:type="dxa" w:w="60"/>
+              <w:left w:type="dxa" w:w="100"/>
+              <w:bottom w:type="dxa" w:w="60"/>
+              <w:right w:type="dxa" w:w="100"/>
+            </w:tcMar>
+          </w:tcPr>
+          <w:p>
+            <w:pPr>
+              <w:spacing w:after="0"/>
+            </w:pPr>
+            <w:r>
+              <w:rPr>
+                <w:rFonts w:ascii="Calibri" w:cs="Calibri" w:eastAsia="Calibri" w:hAnsi="Calibri"/>
                 <w:b/>
                 <w:bCs/>
                 <w:sz w:val="18"/>
                 <w:szCs w:val="18"/>
               </w:rPr>
-              <w:t xml:space="preserve">MODULE 4 — The Engineering Cycle</w:t>
+              <w:t xml:space="preserve">MODULE 5: The Iteration Cycle</w:t>
             </w:r>
           </w:p>
           <w:p>
@@ -3776,7 +4476,7 @@
                 <w:sz w:val="18"/>
                 <w:szCs w:val="18"/>
               </w:rPr>
-              <w:t xml:space="preserve">Weeks 8–10</w:t>
+              <w:t xml:space="preserve">Weeks 10–13</w:t>
             </w:r>
           </w:p>
           <w:p>
@@ -3791,7 +4491,7 @@
                 <w:sz w:val="18"/>
                 <w:szCs w:val="18"/>
               </w:rPr>
-              <w:t xml:space="preserve">CLO 5; CLO 1</w:t>
+              <w:t xml:space="preserve">CLO 5</w:t>
             </w:r>
           </w:p>
         </w:tc>
@@ -3839,7 +4539,7 @@
                 <w:sz w:val="18"/>
                 <w:szCs w:val="18"/>
               </w:rPr>
-              <w:t xml:space="preserve">Goodell &amp; Kolodner (2023), ch. 11, ch. 12; revisit ch. 1. Case: a documented iteration cycle in an operational setting.</w:t>
+              <w:t xml:space="preserve">Goodell &amp; Kolodner (2023), revisit ch. 1, ch. 11. Case: a documented iteration cycle in a real setting.</w:t>
             </w:r>
           </w:p>
         </w:tc>
@@ -3887,7 +4587,7 @@
                 <w:sz w:val="18"/>
                 <w:szCs w:val="18"/>
               </w:rPr>
-              <w:t xml:space="preserve">Begin iteration project: frame a bounded problem; plan instrumentation</w:t>
+              <w:t xml:space="preserve">Begin iteration project: frame a bounded problem; instrument from your plan</w:t>
             </w:r>
           </w:p>
         </w:tc>
@@ -3915,7 +4615,7 @@
                 <w:sz w:val="18"/>
                 <w:szCs w:val="18"/>
               </w:rPr>
-              <w:t xml:space="preserve">Week 9</w:t>
+              <w:t xml:space="preserve">Week 11</w:t>
             </w:r>
           </w:p>
         </w:tc>
@@ -3939,7 +4639,7 @@
                 <w:sz w:val="18"/>
                 <w:szCs w:val="18"/>
               </w:rPr>
-              <w:t xml:space="preserve">The evidence-capability-performance flywheel; speed and scale</w:t>
+              <w:t xml:space="preserve">Design and instrument: building the thing</w:t>
             </w:r>
           </w:p>
         </w:tc>
@@ -3963,7 +4663,7 @@
                 <w:sz w:val="18"/>
                 <w:szCs w:val="18"/>
               </w:rPr>
-              <w:t xml:space="preserve">Course note on the flywheel; Wagner (2024), New Learning Frontier. Case: capability development sustained at operational tempo.</w:t>
+              <w:t xml:space="preserve">Goodell &amp; Kolodner (2023), ch. 7; Watters (2021), selections. Case: an AI-augmented intervention instrumented from the start.</w:t>
             </w:r>
           </w:p>
         </w:tc>
@@ -3987,7 +4687,7 @@
                 <w:sz w:val="18"/>
                 <w:szCs w:val="18"/>
               </w:rPr>
-              <w:t xml:space="preserve">Van Campenhout et al. (2023), ICLS</w:t>
+              <w:t xml:space="preserve">Van Campenhout (2021), Adaptive Instructional Systems, LNCS 12792</w:t>
             </w:r>
           </w:p>
         </w:tc>
@@ -4011,7 +4711,7 @@
                 <w:sz w:val="18"/>
                 <w:szCs w:val="18"/>
               </w:rPr>
-              <w:t xml:space="preserve">Iteration project: collect first evidence</w:t>
+              <w:t xml:space="preserve">Iteration project: first build; collect first evidence</w:t>
             </w:r>
           </w:p>
         </w:tc>
@@ -4039,7 +4739,7 @@
                 <w:sz w:val="18"/>
                 <w:szCs w:val="18"/>
               </w:rPr>
-              <w:t xml:space="preserve">Week 10</w:t>
+              <w:t xml:space="preserve">Week 12</w:t>
             </w:r>
           </w:p>
         </w:tc>
@@ -4063,7 +4763,7 @@
                 <w:sz w:val="18"/>
                 <w:szCs w:val="18"/>
               </w:rPr>
-              <w:t xml:space="preserve">Measurable capability requirements: writing requirements that can be tested</w:t>
+              <w:t xml:space="preserve">Evaluate and refine: what the evidence forces</w:t>
             </w:r>
           </w:p>
         </w:tc>
@@ -4087,7 +4787,7 @@
                 <w:sz w:val="18"/>
                 <w:szCs w:val="18"/>
               </w:rPr>
-              <w:t xml:space="preserve">Rummler &amp; Brache (1990), selections; Gilbert (1978), selections. Case: requirements written so they could be tested.</w:t>
+              <w:t xml:space="preserve">Course note on revision; exemplar iteration reports. Case: an iteration whose evidence overturned its framing.</w:t>
             </w:r>
           </w:p>
         </w:tc>
@@ -4111,7 +4811,7 @@
                 <w:sz w:val="18"/>
                 <w:szCs w:val="18"/>
               </w:rPr>
-              <w:t xml:space="preserve">Mislevy et al. (2003), ETS Research Report Series</w:t>
+              <w:t xml:space="preserve">Baker et al. (2021), Technology, Mind, and Behavior</w:t>
             </w:r>
           </w:p>
         </w:tc>
@@ -4135,7 +4835,7 @@
                 <w:sz w:val="18"/>
                 <w:szCs w:val="18"/>
               </w:rPr>
-              <w:t xml:space="preserve">Requirements writing workshop</w:t>
+              <w:t xml:space="preserve">Iteration project: evaluate; revise the framing</w:t>
             </w:r>
           </w:p>
         </w:tc>
@@ -4158,12 +4858,136 @@
             <w:r>
               <w:rPr>
                 <w:rFonts w:ascii="Calibri" w:cs="Calibri" w:eastAsia="Calibri" w:hAnsi="Calibri"/>
+                <w:b w:val="false"/>
+                <w:bCs w:val="false"/>
+                <w:sz w:val="18"/>
+                <w:szCs w:val="18"/>
+              </w:rPr>
+              <w:t xml:space="preserve">Week 13</w:t>
+            </w:r>
+          </w:p>
+        </w:tc>
+        <w:tc>
+          <w:tcPr>
+            <w:tcW w:type="dxa" w:w="1560"/>
+            <w:tcMar>
+              <w:top w:type="dxa" w:w="60"/>
+              <w:left w:type="dxa" w:w="100"/>
+              <w:bottom w:type="dxa" w:w="60"/>
+              <w:right w:type="dxa" w:w="100"/>
+            </w:tcMar>
+          </w:tcPr>
+          <w:p>
+            <w:pPr>
+              <w:spacing w:after="0"/>
+            </w:pPr>
+            <w:r>
+              <w:rPr>
+                <w:rFonts w:ascii="Calibri" w:cs="Calibri" w:eastAsia="Calibri" w:hAnsi="Calibri"/>
+                <w:sz w:val="18"/>
+                <w:szCs w:val="18"/>
+              </w:rPr>
+              <w:t xml:space="preserve">Ethics of intervention and operator agency</w:t>
+            </w:r>
+          </w:p>
+        </w:tc>
+        <w:tc>
+          <w:tcPr>
+            <w:tcW w:type="dxa" w:w="2560"/>
+            <w:tcMar>
+              <w:top w:type="dxa" w:w="60"/>
+              <w:left w:type="dxa" w:w="100"/>
+              <w:bottom w:type="dxa" w:w="60"/>
+              <w:right w:type="dxa" w:w="100"/>
+            </w:tcMar>
+          </w:tcPr>
+          <w:p>
+            <w:pPr>
+              <w:spacing w:after="0"/>
+            </w:pPr>
+            <w:r>
+              <w:rPr>
+                <w:rFonts w:ascii="Calibri" w:cs="Calibri" w:eastAsia="Calibri" w:hAnsi="Calibri"/>
+                <w:sz w:val="18"/>
+                <w:szCs w:val="18"/>
+              </w:rPr>
+              <w:t xml:space="preserve">Goodell &amp; Kolodner (2023), ch. 17; SOE critical perspectives selections. Case: an intervention that improved a metric and eroded agency.</w:t>
+            </w:r>
+          </w:p>
+        </w:tc>
+        <w:tc>
+          <w:tcPr>
+            <w:tcW w:type="dxa" w:w="2400"/>
+            <w:tcMar>
+              <w:top w:type="dxa" w:w="60"/>
+              <w:left w:type="dxa" w:w="100"/>
+              <w:bottom w:type="dxa" w:w="60"/>
+              <w:right w:type="dxa" w:w="100"/>
+            </w:tcMar>
+          </w:tcPr>
+          <w:p>
+            <w:pPr>
+              <w:spacing w:after="0"/>
+            </w:pPr>
+            <w:r>
+              <w:rPr>
+                <w:rFonts w:ascii="Calibri" w:cs="Calibri" w:eastAsia="Calibri" w:hAnsi="Calibri"/>
+                <w:sz w:val="18"/>
+                <w:szCs w:val="18"/>
+              </w:rPr>
+              <w:t xml:space="preserve">Schatz et al. (2023), Journal of Military Learning</w:t>
+            </w:r>
+          </w:p>
+        </w:tc>
+        <w:tc>
+          <w:tcPr>
+            <w:tcW w:type="dxa" w:w="1440"/>
+            <w:tcMar>
+              <w:top w:type="dxa" w:w="60"/>
+              <w:left w:type="dxa" w:w="100"/>
+              <w:bottom w:type="dxa" w:w="60"/>
+              <w:right w:type="dxa" w:w="100"/>
+            </w:tcMar>
+          </w:tcPr>
+          <w:p>
+            <w:pPr>
+              <w:spacing w:after="0"/>
+            </w:pPr>
+            <w:r>
+              <w:rPr>
+                <w:rFonts w:ascii="Calibri" w:cs="Calibri" w:eastAsia="Calibri" w:hAnsi="Calibri"/>
+                <w:sz w:val="18"/>
+                <w:szCs w:val="18"/>
+              </w:rPr>
+              <w:t xml:space="preserve">Assignment 2 due: Iteration Cycle Report</w:t>
+            </w:r>
+          </w:p>
+        </w:tc>
+      </w:tr>
+      <w:tr>
+        <w:tc>
+          <w:tcPr>
+            <w:tcW w:type="dxa" w:w="1400"/>
+            <w:tcMar>
+              <w:top w:type="dxa" w:w="60"/>
+              <w:left w:type="dxa" w:w="100"/>
+              <w:bottom w:type="dxa" w:w="60"/>
+              <w:right w:type="dxa" w:w="100"/>
+            </w:tcMar>
+          </w:tcPr>
+          <w:p>
+            <w:pPr>
+              <w:spacing w:after="0"/>
+            </w:pPr>
+            <w:r>
+              <w:rPr>
+                <w:rFonts w:ascii="Calibri" w:cs="Calibri" w:eastAsia="Calibri" w:hAnsi="Calibri"/>
                 <w:b/>
                 <w:bCs/>
                 <w:sz w:val="18"/>
                 <w:szCs w:val="18"/>
               </w:rPr>
-              <w:t xml:space="preserve">MODULE 5 — Coupling, Ethics, and Domains</w:t>
+              <w:t xml:space="preserve">MODULE 6: Making the Case</w:t>
             </w:r>
           </w:p>
           <w:p>
@@ -4178,7 +5002,7 @@
                 <w:sz w:val="18"/>
                 <w:szCs w:val="18"/>
               </w:rPr>
-              <w:t xml:space="preserve">Weeks 11–13</w:t>
+              <w:t xml:space="preserve">Weeks 14–15</w:t>
             </w:r>
           </w:p>
           <w:p>
@@ -4193,7 +5017,7 @@
                 <w:sz w:val="18"/>
                 <w:szCs w:val="18"/>
               </w:rPr>
-              <w:t xml:space="preserve">CLO 6; CLO 7</w:t>
+              <w:t xml:space="preserve">CLO 5</w:t>
             </w:r>
           </w:p>
         </w:tc>
@@ -4217,7 +5041,7 @@
                 <w:sz w:val="18"/>
                 <w:szCs w:val="18"/>
               </w:rPr>
-              <w:t xml:space="preserve">Coupling failures and the methods for analyzing them</w:t>
+              <w:t xml:space="preserve">Communicating an iteration and its evidence across audiences</w:t>
             </w:r>
           </w:p>
         </w:tc>
@@ -4241,7 +5065,7 @@
                 <w:sz w:val="18"/>
                 <w:szCs w:val="18"/>
               </w:rPr>
-              <w:t xml:space="preserve">Reason (2000), BMJ; Hollnagel (2014), Safety-I and Safety-II, selections; selected post-mortems. Case: a validated system that was discontinued.</w:t>
+              <w:t xml:space="preserve">Communication selections; exemplar briefings. Case: a coupling failure in which learning investment and outcome came apart, read with the capability frame.</w:t>
             </w:r>
           </w:p>
         </w:tc>
@@ -4265,7 +5089,7 @@
                 <w:sz w:val="18"/>
                 <w:szCs w:val="18"/>
               </w:rPr>
-              <w:t xml:space="preserve">Leveson (2004), Safety Science</w:t>
+              <w:t xml:space="preserve">Totino &amp; Kessler (2025), TechTrends</w:t>
             </w:r>
           </w:p>
         </w:tc>
@@ -4289,7 +5113,7 @@
                 <w:sz w:val="18"/>
                 <w:szCs w:val="18"/>
               </w:rPr>
-              <w:t xml:space="preserve">Case memo 1; case analysis coded with a named failure analysis method</w:t>
+              <w:t xml:space="preserve">Draft final briefing; structured peer review across domain groups</w:t>
             </w:r>
           </w:p>
         </w:tc>
@@ -4317,7 +5141,7 @@
                 <w:sz w:val="18"/>
                 <w:szCs w:val="18"/>
               </w:rPr>
-              <w:t xml:space="preserve">Week 12</w:t>
+              <w:t xml:space="preserve">Week 15</w:t>
             </w:r>
           </w:p>
         </w:tc>
@@ -4341,7 +5165,7 @@
                 <w:sz w:val="18"/>
                 <w:szCs w:val="18"/>
               </w:rPr>
-              <w:t xml:space="preserve">Ethics of intervention, operator agency, and the governance-objection diagnostic</w:t>
+              <w:t xml:space="preserve">Synthesis: the field ahead, and where the concentration goes from here</w:t>
             </w:r>
           </w:p>
         </w:tc>
@@ -4365,7 +5189,7 @@
                 <w:sz w:val="18"/>
                 <w:szCs w:val="18"/>
               </w:rPr>
-              <w:t xml:space="preserve">Goodell &amp; Kolodner (2023), ch. 7, ch. 17; Watters (2021), selections; SOE critical perspectives selections. Case: a system withdrawn under governance objection.</w:t>
+              <w:t xml:space="preserve">Goodell &amp; Kolodner (2023), ch. 19; program problem-type framework. Case: a closing case spanning a learning environment and an operational system.</w:t>
             </w:r>
           </w:p>
         </w:tc>
@@ -4389,7 +5213,7 @@
                 <w:sz w:val="18"/>
                 <w:szCs w:val="18"/>
               </w:rPr>
-              <w:t xml:space="preserve">Van Campenhout (2021), Adaptive Instructional Systems, LNCS 12792</w:t>
+              <w:t xml:space="preserve">Kurzweil &amp; Marcellas (2020), Journal of Applied Instructional Design</w:t>
             </w:r>
           </w:p>
         </w:tc>
@@ -4413,409 +5237,7 @@
                 <w:sz w:val="18"/>
                 <w:szCs w:val="18"/>
               </w:rPr>
-              <w:t xml:space="preserve">Case memo 2; position memo: an agency-preserving constraint</w:t>
-            </w:r>
-          </w:p>
-        </w:tc>
-      </w:tr>
-      <w:tr>
-        <w:tc>
-          <w:tcPr>
-            <w:tcW w:type="dxa" w:w="1400"/>
-            <w:tcMar>
-              <w:top w:type="dxa" w:w="60"/>
-              <w:left w:type="dxa" w:w="100"/>
-              <w:bottom w:type="dxa" w:w="60"/>
-              <w:right w:type="dxa" w:w="100"/>
-            </w:tcMar>
-          </w:tcPr>
-          <w:p>
-            <w:pPr>
-              <w:spacing w:after="0"/>
-            </w:pPr>
-            <w:r>
-              <w:rPr>
-                <w:rFonts w:ascii="Calibri" w:cs="Calibri" w:eastAsia="Calibri" w:hAnsi="Calibri"/>
-                <w:b w:val="false"/>
-                <w:bCs w:val="false"/>
-                <w:sz w:val="18"/>
-                <w:szCs w:val="18"/>
-              </w:rPr>
-              <w:t xml:space="preserve">Week 13</w:t>
-            </w:r>
-          </w:p>
-        </w:tc>
-        <w:tc>
-          <w:tcPr>
-            <w:tcW w:type="dxa" w:w="1560"/>
-            <w:tcMar>
-              <w:top w:type="dxa" w:w="60"/>
-              <w:left w:type="dxa" w:w="100"/>
-              <w:bottom w:type="dxa" w:w="60"/>
-              <w:right w:type="dxa" w:w="100"/>
-            </w:tcMar>
-          </w:tcPr>
-          <w:p>
-            <w:pPr>
-              <w:spacing w:after="0"/>
-            </w:pPr>
-            <w:r>
-              <w:rPr>
-                <w:rFonts w:ascii="Calibri" w:cs="Calibri" w:eastAsia="Calibri" w:hAnsi="Calibri"/>
-                <w:sz w:val="18"/>
-                <w:szCs w:val="18"/>
-              </w:rPr>
-              <w:t xml:space="preserve">High-consequence domains: what they share and where they diverge</w:t>
-            </w:r>
-          </w:p>
-        </w:tc>
-        <w:tc>
-          <w:tcPr>
-            <w:tcW w:type="dxa" w:w="2560"/>
-            <w:tcMar>
-              <w:top w:type="dxa" w:w="60"/>
-              <w:left w:type="dxa" w:w="100"/>
-              <w:bottom w:type="dxa" w:w="60"/>
-              <w:right w:type="dxa" w:w="100"/>
-            </w:tcMar>
-          </w:tcPr>
-          <w:p>
-            <w:pPr>
-              <w:spacing w:after="0"/>
-            </w:pPr>
-            <w:r>
-              <w:rPr>
-                <w:rFonts w:ascii="Calibri" w:cs="Calibri" w:eastAsia="Calibri" w:hAnsi="Calibri"/>
-                <w:sz w:val="18"/>
-                <w:szCs w:val="18"/>
-              </w:rPr>
-              <w:t xml:space="preserve">Asynchronous practitioner engagements with three high-consequence domains (rotating; see Course Notes). Cases: one per engaged domain. At least one carries a conflict-of-interest disclosure and at least one a non-peer-reviewed evidence tier; both are read as part of the case.</w:t>
-            </w:r>
-          </w:p>
-        </w:tc>
-        <w:tc>
-          <w:tcPr>
-            <w:tcW w:type="dxa" w:w="2400"/>
-            <w:tcMar>
-              <w:top w:type="dxa" w:w="60"/>
-              <w:left w:type="dxa" w:w="100"/>
-              <w:bottom w:type="dxa" w:w="60"/>
-              <w:right w:type="dxa" w:w="100"/>
-            </w:tcMar>
-          </w:tcPr>
-          <w:p>
-            <w:pPr>
-              <w:spacing w:after="0"/>
-            </w:pPr>
-            <w:r>
-              <w:rPr>
-                <w:rFonts w:ascii="Calibri" w:cs="Calibri" w:eastAsia="Calibri" w:hAnsi="Calibri"/>
-                <w:sz w:val="18"/>
-                <w:szCs w:val="18"/>
-              </w:rPr>
-              <w:t xml:space="preserve">Schatz et al. (2023), Journal of Military Learning</w:t>
-            </w:r>
-          </w:p>
-        </w:tc>
-        <w:tc>
-          <w:tcPr>
-            <w:tcW w:type="dxa" w:w="1440"/>
-            <w:tcMar>
-              <w:top w:type="dxa" w:w="60"/>
-              <w:left w:type="dxa" w:w="100"/>
-              <w:bottom w:type="dxa" w:w="60"/>
-              <w:right w:type="dxa" w:w="100"/>
-            </w:tcMar>
-          </w:tcPr>
-          <w:p>
-            <w:pPr>
-              <w:spacing w:after="0"/>
-            </w:pPr>
-            <w:r>
-              <w:rPr>
-                <w:rFonts w:ascii="Calibri" w:cs="Calibri" w:eastAsia="Calibri" w:hAnsi="Calibri"/>
-                <w:sz w:val="18"/>
-                <w:szCs w:val="18"/>
-              </w:rPr>
-              <w:t xml:space="preserve">Case memo 3; Assignment 2 due: Iteration Cycle Report</w:t>
-            </w:r>
-          </w:p>
-        </w:tc>
-      </w:tr>
-      <w:tr>
-        <w:tc>
-          <w:tcPr>
-            <w:tcW w:type="dxa" w:w="1400"/>
-            <w:tcMar>
-              <w:top w:type="dxa" w:w="60"/>
-              <w:left w:type="dxa" w:w="100"/>
-              <w:bottom w:type="dxa" w:w="60"/>
-              <w:right w:type="dxa" w:w="100"/>
-            </w:tcMar>
-          </w:tcPr>
-          <w:p>
-            <w:pPr>
-              <w:spacing w:after="0"/>
-            </w:pPr>
-            <w:r>
-              <w:rPr>
-                <w:rFonts w:ascii="Calibri" w:cs="Calibri" w:eastAsia="Calibri" w:hAnsi="Calibri"/>
-                <w:b/>
-                <w:bCs/>
-                <w:sz w:val="18"/>
-                <w:szCs w:val="18"/>
-              </w:rPr>
-              <w:t xml:space="preserve">MODULE 6 — Communication and Synthesis</w:t>
-            </w:r>
-          </w:p>
-          <w:p>
-            <w:pPr>
-              <w:spacing w:after="0"/>
-            </w:pPr>
-            <w:r>
-              <w:rPr>
-                <w:rFonts w:ascii="Calibri" w:cs="Calibri" w:eastAsia="Calibri" w:hAnsi="Calibri"/>
-                <w:b/>
-                <w:bCs/>
-                <w:sz w:val="18"/>
-                <w:szCs w:val="18"/>
-              </w:rPr>
-              <w:t xml:space="preserve">Weeks 14–15</w:t>
-            </w:r>
-          </w:p>
-          <w:p>
-            <w:pPr>
-              <w:spacing w:after="0"/>
-            </w:pPr>
-            <w:r>
-              <w:rPr>
-                <w:rFonts w:ascii="Calibri" w:cs="Calibri" w:eastAsia="Calibri" w:hAnsi="Calibri"/>
-                <w:b/>
-                <w:bCs/>
-                <w:sz w:val="18"/>
-                <w:szCs w:val="18"/>
-              </w:rPr>
-              <w:t xml:space="preserve">CLO 6</w:t>
-            </w:r>
-          </w:p>
-        </w:tc>
-        <w:tc>
-          <w:tcPr>
-            <w:tcW w:type="dxa" w:w="1560"/>
-            <w:tcMar>
-              <w:top w:type="dxa" w:w="60"/>
-              <w:left w:type="dxa" w:w="100"/>
-              <w:bottom w:type="dxa" w:w="60"/>
-              <w:right w:type="dxa" w:w="100"/>
-            </w:tcMar>
-          </w:tcPr>
-          <w:p>
-            <w:pPr>
-              <w:spacing w:after="0"/>
-            </w:pPr>
-            <w:r>
-              <w:rPr>
-                <w:rFonts w:ascii="Calibri" w:cs="Calibri" w:eastAsia="Calibri" w:hAnsi="Calibri"/>
-                <w:sz w:val="18"/>
-                <w:szCs w:val="18"/>
-              </w:rPr>
-              <w:t xml:space="preserve">Communicating capability analyses across audiences</w:t>
-            </w:r>
-          </w:p>
-        </w:tc>
-        <w:tc>
-          <w:tcPr>
-            <w:tcW w:type="dxa" w:w="2560"/>
-            <w:tcMar>
-              <w:top w:type="dxa" w:w="60"/>
-              <w:left w:type="dxa" w:w="100"/>
-              <w:bottom w:type="dxa" w:w="60"/>
-              <w:right w:type="dxa" w:w="100"/>
-            </w:tcMar>
-          </w:tcPr>
-          <w:p>
-            <w:pPr>
-              <w:spacing w:after="0"/>
-            </w:pPr>
-            <w:r>
-              <w:rPr>
-                <w:rFonts w:ascii="Calibri" w:cs="Calibri" w:eastAsia="Calibri" w:hAnsi="Calibri"/>
-                <w:sz w:val="18"/>
-                <w:szCs w:val="18"/>
-              </w:rPr>
-              <w:t xml:space="preserve">Communication selections; exemplar briefings. Case: an initiative whose design argument was communicated and oversold.</w:t>
-            </w:r>
-          </w:p>
-        </w:tc>
-        <w:tc>
-          <w:tcPr>
-            <w:tcW w:type="dxa" w:w="2400"/>
-            <w:tcMar>
-              <w:top w:type="dxa" w:w="60"/>
-              <w:left w:type="dxa" w:w="100"/>
-              <w:bottom w:type="dxa" w:w="60"/>
-              <w:right w:type="dxa" w:w="100"/>
-            </w:tcMar>
-          </w:tcPr>
-          <w:p>
-            <w:pPr>
-              <w:spacing w:after="0"/>
-            </w:pPr>
-            <w:r>
-              <w:rPr>
-                <w:rFonts w:ascii="Calibri" w:cs="Calibri" w:eastAsia="Calibri" w:hAnsi="Calibri"/>
-                <w:sz w:val="18"/>
-                <w:szCs w:val="18"/>
-              </w:rPr>
-              <w:t xml:space="preserve">Totino &amp; Kessler (2025), TechTrends</w:t>
-            </w:r>
-          </w:p>
-        </w:tc>
-        <w:tc>
-          <w:tcPr>
-            <w:tcW w:type="dxa" w:w="1440"/>
-            <w:tcMar>
-              <w:top w:type="dxa" w:w="60"/>
-              <w:left w:type="dxa" w:w="100"/>
-              <w:bottom w:type="dxa" w:w="60"/>
-              <w:right w:type="dxa" w:w="100"/>
-            </w:tcMar>
-          </w:tcPr>
-          <w:p>
-            <w:pPr>
-              <w:spacing w:after="0"/>
-            </w:pPr>
-            <w:r>
-              <w:rPr>
-                <w:rFonts w:ascii="Calibri" w:cs="Calibri" w:eastAsia="Calibri" w:hAnsi="Calibri"/>
-                <w:sz w:val="18"/>
-                <w:szCs w:val="18"/>
-              </w:rPr>
-              <w:t xml:space="preserve">Draft final briefing; structured peer review across domain groups</w:t>
-            </w:r>
-          </w:p>
-        </w:tc>
-      </w:tr>
-      <w:tr>
-        <w:tc>
-          <w:tcPr>
-            <w:tcW w:type="dxa" w:w="1400"/>
-            <w:tcMar>
-              <w:top w:type="dxa" w:w="60"/>
-              <w:left w:type="dxa" w:w="100"/>
-              <w:bottom w:type="dxa" w:w="60"/>
-              <w:right w:type="dxa" w:w="100"/>
-            </w:tcMar>
-          </w:tcPr>
-          <w:p>
-            <w:pPr>
-              <w:spacing w:after="0"/>
-            </w:pPr>
-            <w:r>
-              <w:rPr>
-                <w:rFonts w:ascii="Calibri" w:cs="Calibri" w:eastAsia="Calibri" w:hAnsi="Calibri"/>
-                <w:b w:val="false"/>
-                <w:bCs w:val="false"/>
-                <w:sz w:val="18"/>
-                <w:szCs w:val="18"/>
-              </w:rPr>
-              <w:t xml:space="preserve">Week 15</w:t>
-            </w:r>
-          </w:p>
-        </w:tc>
-        <w:tc>
-          <w:tcPr>
-            <w:tcW w:type="dxa" w:w="1560"/>
-            <w:tcMar>
-              <w:top w:type="dxa" w:w="60"/>
-              <w:left w:type="dxa" w:w="100"/>
-              <w:bottom w:type="dxa" w:w="60"/>
-              <w:right w:type="dxa" w:w="100"/>
-            </w:tcMar>
-          </w:tcPr>
-          <w:p>
-            <w:pPr>
-              <w:spacing w:after="0"/>
-            </w:pPr>
-            <w:r>
-              <w:rPr>
-                <w:rFonts w:ascii="Calibri" w:cs="Calibri" w:eastAsia="Calibri" w:hAnsi="Calibri"/>
-                <w:sz w:val="18"/>
-                <w:szCs w:val="18"/>
-              </w:rPr>
-              <w:t xml:space="preserve">Synthesis: the six canonical LENS problem types; the field ahead</w:t>
-            </w:r>
-          </w:p>
-        </w:tc>
-        <w:tc>
-          <w:tcPr>
-            <w:tcW w:type="dxa" w:w="2560"/>
-            <w:tcMar>
-              <w:top w:type="dxa" w:w="60"/>
-              <w:left w:type="dxa" w:w="100"/>
-              <w:bottom w:type="dxa" w:w="60"/>
-              <w:right w:type="dxa" w:w="100"/>
-            </w:tcMar>
-          </w:tcPr>
-          <w:p>
-            <w:pPr>
-              <w:spacing w:after="0"/>
-            </w:pPr>
-            <w:r>
-              <w:rPr>
-                <w:rFonts w:ascii="Calibri" w:cs="Calibri" w:eastAsia="Calibri" w:hAnsi="Calibri"/>
-                <w:sz w:val="18"/>
-                <w:szCs w:val="18"/>
-              </w:rPr>
-              <w:t xml:space="preserve">Goodell &amp; Kolodner (2023), ch. 19; program problem-type framework. Case: a closing case spanning all three domains.</w:t>
-            </w:r>
-          </w:p>
-        </w:tc>
-        <w:tc>
-          <w:tcPr>
-            <w:tcW w:type="dxa" w:w="2400"/>
-            <w:tcMar>
-              <w:top w:type="dxa" w:w="60"/>
-              <w:left w:type="dxa" w:w="100"/>
-              <w:bottom w:type="dxa" w:w="60"/>
-              <w:right w:type="dxa" w:w="100"/>
-            </w:tcMar>
-          </w:tcPr>
-          <w:p>
-            <w:pPr>
-              <w:spacing w:after="0"/>
-            </w:pPr>
-            <w:r>
-              <w:rPr>
-                <w:rFonts w:ascii="Calibri" w:cs="Calibri" w:eastAsia="Calibri" w:hAnsi="Calibri"/>
-                <w:sz w:val="18"/>
-                <w:szCs w:val="18"/>
-              </w:rPr>
-              <w:t xml:space="preserve">Baker et al. (2021), Technology, Mind, and Behavior</w:t>
-            </w:r>
-          </w:p>
-        </w:tc>
-        <w:tc>
-          <w:tcPr>
-            <w:tcW w:type="dxa" w:w="1440"/>
-            <w:tcMar>
-              <w:top w:type="dxa" w:w="60"/>
-              <w:left w:type="dxa" w:w="100"/>
-              <w:bottom w:type="dxa" w:w="60"/>
-              <w:right w:type="dxa" w:w="100"/>
-            </w:tcMar>
-          </w:tcPr>
-          <w:p>
-            <w:pPr>
-              <w:spacing w:after="0"/>
-            </w:pPr>
-            <w:r>
-              <w:rPr>
-                <w:rFonts w:ascii="Calibri" w:cs="Calibri" w:eastAsia="Calibri" w:hAnsi="Calibri"/>
-                <w:sz w:val="18"/>
-                <w:szCs w:val="18"/>
-              </w:rPr>
-              <w:t xml:space="preserve">Final due: Integrated Analysis and Briefing; Dispositions Portfolio</w:t>
+              <w:t xml:space="preserve">Final due: Iteration Briefing</w:t>
             </w:r>
           </w:p>
         </w:tc>
@@ -4839,7 +5261,9 @@
     <w:p>
       <w:pPr>
         <w:pStyle w:val="Heading1"/>
+        <w:keepNext/>
         <w:spacing w:after="120" w:before="260"/>
+        <w:outlineLvl w:val="0"/>
       </w:pPr>
       <w:r>
         <w:rPr>
@@ -4863,7 +5287,7 @@
           <w:sz w:val="20"/>
           <w:szCs w:val="20"/>
         </w:rPr>
-        <w:t xml:space="preserve">A case is assigned every week. The Course Outline describes each week's case by what it must teach; specific cases are selected from the Capability Matters Casebook and inserted, with their identifiers, before the LMS build. Cases carry two coordinates: a failure-mode code and LEO competency tags. Both are read with the case. Module 5 teaches failure analysis as a set of established methods rather than a single scheme: students select a method, justify it against the case, and are assessed on the justification as much as the coding. The casebook's six-mode code is one such scheme and is read as an instance, not as the standard. Where a case carries a conflict-of-interest disclosure or an evidence-tier flag, the disclosure is part of the assigned reading and is discussed as such.</w:t>
+        <w:t xml:space="preserve">A case is assigned every week. The Course Outline describes each week's case by what it must teach; specific cases are selected from the Capability Matters Casebook and inserted, with their identifiers, before the LMS build. Cases carry two coordinates: a failure-mode code and competency tags. Both are read with the case, and both are read as information rather than as a method: this course analyzes cases with the capability frame only. Established failure-analysis methods are introduced in LEN 3 and deepened in LEN 5. Where a case carries a conflict-of-interest disclosure or an evidence-tier flag, the disclosure is part of the assigned reading and is discussed as such.</w:t>
       </w:r>
     </w:p>
     <w:p>
@@ -4876,7 +5300,7 @@
           <w:sz w:val="20"/>
           <w:szCs w:val="20"/>
         </w:rPr>
-        <w:t xml:space="preserve">Toolkit chapters not read in this course are read elsewhere in the concentration. Chapters 5, 6, 13, and 18 (instrumentation and analytics) are LEN 4. Chapter 14 (standards as tools) is LEN 3. Chapters 10 and 16 (teaming and implementation) are LEN 6 and LEN 3, with deeper treatment in LEN 8. Chapter 17 is revisited in LEN 7.</w:t>
+        <w:t xml:space="preserve">Toolkit chapters not read in this course are read elsewhere in the concentration. Chapters 5, 6, 13, and 18 (instrumentation and analytics) are LEN 4, which this course's Module 4 previews. Chapter 14 (standards as tools) is LEN 3. Chapters 10 and 16 (teaming and implementation) are LEN 6 and LEN 3, with deeper treatment in LEN 8. Chapter 17 is revisited in LEN 7. Systems engineering lifecycle models and human systems integration frameworks are LEN 3; this course sketches the system and locates decisions in it, and stops there.</w:t>
       </w:r>
     </w:p>
     <w:p>
@@ -4889,7 +5313,7 @@
           <w:sz w:val="20"/>
           <w:szCs w:val="20"/>
         </w:rPr>
-        <w:t xml:space="preserve">LENS works in high-consequence domains: those in which the cost of a capability gap is paid by people who did not choose the risk, and is not fully recoverable. A representative list of seven, following the structure of the Capability Matters Casebook: healthcare and patient safety; education, training, and the learning workforce; aviation and aerospace; defense and national security; industry, energy, and enterprise systems; disaster prevention and recovery; algorithms, governance, and public systems. The list is representative, not exhaustive; the criterion is what defines the category. Week 13 engages three, rotating by term and by the domain composition of the enrolled cohort. Engagements are asynchronous and led by practitioners from the domain.</w:t>
+        <w:t xml:space="preserve">LENS works in high-consequence domains: those in which the cost of a capability gap is paid by people who did not choose the risk, and is not fully recoverable. A representative list of seven, following the structure of the Capability Matters Casebook: healthcare and patient safety; education, training, and the learning workforce; aviation and aerospace; defense and national security; industry, energy, and enterprise systems; disaster prevention and recovery; algorithms, governance, and public systems. The list is representative, not exhaustive; the criterion is what defines the category, and a learning environment at scale meets it. This course draws its examples from across the list so that students in every LDT concentration find their own systems represented. Domain studios and practitioner engagements are LEN 3 and LEN 6.</w:t>
       </w:r>
     </w:p>
     <w:p>
@@ -4902,13 +5326,15 @@
           <w:sz w:val="20"/>
           <w:szCs w:val="20"/>
         </w:rPr>
-        <w:t xml:space="preserve">Additional Reading is one peer-reviewed paper per week. Four weeks are served by sources below the standard the column sets, and are flagged here rather than presented as equivalent: Week 6 (recent, little citation record), Week 10 (a heavily cited technical report rather than a journal article), Week 12 (adjacent to the week's topic rather than on it), and Week 13 (a professional journal). Week 4 draws on Barnett and Ceci (2002), which sits outside the learning engineering literature. Replacements are welcome; see the course record document.</w:t>
+        <w:t xml:space="preserve">Additional Reading is one peer-reviewed paper per week. Five weeks are served by sources below the standard the column sets, and are flagged here rather than presented as equivalent: Week 6 (recent, little citation record), Week 7 (a heavily cited technical report rather than a journal article), Week 8 (a National Research Council volume rather than a journal article), Week 13 (a professional journal), and Week 15 (adjacent to the week's topic). Week 3 draws on Barnett and Ceci (2002), which sits outside the learning engineering literature. Replacements are welcome; see the course record document.</w:t>
       </w:r>
     </w:p>
     <w:p>
       <w:pPr>
         <w:pStyle w:val="Heading1"/>
+        <w:keepNext/>
         <w:spacing w:after="120" w:before="260"/>
+        <w:outlineLvl w:val="0"/>
       </w:pPr>
       <w:r>
         <w:rPr>
@@ -4938,7 +5364,9 @@
     <w:p>
       <w:pPr>
         <w:pStyle w:val="Heading1"/>
+        <w:keepNext/>
         <w:spacing w:after="120" w:before="260"/>
+        <w:outlineLvl w:val="0"/>
       </w:pPr>
       <w:r>
         <w:rPr>
@@ -4968,7 +5396,9 @@
     <w:p>
       <w:pPr>
         <w:pStyle w:val="Heading1"/>
+        <w:keepNext/>
         <w:spacing w:after="120" w:before="260"/>
+        <w:outlineLvl w:val="0"/>
       </w:pPr>
       <w:r>
         <w:rPr>
@@ -5033,7 +5463,7 @@
           <w:sz w:val="22"/>
           <w:szCs w:val="22"/>
         </w:rPr>
-        <w:t xml:space="preserve">Hollnagel, E. (2014). Safety-I and Safety-II: The past and future of safety management. Ashgate. (Selections)</w:t>
+        <w:t xml:space="preserve">Goodell, J., &amp; Kolodner, J. (Eds.). (2023). Learning engineering toolkit: Evidence-based practices from the learning sciences, instructional design, and beyond. Routledge.</w:t>
       </w:r>
     </w:p>
     <w:p>
@@ -5051,7 +5481,7 @@
           <w:sz w:val="22"/>
           <w:szCs w:val="22"/>
         </w:rPr>
-        <w:t xml:space="preserve">Goodell, J., &amp; Kolodner, J. (Eds.). (2023). Learning engineering toolkit: Evidence-based practices from the learning sciences, instructional design, and beyond. Routledge.</w:t>
+        <w:t xml:space="preserve">International Council on Systems Engineering. (2023). INCOSE systems engineering handbook: A guide for system life cycle processes and activities (5th ed.). Wiley.</w:t>
       </w:r>
     </w:p>
     <w:p>
@@ -5105,7 +5535,7 @@
           <w:sz w:val="22"/>
           <w:szCs w:val="22"/>
         </w:rPr>
-        <w:t xml:space="preserve">Reason, J. (2000). Human error: Models and management. BMJ, 320(7237), 768-770.</w:t>
+        <w:t xml:space="preserve">Rummler, G. A., &amp; Brache, A. P. (1990). Improving performance: How to manage the white space on the organization chart. Jossey-Bass. (Selections)</w:t>
       </w:r>
     </w:p>
     <w:p>
@@ -5123,7 +5553,7 @@
           <w:sz w:val="22"/>
           <w:szCs w:val="22"/>
         </w:rPr>
-        <w:t xml:space="preserve">Rummler, G. A., &amp; Brache, A. P. (1990). Improving performance: How to manage the white space on the organization chart. Jossey-Bass. (Selections)</w:t>
+        <w:t xml:space="preserve">Sawyer, R. K. (Ed.). (2022). The Cambridge handbook of the learning sciences (3rd ed.). Cambridge University Press. (Selections)</w:t>
       </w:r>
     </w:p>
     <w:p>
@@ -5141,7 +5571,7 @@
           <w:sz w:val="22"/>
           <w:szCs w:val="22"/>
         </w:rPr>
-        <w:t xml:space="preserve">Sawyer, R. K. (Ed.). (2022). The Cambridge handbook of the learning sciences (3rd ed.). Cambridge University Press. (Selections)</w:t>
+        <w:t xml:space="preserve">Sweller, J., Ayres, P., &amp; Kalyuga, S. (2011). Cognitive load theory. Springer. (Selections)</w:t>
       </w:r>
     </w:p>
     <w:p>
@@ -5159,7 +5589,7 @@
           <w:sz w:val="22"/>
           <w:szCs w:val="22"/>
         </w:rPr>
-        <w:t xml:space="preserve">Sweller, J., Ayres, P., &amp; Kalyuga, S. (2011). Cognitive load theory. Springer. (Selections)</w:t>
+        <w:t xml:space="preserve">U.S. Department of Defense. (2024). Department of Defense human systems integration guidebook. Office of the Under Secretary of Defense for Research and Engineering. (Selections)</w:t>
       </w:r>
     </w:p>
     <w:p>
@@ -5177,7 +5607,7 @@
           <w:sz w:val="22"/>
           <w:szCs w:val="22"/>
         </w:rPr>
-        <w:t xml:space="preserve">U.S. Department of Defense. (2024). Department of Defense human systems integration guidebook. Office of the Under Secretary of Defense for Research and Engineering. (Selections)</w:t>
+        <w:t xml:space="preserve">Wagner, E. (2024). Learning engineering enlightenment: Think like an engineer. New Learning Frontier. https://newlearningfrontier.com/learning-engineering-enlightenment-think-like-an-engineer/</w:t>
       </w:r>
     </w:p>
     <w:p>
@@ -5195,7 +5625,39 @@
           <w:sz w:val="22"/>
           <w:szCs w:val="22"/>
         </w:rPr>
-        <w:t xml:space="preserve">Wagner, E. (2024). Learning engineering enlightenment: Think like an engineer. New Learning Frontier. https://newlearningfrontier.com/learning-engineering-enlightenment-think-like-an-engineer/</w:t>
+        <w:t xml:space="preserve">Watters, A. (2021). Teaching machines: The history of personalized learning. MIT Press. (Selections)</w:t>
+      </w:r>
+    </w:p>
+    <w:p>
+      <w:pPr>
+        <w:pStyle w:val="Heading1"/>
+        <w:keepNext/>
+        <w:spacing w:after="120" w:before="260"/>
+        <w:outlineLvl w:val="0"/>
+      </w:pPr>
+      <w:r>
+        <w:rPr>
+          <w:rFonts w:ascii="Calibri" w:cs="Calibri" w:eastAsia="Calibri" w:hAnsi="Calibri"/>
+          <w:b/>
+          <w:bCs/>
+          <w:color w:val="000000"/>
+          <w:sz w:val="26"/>
+          <w:szCs w:val="26"/>
+        </w:rPr>
+        <w:t xml:space="preserve">Supplemental Reading List</w:t>
+      </w:r>
+    </w:p>
+    <w:p>
+      <w:pPr>
+        <w:spacing w:after="100" w:before="0"/>
+      </w:pPr>
+      <w:r>
+        <w:rPr>
+          <w:rFonts w:ascii="Calibri" w:cs="Calibri" w:eastAsia="Calibri" w:hAnsi="Calibri"/>
+          <w:sz w:val="20"/>
+          <w:szCs w:val="20"/>
+        </w:rPr>
+        <w:t xml:space="preserve">One peer-reviewed paper per week, listed in the Course Outline as Additional Reading, plus supporting texts. Learning engineering sources are indexed at the Learning Engineering Commons (lecommons.org), which the course uses as its field-literature reference.</w:t>
       </w:r>
     </w:p>
     <w:p>
@@ -5213,37 +5675,7 @@
           <w:sz w:val="22"/>
           <w:szCs w:val="22"/>
         </w:rPr>
-        <w:t xml:space="preserve">Watters, A. (2021). Teaching machines: The history of personalized learning. MIT Press. (Selections)</w:t>
-      </w:r>
-    </w:p>
-    <w:p>
-      <w:pPr>
-        <w:pStyle w:val="Heading1"/>
-        <w:spacing w:after="120" w:before="260"/>
-      </w:pPr>
-      <w:r>
-        <w:rPr>
-          <w:rFonts w:ascii="Calibri" w:cs="Calibri" w:eastAsia="Calibri" w:hAnsi="Calibri"/>
-          <w:b/>
-          <w:bCs/>
-          <w:color w:val="000000"/>
-          <w:sz w:val="26"/>
-          <w:szCs w:val="26"/>
-        </w:rPr>
-        <w:t xml:space="preserve">Supplemental Reading List</w:t>
-      </w:r>
-    </w:p>
-    <w:p>
-      <w:pPr>
-        <w:spacing w:after="100" w:before="0"/>
-      </w:pPr>
-      <w:r>
-        <w:rPr>
-          <w:rFonts w:ascii="Calibri" w:cs="Calibri" w:eastAsia="Calibri" w:hAnsi="Calibri"/>
-          <w:sz w:val="20"/>
-          <w:szCs w:val="20"/>
-        </w:rPr>
-        <w:t xml:space="preserve">One peer-reviewed paper per week, listed in the Course Outline as Additional Reading, plus supporting texts. Learning engineering sources are indexed at the Learning Engineering Commons (lecommons.org), which the course uses as its field-literature reference.</w:t>
+        <w:t xml:space="preserve">Baker, R. S., Boser, U., &amp; Snow, E. L. (2021). Learning engineering: A view on where the field is at, where it is going, and the research needed. Technology, Mind, and Behavior. https://tmb.apaopen.org/pub/5ib9cpqa/release/1</w:t>
       </w:r>
     </w:p>
     <w:p>
@@ -5261,7 +5693,7 @@
           <w:sz w:val="22"/>
           <w:szCs w:val="22"/>
         </w:rPr>
-        <w:t xml:space="preserve">Baker, R. S., Boser, U., &amp; Snow, E. L. (2021). Learning engineering: A view on where the field is at, where it is going, and the research needed. Technology, Mind, and Behavior. https://tmb.apaopen.org/pub/5ib9cpqa/release/1</w:t>
+        <w:t xml:space="preserve">Barnett, S. M., &amp; Ceci, S. J. (2002). When and where do we apply what we learn? A taxonomy for far transfer. Psychological Bulletin, 128(4), 612-637.</w:t>
       </w:r>
     </w:p>
     <w:p>
@@ -5279,7 +5711,7 @@
           <w:sz w:val="22"/>
           <w:szCs w:val="22"/>
         </w:rPr>
-        <w:t xml:space="preserve">Barnett, S. M., &amp; Ceci, S. J. (2002). When and where do we apply what we learn? A taxonomy for far transfer. Psychological Bulletin, 128(4), 612-637.</w:t>
+        <w:t xml:space="preserve">Blake-Plock, S., Craig, S. D., Czerwinski, E., Goodell, J., Lis, J., McEldoon, K., Owens, K., Stodd, J., Schatz, S., &amp; Walsh, W. (2024). Generalizable learning engineering adoption maturity model. Interservice/Industry Training, Simulation, and Education Conference (I/ITSEC).</w:t>
       </w:r>
     </w:p>
     <w:p>
@@ -5297,7 +5729,7 @@
           <w:sz w:val="22"/>
           <w:szCs w:val="22"/>
         </w:rPr>
-        <w:t xml:space="preserve">Blake-Plock, S., Craig, S. D., Czerwinski, E., Goodell, J., Lis, J., McEldoon, K., Owens, K., Stodd, J., Schatz, S., &amp; Walsh, W. (2024). Generalizable learning engineering adoption maturity model. Interservice/Industry Training, Simulation, and Education Conference (I/ITSEC).</w:t>
+        <w:t xml:space="preserve">Brown, A. L. (1992). Design experiments: Theoretical and methodological challenges in creating complex interventions in classroom settings. Journal of the Learning Sciences, 2(2), 141-178.</w:t>
       </w:r>
     </w:p>
     <w:p>
@@ -5315,7 +5747,7 @@
           <w:sz w:val="22"/>
           <w:szCs w:val="22"/>
         </w:rPr>
-        <w:t xml:space="preserve">Leveson, N. (2004). A new accident model for engineering safer systems. Safety Science, 42(4), 237-270.</w:t>
+        <w:t xml:space="preserve">Craig, S. D., Goodell, J., Roscoe, R., Czerwinski, E., &amp; Lis, J. (2023). Learning engineering perspectives for supporting educational systems. Proceedings of the Human Factors and Ergonomics Society Annual Meeting. https://doi.org/10.1177/21695067231192886</w:t>
       </w:r>
     </w:p>
     <w:p>
@@ -5333,7 +5765,7 @@
           <w:sz w:val="22"/>
           <w:szCs w:val="22"/>
         </w:rPr>
-        <w:t xml:space="preserve">Brown, A. L. (1992). Design experiments: Theoretical and methodological challenges in creating complex interventions in classroom settings. Journal of the Learning Sciences, 2(2), 141-178.</w:t>
+        <w:t xml:space="preserve">Kolodner, J. L. (2023). Learning engineering: What it is, why I am involved, and why I think more of you should be. Journal of the Learning Sciences, 32(1). https://doi.org/10.1080/10508406.2023.2190717</w:t>
       </w:r>
     </w:p>
     <w:p>
@@ -5351,7 +5783,7 @@
           <w:sz w:val="22"/>
           <w:szCs w:val="22"/>
         </w:rPr>
-        <w:t xml:space="preserve">Craig, S. D., Goodell, J., Roscoe, R., Czerwinski, E., &amp; Lis, J. (2023). Learning engineering perspectives for supporting educational systems. Proceedings of the Human Factors and Ergonomics Society Annual Meeting. https://doi.org/10.1177/21695067231192886</w:t>
+        <w:t xml:space="preserve">Kurzweil, D., &amp; Marcellas, K. B. (2020). Teaming up to improve medical and healthcare education: Instructional design and learning engineering. Journal of Applied Instructional Design.</w:t>
       </w:r>
     </w:p>
     <w:p>
@@ -5369,7 +5801,7 @@
           <w:sz w:val="22"/>
           <w:szCs w:val="22"/>
         </w:rPr>
-        <w:t xml:space="preserve">Kolodner, J. L. (2023). Learning engineering: What it is, why I am involved, and why I think more of you should be. Journal of the Learning Sciences, 32(1). https://doi.org/10.1080/10508406.2023.2190717</w:t>
+        <w:t xml:space="preserve">Lee, V. R. (2023). Learning sciences and learning engineering: A natural or artificial distinction? Journal of the Learning Sciences, 32(1). https://doi.org/10.1080/10508406.2022.2100705</w:t>
       </w:r>
     </w:p>
     <w:p>
@@ -5387,7 +5819,7 @@
           <w:sz w:val="22"/>
           <w:szCs w:val="22"/>
         </w:rPr>
-        <w:t xml:space="preserve">Kurzweil, D., &amp; Marcellas, K. B. (2020). Teaming up to improve medical and healthcare education: Instructional design and learning engineering. Journal of Applied Instructional Design.</w:t>
+        <w:t xml:space="preserve">Mislevy, R. J., Steinberg, L. S., &amp; Almond, R. G. (2003). A brief introduction to evidence-centered design. ETS Research Report Series.</w:t>
       </w:r>
     </w:p>
     <w:p>
@@ -5405,25 +5837,7 @@
           <w:sz w:val="22"/>
           <w:szCs w:val="22"/>
         </w:rPr>
-        <w:t xml:space="preserve">Lee, V. R. (2023). Learning sciences and learning engineering: A natural or artificial distinction? Journal of the Learning Sciences, 32(1). https://doi.org/10.1080/10508406.2022.2100705</w:t>
-      </w:r>
-    </w:p>
-    <w:p>
-      <w:pPr>
-        <w:pStyle w:val="ListParagraph"/>
-        <w:numPr>
-          <w:ilvl w:val="0"/>
-          <w:numId w:val="1"/>
-        </w:numPr>
-        <w:spacing w:after="60"/>
-      </w:pPr>
-      <w:r>
-        <w:rPr>
-          <w:rFonts w:ascii="Calibri" w:cs="Calibri" w:eastAsia="Calibri" w:hAnsi="Calibri"/>
-          <w:sz w:val="22"/>
-          <w:szCs w:val="22"/>
-        </w:rPr>
-        <w:t xml:space="preserve">Mislevy, R. J., Steinberg, L. S., &amp; Almond, R. G. (2003). A brief introduction to evidence-centered design. ETS Research Report Series.</w:t>
+        <w:t xml:space="preserve">Pellegrino, J. W., Chudowsky, N., &amp; Glaser, R. (Eds.). (2001). Knowing what students know: The science and design of educational assessment. National Academies Press. (Chapter 2)</w:t>
       </w:r>
     </w:p>
     <w:p>
@@ -5791,7 +6205,7 @@
     </w:rPr>
   </w:style>
   <w:style w:type="paragraph" w:styleId="Heading1">
-    <w:name w:val="Heading 1"/>
+    <w:name w:val="heading 1"/>
     <w:basedOn w:val="Normal"/>
     <w:next w:val="Normal"/>
     <w:qFormat/>
@@ -5802,7 +6216,7 @@
     </w:rPr>
   </w:style>
   <w:style w:type="paragraph" w:styleId="Heading2">
-    <w:name w:val="Heading 2"/>
+    <w:name w:val="heading 2"/>
     <w:basedOn w:val="Normal"/>
     <w:next w:val="Normal"/>
     <w:qFormat/>
@@ -5813,7 +6227,7 @@
     </w:rPr>
   </w:style>
   <w:style w:type="paragraph" w:styleId="Heading3">
-    <w:name w:val="Heading 3"/>
+    <w:name w:val="heading 3"/>
     <w:basedOn w:val="Normal"/>
     <w:next w:val="Normal"/>
     <w:qFormat/>
@@ -5824,7 +6238,7 @@
     </w:rPr>
   </w:style>
   <w:style w:type="paragraph" w:styleId="Heading4">
-    <w:name w:val="Heading 4"/>
+    <w:name w:val="heading 4"/>
     <w:basedOn w:val="Normal"/>
     <w:next w:val="Normal"/>
     <w:qFormat/>
@@ -5835,7 +6249,7 @@
     </w:rPr>
   </w:style>
   <w:style w:type="paragraph" w:styleId="Heading5">
-    <w:name w:val="Heading 5"/>
+    <w:name w:val="heading 5"/>
     <w:basedOn w:val="Normal"/>
     <w:next w:val="Normal"/>
     <w:qFormat/>
@@ -5844,7 +6258,7 @@
     </w:rPr>
   </w:style>
   <w:style w:type="paragraph" w:styleId="Heading6">
-    <w:name w:val="Heading 6"/>
+    <w:name w:val="heading 6"/>
     <w:basedOn w:val="Normal"/>
     <w:next w:val="Normal"/>
     <w:qFormat/>

--- a/lens_program/syllabi/LEN01_Principles_Syllabus.docx
+++ b/lens_program/syllabi/LEN01_Principles_Syllabus.docx
@@ -59,7 +59,7 @@
           <w:sz w:val="30"/>
           <w:szCs w:val="30"/>
         </w:rPr>
-        <w:t xml:space="preserve">Principles of Learning Engineering for Complex Systems</w:t>
+        <w:t>Principles of Learning Engineering for Next-Generation Systems</w:t>
       </w:r>
     </w:p>
     <w:p>
@@ -205,7 +205,7 @@
           <w:sz w:val="22"/>
           <w:szCs w:val="22"/>
         </w:rPr>
-        <w:t xml:space="preserve">First course in the LENS concentration sequence. Learning engineering treats human capability as an engineering problem: capability is the interface between what a system requires of its people and the impact that system delivers. Engineering that interface is the central problem of the field, and it applies wherever human capability and system performance are coupled: a learning environment, an AI-augmented intervention, an operational system. This course establishes three things the rest of the concentration builds on. The frame: seeing a capability problem as a failure at that interface rather than as a technology or training problem. The measurement backbone: specifying what would count as evidence of a capability before building what develops it, and closing the loop between evidence and design. The build: one complete iteration cycle, design, instrument, evaluate, refine, run on a bounded problem from the student's own professional world. Students apply learning sciences principles to the design of a capability intervention, represent a learning environment and its host system as interacting components, and communicate an iteration and its evidence to technical and non-technical audiences. The course draws on learning sciences, human systems integration, and systems engineering, and treats ethics as a design constraint rather than an add-on. Open to students outside the concentration with instructor permission.</w:t>
+        <w:t>First course in the LENS concentration sequence. Learning engineering treats human capability as an engineering problem: capability is the interface between what a system requires of its people and the impact that system delivers. Engineering that interface is the central problem of the field, and it applies wherever human capability and system performance are coupled: a learning environment, an AI-augmented intervention, an operational system. This course establishes three things the rest of the concentration builds on. The frame: seeing a capability problem as a failure at that interface rather than as a technology or training problem. The measurement backbone: specifying what would count as evidence of a capability before building what develops it, and closing the loop between evidence and design. The build: one complete iteration cycle, understand, model, design, build, instrument, deploy, evaluate, refine, run on a bounded problem from the student's own professional world. Students apply learning sciences principles to the design of a capability intervention, represent a learning environment and its host system as interacting components, and communicate an iteration and its evidence to technical and non-technical audiences. The course draws on learning sciences, human systems integration, and systems engineering, and treats ethics as a design constraint rather than an add-on. Open to students outside the concentration with instructor permission.</w:t>
       </w:r>
     </w:p>
     <w:p>
@@ -702,7 +702,7 @@
                 <w:sz w:val="20"/>
                 <w:szCs w:val="20"/>
               </w:rPr>
-              <w:t xml:space="preserve">CLO 5. Execute one complete iteration cycle (design, instrument, evaluate, refine) on a bounded capability problem, and communicate the iteration and its evidence to a mixed technical and non-technical audience.</w:t>
+              <w:t>CLO 5. Execute one complete iteration cycle (understand, model, design, build, instrument, deploy, evaluate, refine) on a bounded capability problem, and communicate the iteration and its evidence to a mixed technical and non-technical audience.</w:t>
             </w:r>
           </w:p>
         </w:tc>
@@ -1619,7 +1619,7 @@
           <w:sz w:val="22"/>
           <w:szCs w:val="22"/>
         </w:rPr>
-        <w:t xml:space="preserve">One complete documented iteration cycle (design, instrument, evaluate, refine) on a bounded capability problem, using the measurement plan from Assignment 1. The report presents the initial problem framing, the learning sciences principle applied and the constraint that bent it, the instrumentation used, the evidence gathered, and, critically, the revision of the problem framing that the evidence forced. The report is written in first person and defends the iteration as the student ran it. Reports that show no revision must argue why the initial framing survived. AI-augmented interventions are welcome. Assessed against CLO 2 and CLO 5.</w:t>
+        <w:t>One complete documented iteration cycle (understand, model, design, build, instrument, deploy, evaluate, refine) on a bounded capability problem, using the measurement plan from Assignment 1. The report presents the initial problem framing, the learning sciences principle applied and the constraint that bent it, the instrumentation used, the evidence gathered, and, critically, the revision of the problem framing that the evidence forced. The report is written in first person and defends the iteration as the student ran it. Reports that show no revision must argue why the initial framing survived. AI-augmented interventions are welcome. Assessed against CLO 2 and CLO 5.</w:t>
       </w:r>
     </w:p>
     <w:p>
@@ -3006,7 +3006,7 @@
           <w:sz w:val="22"/>
           <w:szCs w:val="22"/>
         </w:rPr>
-        <w:t xml:space="preserve">Use of AI tools. This course follows the School of Education AI Use guidelines stated on every assignment. AI tools may not be used to generate original ideas, brainstorm, outline arguments, or draft initial content; the intellectual labor must be your own. They may be used to refine work you have already created: grammar, clarity, rephrasing your own sentences, summarizing your own work. Any use must be declared in the submission, naming the tool and its purpose, and a full unedited transcript must be kept and provided on request. Undeclared use, or AI output submitted in place of the analysis an assignment exists to develop, is treated under the academic integrity policy. The course treats AI as both a creative partner and an epistemic risk, and Module 4 examines that tension directly.</w:t>
+        <w:t>Use of AI tools. This course owns its AI policy: AI tools are permitted, with declaration, and the analytical reasoning must be demonstrably yours. Permitted, with declaration. You may use AI tools at any stage of an assignment (exploring a case, testing an argument, drafting, editing) provided every use is declared in the submission: the tool, what you used it for, and what of its output you kept. Analytical reasoning is assessed directly. Every claim you make must be warranted against the case record or your own evidence, and you must be able to defend it. Each rubric carries a reasoning-and-evidence criterion; analysis that is unwarranted or that you cannot defend scores as No Evidence regardless of how it was produced. AI output submitted in place of the analysis an assignment exists to develop does not meet the assignment. Undeclared use is treated under the academic integrity policy. Keep your prompts and transcripts; your instructor may ask for them when the reasoning is unclear. The course treats AI as both a design material and an epistemic risk; Module 5 (Week 11, an AI-augmented intervention instrumented from the start) examines that tension directly.</w:t>
       </w:r>
     </w:p>
     <w:p>
@@ -4515,7 +4515,7 @@
                 <w:sz w:val="18"/>
                 <w:szCs w:val="18"/>
               </w:rPr>
-              <w:t xml:space="preserve">The iterative engineering cycle: design, instrument, evaluate, refine</w:t>
+              <w:t>The iterative engineering cycle: understand, model, design, build, instrument, deploy, evaluate, refine</w:t>
             </w:r>
           </w:p>
         </w:tc>
@@ -5982,6 +5982,8 @@
       </w:r>
     </w:p>
     <w:sectPr>
+      <w:headerReference w:type="default" r:id="rId9"/>
+      <w:footerReference w:type="default" r:id="rId10"/>
       <w:pgSz w:w="12240" w:h="15840" w:orient="portrait"/>
       <w:pgMar w:top="1080" w:right="1080" w:bottom="1080" w:left="1080" w:header="708" w:footer="708" w:gutter="0"/>
       <w:pgNumType/>
@@ -6032,6 +6034,16 @@
 </w:endnotes>
 </file>
 
+<file path=word/footer1.xml><?xml version="1.0" encoding="utf-8"?>
+<w:ftr xmlns:m="http://schemas.openxmlformats.org/officeDocument/2006/math" xmlns:mc="http://schemas.openxmlformats.org/markup-compatibility/2006" xmlns:mo="http://schemas.microsoft.com/office/mac/office/2008/main" xmlns:mv="urn:schemas-microsoft-com:mac:vml" xmlns:o="urn:schemas-microsoft-com:office:office" xmlns:r="http://schemas.openxmlformats.org/officeDocument/2006/relationships" xmlns:v="urn:schemas-microsoft-com:vml" xmlns:w10="urn:schemas-microsoft-com:office:word" xmlns:w14="http://schemas.microsoft.com/office/word/2010/wordml" xmlns:w="http://schemas.openxmlformats.org/wordprocessingml/2006/main" xmlns:wne="http://schemas.microsoft.com/office/word/2006/wordml" xmlns:wp14="http://schemas.microsoft.com/office/word/2010/wordprocessingDrawing" xmlns:wp="http://schemas.openxmlformats.org/drawingml/2006/wordprocessingDrawing" xmlns:wpc="http://schemas.microsoft.com/office/word/2010/wordprocessingCanvas" xmlns:wpg="http://schemas.microsoft.com/office/word/2010/wordprocessingGroup" xmlns:wpi="http://schemas.microsoft.com/office/word/2010/wordprocessingInk" xmlns:wps="http://schemas.microsoft.com/office/word/2010/wordprocessingShape" mc:Ignorable="w14 wp14">
+  <w:p>
+    <w:pPr>
+      <w:pStyle w:val="Footer"/>
+    </w:pPr>
+  </w:p>
+</w:ftr>
+</file>
+
 <file path=word/footnotes.xml><?xml version="1.0" encoding="utf-8"?>
 <w:footnotes xmlns:wpc="http://schemas.microsoft.com/office/word/2010/wordprocessingCanvas" xmlns:mc="http://schemas.openxmlformats.org/markup-compatibility/2006" xmlns:o="urn:schemas-microsoft-com:office:office" xmlns:r="http://schemas.openxmlformats.org/officeDocument/2006/relationships" xmlns:m="http://schemas.openxmlformats.org/officeDocument/2006/math" xmlns:v="urn:schemas-microsoft-com:vml" xmlns:wp14="http://schemas.microsoft.com/office/word/2010/wordprocessingDrawing" xmlns:wp="http://schemas.openxmlformats.org/drawingml/2006/wordprocessingDrawing" xmlns:w10="urn:schemas-microsoft-com:office:word" xmlns:w="http://schemas.openxmlformats.org/wordprocessingml/2006/main" xmlns:w14="http://schemas.microsoft.com/office/word/2010/wordml" xmlns:w15="http://schemas.microsoft.com/office/word/2012/wordml" xmlns:wpg="http://schemas.microsoft.com/office/word/2010/wordprocessingGroup" xmlns:wpi="http://schemas.microsoft.com/office/word/2010/wordprocessingInk" xmlns:wne="http://schemas.microsoft.com/office/word/2006/wordml" xmlns:wps="http://schemas.microsoft.com/office/word/2010/wordprocessingShape" mc:Ignorable="w14 w15 wp14">
   <w:footnote w:type="separator" w:id="-1">
@@ -6067,6 +6079,16 @@
     </w:p>
   </w:footnote>
 </w:footnotes>
+</file>
+
+<file path=word/header1.xml><?xml version="1.0" encoding="utf-8"?>
+<w:hdr xmlns:m="http://schemas.openxmlformats.org/officeDocument/2006/math" xmlns:mc="http://schemas.openxmlformats.org/markup-compatibility/2006" xmlns:mo="http://schemas.microsoft.com/office/mac/office/2008/main" xmlns:mv="urn:schemas-microsoft-com:mac:vml" xmlns:o="urn:schemas-microsoft-com:office:office" xmlns:r="http://schemas.openxmlformats.org/officeDocument/2006/relationships" xmlns:v="urn:schemas-microsoft-com:vml" xmlns:w10="urn:schemas-microsoft-com:office:word" xmlns:w14="http://schemas.microsoft.com/office/word/2010/wordml" xmlns:w="http://schemas.openxmlformats.org/wordprocessingml/2006/main" xmlns:wne="http://schemas.microsoft.com/office/word/2006/wordml" xmlns:wp14="http://schemas.microsoft.com/office/word/2010/wordprocessingDrawing" xmlns:wp="http://schemas.openxmlformats.org/drawingml/2006/wordprocessingDrawing" xmlns:wpc="http://schemas.microsoft.com/office/word/2010/wordprocessingCanvas" xmlns:wpg="http://schemas.microsoft.com/office/word/2010/wordprocessingGroup" xmlns:wpi="http://schemas.microsoft.com/office/word/2010/wordprocessingInk" xmlns:wps="http://schemas.microsoft.com/office/word/2010/wordprocessingShape" mc:Ignorable="w14 wp14">
+  <w:p>
+    <w:pPr>
+      <w:pStyle w:val="Header"/>
+    </w:pPr>
+  </w:p>
+</w:hdr>
 </file>
 
 <file path=word/numbering.xml><?xml version="1.0" encoding="utf-8"?>

--- a/lens_program/syllabi/LEN01_Principles_Syllabus.docx
+++ b/lens_program/syllabi/LEN01_Principles_Syllabus.docx
@@ -74,7 +74,7 @@
           <w:sz w:val="24"/>
           <w:szCs w:val="24"/>
         </w:rPr>
-        <w:t xml:space="preserve">LEN 1 · ED.XXX.XXX (pending SOE assignment)</w:t>
+        <w:t>LEN 1 · ED.893.660 (MA) / ED.893.860 (DOC)</w:t>
       </w:r>
     </w:p>
     <w:p>
@@ -1674,7 +1674,7 @@
           <w:sz w:val="22"/>
           <w:szCs w:val="22"/>
         </w:rPr>
-        <w:t xml:space="preserve">Course grades are determined by the weighted components below. Rubric lines reference the course learning objectives directly, so that each student's attainment profile carries its own evidence trail. Rubrics are posted in Canvas at the start of the term.</w:t>
+        <w:t>Course grades are determined by the weighted components below. Rubrics use five levels (Exceeds, Mastery, Near, Below, No Evidence) with points split evenly down each criterion; Mastery is the B-range standard on every criterion, and every rubric carries a reasoning-and-evidence criterion. Rubric lines reference the course learning objectives directly, so that each student's attainment profile carries its own evidence trail. Rubrics are posted in Canvas at the start of the term.</w:t>
       </w:r>
     </w:p>
     <w:tbl>

--- a/lens_program/syllabi/LEN01_Principles_Syllabus.docx
+++ b/lens_program/syllabi/LEN01_Principles_Syllabus.docx
@@ -59,7 +59,7 @@
           <w:sz w:val="30"/>
           <w:szCs w:val="30"/>
         </w:rPr>
-        <w:t xml:space="preserve">Principles of Learning Engineering for Complex Systems</w:t>
+        <w:t>Principles of Learning Engineering for Next-Generation Systems</w:t>
       </w:r>
     </w:p>
     <w:p>
@@ -74,7 +74,7 @@
           <w:sz w:val="24"/>
           <w:szCs w:val="24"/>
         </w:rPr>
-        <w:t xml:space="preserve">LEN 1 · ED.XXX.XXX (pending SOE assignment)</w:t>
+        <w:t>LEN 1 · ED.893.660 (MA) / ED.893.860 (DOC)</w:t>
       </w:r>
     </w:p>
     <w:p>
@@ -87,7 +87,7 @@
           <w:sz w:val="24"/>
           <w:szCs w:val="24"/>
         </w:rPr>
-        <w:t xml:space="preserve">Fall 2026</w:t>
+        <w:t xml:space="preserve">Spring 2027</w:t>
       </w:r>
     </w:p>
     <w:p>
@@ -110,7 +110,7 @@
           <w:sz w:val="22"/>
           <w:szCs w:val="22"/>
         </w:rPr>
-        <w:t xml:space="preserve">[Name]</w:t>
+        <w:t xml:space="preserve">William Gray-Roncal, PhD</w:t>
       </w:r>
     </w:p>
     <w:p>
@@ -123,7 +123,7 @@
           <w:sz w:val="22"/>
           <w:szCs w:val="22"/>
         </w:rPr>
-        <w:t xml:space="preserve">[Phone number and times you can be reached]</w:t>
+        <w:t xml:space="preserve">Office Hours on Request</w:t>
       </w:r>
     </w:p>
     <w:p>
@@ -136,7 +136,7 @@
           <w:sz w:val="22"/>
           <w:szCs w:val="22"/>
         </w:rPr>
-        <w:t xml:space="preserve">[JHU e-mail address]</w:t>
+        <w:t xml:space="preserve">wgr@jhu.edu</w:t>
       </w:r>
     </w:p>
     <w:p>
@@ -205,7 +205,7 @@
           <w:sz w:val="22"/>
           <w:szCs w:val="22"/>
         </w:rPr>
-        <w:t xml:space="preserve">First course in the LENS concentration sequence. Establishes the intellectual and methodological principles of learning engineering as a systems-level discipline. Introduces capability as the interface between what a system requires of its human operators and the impact of that system, and frames the engineering of this interface as the central problem of the field. Examines the convergence of learning sciences, human systems integration, and systems engineering when human capability is treated as a design problem within and across disparate systems. Core topics: defining measurable capability requirements; systems lifecycle thinking; system integration and interdependencies; the iterative engineering cycle (design, instrument, evaluate, refine); the evidence-capability-performance flywheel; ethics of intervention where human and system performance are interdependent. Students practice communicating capability analyses to diverse stakeholders.</w:t>
+        <w:t>First course in the LENS concentration sequence. Learning engineering treats human capability as an engineering problem: capability is the interface between what a system requires of its people and the impact that system delivers. Engineering that interface is the central problem of the field, and it applies wherever human capability and system performance are coupled: a learning environment, an AI-augmented intervention, an operational system. This course establishes three things the rest of the concentration builds on. The frame: seeing a capability problem as a failure at that interface rather than as a technology or training problem. The measurement backbone: specifying what would count as evidence of a capability before building what develops it, and closing the loop between evidence and design. The build: one complete iteration cycle, understand, model, design, build, instrument, deploy, evaluate, refine, run on a bounded problem from the student's own professional world. Students apply learning sciences principles to the design of a capability intervention, represent a learning environment and its host system as interacting components, and communicate an iteration and its evidence to technical and non-technical audiences. The course draws on learning sciences, human systems integration, and systems engineering, and treats ethics as a design constraint rather than an add-on. Open to students outside the concentration with instructor permission.</w:t>
       </w:r>
     </w:p>
     <w:p>
@@ -233,23 +233,10 @@
     </w:p>
     <w:p>
       <w:pPr>
-        <w:spacing w:after="100" w:before="0"/>
-      </w:pPr>
-      <w:r>
-        <w:rPr>
-          <w:rFonts w:ascii="Calibri" w:cs="Calibri" w:eastAsia="Calibri" w:hAnsi="Calibri"/>
-          <w:i/>
-          <w:iCs/>
-          <w:sz w:val="18"/>
-          <w:szCs w:val="18"/>
-        </w:rPr>
-        <w:t xml:space="preserve">Draft for discussion, July 2026. Policy statements will be populated in HelioCampus prior to submission.</w:t>
-      </w:r>
-    </w:p>
-    <w:p>
-      <w:pPr>
         <w:pStyle w:val="Heading1"/>
+        <w:keepNext/>
         <w:spacing w:after="120" w:before="260"/>
+        <w:outlineLvl w:val="0"/>
       </w:pPr>
       <w:r>
         <w:rPr>
@@ -273,13 +260,15 @@
           <w:sz w:val="22"/>
           <w:szCs w:val="22"/>
         </w:rPr>
-        <w:t xml:space="preserve">On completion of this course, students will be able to do the following. Bracketed tags reference LENS Educational Objectives (LEOs), the concentration-level objective tier held at the program level. PLO alignment is inherited from the program-level PLO-to-LEO support map rather than asserted course by course. This course serves LEO-1 (Systems Thinking and Analysis; competency name: Systems Analysis) and LEO-2 (Learning Engineering Design and Implementation; competency name: Iterative Development).</w:t>
+        <w:t xml:space="preserve">On completion of this course, students will be able to do the following. Each course learning objective is aligned to the Learning Design and Technology program learning objectives it serves, at subobjective grain, in the table below.</w:t>
       </w:r>
     </w:p>
     <w:p>
       <w:pPr>
         <w:pStyle w:val="Heading1"/>
+        <w:keepNext/>
         <w:spacing w:after="120" w:before="260"/>
+        <w:outlineLvl w:val="0"/>
       </w:pPr>
       <w:r>
         <w:rPr>
@@ -311,6 +300,9 @@
         <w:gridCol w:w="3360"/>
       </w:tblGrid>
       <w:tr>
+        <w:trPr>
+          <w:tblHeader/>
+        </w:trPr>
         <w:tc>
           <w:tcPr>
             <w:tcW w:type="dxa" w:w="3900"/>
@@ -414,7 +406,7 @@
                 <w:sz w:val="20"/>
                 <w:szCs w:val="20"/>
               </w:rPr>
-              <w:t xml:space="preserve">CLO 1. Define capability as the interface between what a system requires of its human operators and the impact of that system, and decompose a system performance requirement into measurable human capability requirements. [LEO 1.1]</w:t>
+              <w:t xml:space="preserve">CLO 1. Define capability as the interface between what a system requires of its people and the impact it delivers, and decompose a performance requirement into measurable capability requirements, for a learning environment or an operational system.</w:t>
             </w:r>
           </w:p>
         </w:tc>
@@ -462,7 +454,7 @@
                 <w:sz w:val="20"/>
                 <w:szCs w:val="20"/>
               </w:rPr>
-              <w:t xml:space="preserve">Assignment 1: Capability Analysis</w:t>
+              <w:t xml:space="preserve">Assignment 1: Capability Measurement Plan</w:t>
             </w:r>
           </w:p>
         </w:tc>
@@ -488,7 +480,7 @@
                 <w:sz w:val="20"/>
                 <w:szCs w:val="20"/>
               </w:rPr>
-              <w:t xml:space="preserve">CLO 2. Model a learning environment and its host operational system as interacting systems with defined components, interfaces, and feedback loops. [LEO 1.2]</w:t>
+              <w:t xml:space="preserve">CLO 2. Apply learning sciences principles (cognitive, motivational, sociocultural) to the design of a capability intervention under a real constraint.</w:t>
             </w:r>
           </w:p>
         </w:tc>
@@ -512,7 +504,7 @@
                 <w:sz w:val="20"/>
                 <w:szCs w:val="20"/>
               </w:rPr>
-              <w:t xml:space="preserve">PLO 2.2</w:t>
+              <w:t xml:space="preserve">PLO 1.1; PLO 1.4; PLO 1.5</w:t>
             </w:r>
           </w:p>
         </w:tc>
@@ -536,7 +528,7 @@
                 <w:sz w:val="20"/>
                 <w:szCs w:val="20"/>
               </w:rPr>
-              <w:t xml:space="preserve">Assignment 1: Capability Analysis</w:t>
+              <w:t xml:space="preserve">Assignment 2: Iteration Cycle Report</w:t>
             </w:r>
           </w:p>
         </w:tc>
@@ -562,7 +554,7 @@
                 <w:sz w:val="20"/>
                 <w:szCs w:val="20"/>
               </w:rPr>
-              <w:t xml:space="preserve">CLO 3. Apply systems engineering lifecycle models to locate where capability development decisions occur across a system's life. [LEO 1.3]</w:t>
+              <w:t xml:space="preserve">CLO 3. Represent a learning environment and its host system as interacting components with defined interfaces and feedback loops, and locate where capability decisions occur.</w:t>
             </w:r>
           </w:p>
         </w:tc>
@@ -586,7 +578,7 @@
                 <w:sz w:val="20"/>
                 <w:szCs w:val="20"/>
               </w:rPr>
-              <w:t xml:space="preserve">PLO 1.3; PLO 2.2</w:t>
+              <w:t xml:space="preserve">PLO 2.2</w:t>
             </w:r>
           </w:p>
         </w:tc>
@@ -610,7 +602,7 @@
                 <w:sz w:val="20"/>
                 <w:szCs w:val="20"/>
               </w:rPr>
-              <w:t xml:space="preserve">Assignment 1: Capability Analysis</w:t>
+              <w:t xml:space="preserve">Assignment 1: Capability Measurement Plan</w:t>
             </w:r>
           </w:p>
         </w:tc>
@@ -636,7 +628,7 @@
                 <w:sz w:val="20"/>
                 <w:szCs w:val="20"/>
               </w:rPr>
-              <w:t xml:space="preserve">CLO 4. Apply learning sciences principles (cognitive, motivational, sociocultural) to the design of capability interventions under operational constraints. [LEO 2.1]</w:t>
+              <w:t xml:space="preserve">CLO 4. Specify what would count as evidence of a capability before building what develops it, and design a measurement plan that could produce that evidence.</w:t>
             </w:r>
           </w:p>
         </w:tc>
@@ -660,7 +652,7 @@
                 <w:sz w:val="20"/>
                 <w:szCs w:val="20"/>
               </w:rPr>
-              <w:t xml:space="preserve">PLO 1.1; PLO 1.4; PLO 1.5</w:t>
+              <w:t xml:space="preserve">PLO 6.1; PLO 6.4</w:t>
             </w:r>
           </w:p>
         </w:tc>
@@ -684,7 +676,7 @@
                 <w:sz w:val="20"/>
                 <w:szCs w:val="20"/>
               </w:rPr>
-              <w:t xml:space="preserve">Assignment 2: Iteration Cycle Report</w:t>
+              <w:t xml:space="preserve">Assignment 1: Capability Measurement Plan</w:t>
             </w:r>
           </w:p>
         </w:tc>
@@ -710,7 +702,7 @@
                 <w:sz w:val="20"/>
                 <w:szCs w:val="20"/>
               </w:rPr>
-              <w:t xml:space="preserve">CLO 5. Execute one complete iteration cycle (design, instrument, evaluate, refine) on a bounded capability problem, and narrate and defend the iteration in first person, documenting the revision of the problem framing. [LEO 2.2, 2.3, 2.5]</w:t>
+              <w:t>CLO 5. Execute one complete iteration cycle (understand, model, design, build, instrument, deploy, evaluate, refine) on a bounded capability problem, and communicate the iteration and its evidence to a mixed technical and non-technical audience.</w:t>
             </w:r>
           </w:p>
         </w:tc>
@@ -734,7 +726,7 @@
                 <w:sz w:val="20"/>
                 <w:szCs w:val="20"/>
               </w:rPr>
-              <w:t xml:space="preserve">PLO 1.5; PLO 2.2; PLO 3.3</w:t>
+              <w:t xml:space="preserve">PLO 1.5; PLO 2.2; PLO 3.2; PLO 4.2 †; PLO 6.2</w:t>
             </w:r>
           </w:p>
         </w:tc>
@@ -758,155 +750,7 @@
                 <w:sz w:val="20"/>
                 <w:szCs w:val="20"/>
               </w:rPr>
-              <w:t xml:space="preserve">Assignment 2: Iteration Cycle Report</w:t>
-            </w:r>
-          </w:p>
-        </w:tc>
-      </w:tr>
-      <w:tr>
-        <w:tc>
-          <w:tcPr>
-            <w:tcW w:type="dxa" w:w="3900"/>
-            <w:tcMar>
-              <w:top w:type="dxa" w:w="60"/>
-              <w:left w:type="dxa" w:w="100"/>
-              <w:bottom w:type="dxa" w:w="60"/>
-              <w:right w:type="dxa" w:w="100"/>
-            </w:tcMar>
-          </w:tcPr>
-          <w:p>
-            <w:pPr>
-              <w:spacing w:after="0"/>
-            </w:pPr>
-            <w:r>
-              <w:rPr>
-                <w:rFonts w:ascii="Calibri" w:cs="Calibri" w:eastAsia="Calibri" w:hAnsi="Calibri"/>
-                <w:sz w:val="20"/>
-                <w:szCs w:val="20"/>
-              </w:rPr>
-              <w:t xml:space="preserve">CLO 6. Analyze a documented coupling failure between learning investment and operational outcome, and communicate the analysis to a mixed technical and non-technical audience. [LEO 1.4]</w:t>
-            </w:r>
-          </w:p>
-        </w:tc>
-        <w:tc>
-          <w:tcPr>
-            <w:tcW w:type="dxa" w:w="2100"/>
-            <w:tcMar>
-              <w:top w:type="dxa" w:w="60"/>
-              <w:left w:type="dxa" w:w="100"/>
-              <w:bottom w:type="dxa" w:w="60"/>
-              <w:right w:type="dxa" w:w="100"/>
-            </w:tcMar>
-          </w:tcPr>
-          <w:p>
-            <w:pPr>
-              <w:spacing w:after="0"/>
-            </w:pPr>
-            <w:r>
-              <w:rPr>
-                <w:rFonts w:ascii="Calibri" w:cs="Calibri" w:eastAsia="Calibri" w:hAnsi="Calibri"/>
-                <w:sz w:val="20"/>
-                <w:szCs w:val="20"/>
-              </w:rPr>
-              <w:t xml:space="preserve">PLO 3.2; PLO 4.2 †</w:t>
-            </w:r>
-          </w:p>
-        </w:tc>
-        <w:tc>
-          <w:tcPr>
-            <w:tcW w:type="dxa" w:w="3360"/>
-            <w:tcMar>
-              <w:top w:type="dxa" w:w="60"/>
-              <w:left w:type="dxa" w:w="100"/>
-              <w:bottom w:type="dxa" w:w="60"/>
-              <w:right w:type="dxa" w:w="100"/>
-            </w:tcMar>
-          </w:tcPr>
-          <w:p>
-            <w:pPr>
-              <w:spacing w:after="0"/>
-            </w:pPr>
-            <w:r>
-              <w:rPr>
-                <w:rFonts w:ascii="Calibri" w:cs="Calibri" w:eastAsia="Calibri" w:hAnsi="Calibri"/>
-                <w:sz w:val="20"/>
-                <w:szCs w:val="20"/>
-              </w:rPr>
-              <w:t xml:space="preserve">Final: Integrated Analysis and Briefing</w:t>
-            </w:r>
-          </w:p>
-        </w:tc>
-      </w:tr>
-      <w:tr>
-        <w:tc>
-          <w:tcPr>
-            <w:tcW w:type="dxa" w:w="3900"/>
-            <w:tcMar>
-              <w:top w:type="dxa" w:w="60"/>
-              <w:left w:type="dxa" w:w="100"/>
-              <w:bottom w:type="dxa" w:w="60"/>
-              <w:right w:type="dxa" w:w="100"/>
-            </w:tcMar>
-          </w:tcPr>
-          <w:p>
-            <w:pPr>
-              <w:spacing w:after="0"/>
-            </w:pPr>
-            <w:r>
-              <w:rPr>
-                <w:rFonts w:ascii="Calibri" w:cs="Calibri" w:eastAsia="Calibri" w:hAnsi="Calibri"/>
-                <w:sz w:val="20"/>
-                <w:szCs w:val="20"/>
-              </w:rPr>
-              <w:t xml:space="preserve">CLO 7. Apply the governance-objection diagnostic: distinguish a governance objection that good design can dissolve from one that correctly signals the system should not deploy. [LEO 1.5]</w:t>
-            </w:r>
-          </w:p>
-        </w:tc>
-        <w:tc>
-          <w:tcPr>
-            <w:tcW w:type="dxa" w:w="2100"/>
-            <w:tcMar>
-              <w:top w:type="dxa" w:w="60"/>
-              <w:left w:type="dxa" w:w="100"/>
-              <w:bottom w:type="dxa" w:w="60"/>
-              <w:right w:type="dxa" w:w="100"/>
-            </w:tcMar>
-          </w:tcPr>
-          <w:p>
-            <w:pPr>
-              <w:spacing w:after="0"/>
-            </w:pPr>
-            <w:r>
-              <w:rPr>
-                <w:rFonts w:ascii="Calibri" w:cs="Calibri" w:eastAsia="Calibri" w:hAnsi="Calibri"/>
-                <w:sz w:val="20"/>
-                <w:szCs w:val="20"/>
-              </w:rPr>
-              <w:t xml:space="preserve">PLO 2.2; PLO 2.3</w:t>
-            </w:r>
-          </w:p>
-        </w:tc>
-        <w:tc>
-          <w:tcPr>
-            <w:tcW w:type="dxa" w:w="3360"/>
-            <w:tcMar>
-              <w:top w:type="dxa" w:w="60"/>
-              <w:left w:type="dxa" w:w="100"/>
-              <w:bottom w:type="dxa" w:w="60"/>
-              <w:right w:type="dxa" w:w="100"/>
-            </w:tcMar>
-          </w:tcPr>
-          <w:p>
-            <w:pPr>
-              <w:spacing w:after="0"/>
-            </w:pPr>
-            <w:r>
-              <w:rPr>
-                <w:rFonts w:ascii="Calibri" w:cs="Calibri" w:eastAsia="Calibri" w:hAnsi="Calibri"/>
-                <w:sz w:val="20"/>
-                <w:szCs w:val="20"/>
-              </w:rPr>
-              <w:t xml:space="preserve">Final: Integrated Analysis and Briefing; Dispositions Portfolio</w:t>
+              <w:t xml:space="preserve">Assignment 2: Iteration Cycle Report; Final: Iteration Briefing</w:t>
             </w:r>
           </w:p>
         </w:tc>
@@ -924,13 +768,15 @@
           <w:sz w:val="18"/>
           <w:szCs w:val="18"/>
         </w:rPr>
-        <w:t xml:space="preserve">† PLO 4.2 is carried by this course's final briefing, which is delivered to a mixed technical and non-technical audience. LEN 1 is listed as PLO-1, PLO-2, PLO-3 in the course mapping of record (LENS Objectives and Course Mapping, v2.3, §5.2, §6.1, §6.3); PLO-4 is added here, and the corresponding edit to that document is pending in the open program-owner round-trip.</w:t>
+        <w:t xml:space="preserve">† PLO 4.2 is carried directly by this course's final briefing, which is delivered to a mixed technical and non-technical audience. The course mapping of record (LENS Objectives and Course Mapping, §5.2) lists LEN 1 as PLO-1, PLO-2, PLO-3, PLO-4, PLO-6 as of the September 2026 redesign.</w:t>
       </w:r>
     </w:p>
     <w:p>
       <w:pPr>
         <w:pStyle w:val="Heading1"/>
+        <w:keepNext/>
         <w:spacing w:after="120" w:before="260"/>
+        <w:outlineLvl w:val="0"/>
       </w:pPr>
       <w:r>
         <w:rPr>
@@ -954,7 +800,643 @@
           <w:sz w:val="22"/>
           <w:szCs w:val="22"/>
         </w:rPr>
-        <w:t xml:space="preserve">Upon successful completion of the LDT program, graduates will demonstrate competence in six areas. This course carries the sub-objectives listed in the alignment table above.</w:t>
+        <w:t xml:space="preserve">Upon successful completion of the Learning Design and Technology program, graduates will demonstrate competence in six areas. All six are listed below at subobjective grain. The subobjectives this course carries are marked with a bullet and appear in the alignment table above; the remainder are carried elsewhere in the program.</w:t>
+      </w:r>
+    </w:p>
+    <w:p>
+      <w:pPr>
+        <w:keepNext/>
+        <w:keepLines/>
+        <w:spacing w:after="40" w:before="160"/>
+      </w:pPr>
+      <w:r>
+        <w:rPr>
+          <w:rFonts w:ascii="Calibri" w:cs="Calibri" w:eastAsia="Calibri" w:hAnsi="Calibri"/>
+          <w:b/>
+          <w:bCs/>
+          <w:sz w:val="22"/>
+          <w:szCs w:val="22"/>
+        </w:rPr>
+        <w:t xml:space="preserve">PLO 1. Theory and Evidence in the Design of Experiences and Solutions</w:t>
+      </w:r>
+    </w:p>
+    <w:p>
+      <w:pPr>
+        <w:keepNext/>
+        <w:keepLines/>
+        <w:spacing w:after="60"/>
+      </w:pPr>
+      <w:r>
+        <w:rPr>
+          <w:rFonts w:ascii="Calibri" w:cs="Calibri" w:eastAsia="Calibri" w:hAnsi="Calibri"/>
+          <w:i/>
+          <w:iCs/>
+          <w:sz w:val="20"/>
+          <w:szCs w:val="20"/>
+        </w:rPr>
+        <w:t xml:space="preserve">Integration of theoretical and empirical evidence from the learning sciences, media, and technology to design effective digital learning experiences and solutions.</w:t>
+      </w:r>
+    </w:p>
+    <w:p>
+      <w:pPr>
+        <w:spacing w:after="40"/>
+        <w:ind w:left="400" w:hanging="240"/>
+      </w:pPr>
+      <w:r>
+        <w:rPr>
+          <w:rFonts w:ascii="Calibri" w:cs="Calibri" w:eastAsia="Calibri" w:hAnsi="Calibri"/>
+          <w:b/>
+          <w:bCs/>
+          <w:sz w:val="20"/>
+          <w:szCs w:val="20"/>
+        </w:rPr>
+        <w:t xml:space="preserve">● 1.1  Describe and differentiate theories and ideas from the learning sciences, motivation, and media/technology.</w:t>
+      </w:r>
+    </w:p>
+    <w:p>
+      <w:pPr>
+        <w:spacing w:after="40"/>
+        <w:ind w:left="400" w:hanging="240"/>
+      </w:pPr>
+      <w:r>
+        <w:rPr>
+          <w:rFonts w:ascii="Calibri" w:cs="Calibri" w:eastAsia="Calibri" w:hAnsi="Calibri"/>
+          <w:b w:val="false"/>
+          <w:bCs w:val="false"/>
+          <w:sz w:val="20"/>
+          <w:szCs w:val="20"/>
+        </w:rPr>
+        <w:t xml:space="preserve">1.2  Use a variety of digital technologies to develop learning experiences or solutions for different learning environments and learners.</w:t>
+      </w:r>
+    </w:p>
+    <w:p>
+      <w:pPr>
+        <w:spacing w:after="40"/>
+        <w:ind w:left="400" w:hanging="240"/>
+      </w:pPr>
+      <w:r>
+        <w:rPr>
+          <w:rFonts w:ascii="Calibri" w:cs="Calibri" w:eastAsia="Calibri" w:hAnsi="Calibri"/>
+          <w:b/>
+          <w:bCs/>
+          <w:sz w:val="20"/>
+          <w:szCs w:val="20"/>
+        </w:rPr>
+        <w:t xml:space="preserve">● 1.3  Analyze and evaluate design options to identify appropriate and applicable theories and practices to accomplish intended instructional outcomes in a given context and for a learner population.</w:t>
+      </w:r>
+    </w:p>
+    <w:p>
+      <w:pPr>
+        <w:spacing w:after="40"/>
+        <w:ind w:left="400" w:hanging="240"/>
+      </w:pPr>
+      <w:r>
+        <w:rPr>
+          <w:rFonts w:ascii="Calibri" w:cs="Calibri" w:eastAsia="Calibri" w:hAnsi="Calibri"/>
+          <w:b/>
+          <w:bCs/>
+          <w:sz w:val="20"/>
+          <w:szCs w:val="20"/>
+        </w:rPr>
+        <w:t xml:space="preserve">● 1.4  Justify design and deployment decisions based on theory, ideas, models, or evidence.</w:t>
+      </w:r>
+    </w:p>
+    <w:p>
+      <w:pPr>
+        <w:spacing w:after="40"/>
+        <w:ind w:left="400" w:hanging="240"/>
+      </w:pPr>
+      <w:r>
+        <w:rPr>
+          <w:rFonts w:ascii="Calibri" w:cs="Calibri" w:eastAsia="Calibri" w:hAnsi="Calibri"/>
+          <w:b/>
+          <w:bCs/>
+          <w:sz w:val="20"/>
+          <w:szCs w:val="20"/>
+        </w:rPr>
+        <w:t xml:space="preserve">● 1.5  Design, develop, and deploy digital education solutions grounded in ideas and theories from the learning sciences, motivation, and media/technology.</w:t>
+      </w:r>
+    </w:p>
+    <w:p>
+      <w:pPr>
+        <w:keepNext/>
+        <w:keepLines/>
+        <w:spacing w:after="40" w:before="160"/>
+      </w:pPr>
+      <w:r>
+        <w:rPr>
+          <w:rFonts w:ascii="Calibri" w:cs="Calibri" w:eastAsia="Calibri" w:hAnsi="Calibri"/>
+          <w:b/>
+          <w:bCs/>
+          <w:sz w:val="22"/>
+          <w:szCs w:val="22"/>
+        </w:rPr>
+        <w:t xml:space="preserve">PLO 2. Ethical and Human-Centered Learning Solutions</w:t>
+      </w:r>
+    </w:p>
+    <w:p>
+      <w:pPr>
+        <w:keepNext/>
+        <w:keepLines/>
+        <w:spacing w:after="60"/>
+      </w:pPr>
+      <w:r>
+        <w:rPr>
+          <w:rFonts w:ascii="Calibri" w:cs="Calibri" w:eastAsia="Calibri" w:hAnsi="Calibri"/>
+          <w:i/>
+          <w:iCs/>
+          <w:sz w:val="20"/>
+          <w:szCs w:val="20"/>
+        </w:rPr>
+        <w:t xml:space="preserve">Creation of learning solutions that are ethical, inclusive, and focused on the diverse needs of learners, adhering to best practices and industry standards.</w:t>
+      </w:r>
+    </w:p>
+    <w:p>
+      <w:pPr>
+        <w:spacing w:after="40"/>
+        <w:ind w:left="400" w:hanging="240"/>
+      </w:pPr>
+      <w:r>
+        <w:rPr>
+          <w:rFonts w:ascii="Calibri" w:cs="Calibri" w:eastAsia="Calibri" w:hAnsi="Calibri"/>
+          <w:b w:val="false"/>
+          <w:bCs w:val="false"/>
+          <w:sz w:val="20"/>
+          <w:szCs w:val="20"/>
+        </w:rPr>
+        <w:t xml:space="preserve">2.1  Identify and distinguish among diverse learner needs and incorporate these considerations into technology-supported learning experiences and solutions.</w:t>
+      </w:r>
+    </w:p>
+    <w:p>
+      <w:pPr>
+        <w:spacing w:after="40"/>
+        <w:ind w:left="400" w:hanging="240"/>
+      </w:pPr>
+      <w:r>
+        <w:rPr>
+          <w:rFonts w:ascii="Calibri" w:cs="Calibri" w:eastAsia="Calibri" w:hAnsi="Calibri"/>
+          <w:b/>
+          <w:bCs/>
+          <w:sz w:val="20"/>
+          <w:szCs w:val="20"/>
+        </w:rPr>
+        <w:t xml:space="preserve">● 2.2  Apply systematic models and systems thinking to create ethical, learner-focused digital tools and curricula.</w:t>
+      </w:r>
+    </w:p>
+    <w:p>
+      <w:pPr>
+        <w:spacing w:after="40"/>
+        <w:ind w:left="400" w:hanging="240"/>
+      </w:pPr>
+      <w:r>
+        <w:rPr>
+          <w:rFonts w:ascii="Calibri" w:cs="Calibri" w:eastAsia="Calibri" w:hAnsi="Calibri"/>
+          <w:b w:val="false"/>
+          <w:bCs w:val="false"/>
+          <w:sz w:val="20"/>
+          <w:szCs w:val="20"/>
+        </w:rPr>
+        <w:t xml:space="preserve">2.3  Evaluate learning solutions to ensure they advance equity and inclusivity across varied contexts.</w:t>
+      </w:r>
+    </w:p>
+    <w:p>
+      <w:pPr>
+        <w:spacing w:after="40"/>
+        <w:ind w:left="400" w:hanging="240"/>
+      </w:pPr>
+      <w:r>
+        <w:rPr>
+          <w:rFonts w:ascii="Calibri" w:cs="Calibri" w:eastAsia="Calibri" w:hAnsi="Calibri"/>
+          <w:b w:val="false"/>
+          <w:bCs w:val="false"/>
+          <w:sz w:val="20"/>
+          <w:szCs w:val="20"/>
+        </w:rPr>
+        <w:t xml:space="preserve">2.4  Design and develop accessible, inclusive, and flexible technology-supported learning experiences or solutions.</w:t>
+      </w:r>
+    </w:p>
+    <w:p>
+      <w:pPr>
+        <w:keepNext/>
+        <w:keepLines/>
+        <w:spacing w:after="40" w:before="160"/>
+      </w:pPr>
+      <w:r>
+        <w:rPr>
+          <w:rFonts w:ascii="Calibri" w:cs="Calibri" w:eastAsia="Calibri" w:hAnsi="Calibri"/>
+          <w:b/>
+          <w:bCs/>
+          <w:sz w:val="22"/>
+          <w:szCs w:val="22"/>
+        </w:rPr>
+        <w:t xml:space="preserve">PLO 3. Collaboration and Leadership in Educational Technology</w:t>
+      </w:r>
+    </w:p>
+    <w:p>
+      <w:pPr>
+        <w:keepNext/>
+        <w:keepLines/>
+        <w:spacing w:after="60"/>
+      </w:pPr>
+      <w:r>
+        <w:rPr>
+          <w:rFonts w:ascii="Calibri" w:cs="Calibri" w:eastAsia="Calibri" w:hAnsi="Calibri"/>
+          <w:i/>
+          <w:iCs/>
+          <w:sz w:val="20"/>
+          <w:szCs w:val="20"/>
+        </w:rPr>
+        <w:t xml:space="preserve">Effective collaboration with stakeholders and leadership in the design, implementation, and evaluation of educational technology solutions.</w:t>
+      </w:r>
+    </w:p>
+    <w:p>
+      <w:pPr>
+        <w:spacing w:after="40"/>
+        <w:ind w:left="400" w:hanging="240"/>
+      </w:pPr>
+      <w:r>
+        <w:rPr>
+          <w:rFonts w:ascii="Calibri" w:cs="Calibri" w:eastAsia="Calibri" w:hAnsi="Calibri"/>
+          <w:b w:val="false"/>
+          <w:bCs w:val="false"/>
+          <w:sz w:val="20"/>
+          <w:szCs w:val="20"/>
+        </w:rPr>
+        <w:t xml:space="preserve">3.1  Collaborate with various involved and interested parties in a constructive, professional, and respectful way.</w:t>
+      </w:r>
+    </w:p>
+    <w:p>
+      <w:pPr>
+        <w:spacing w:after="40"/>
+        <w:ind w:left="400" w:hanging="240"/>
+      </w:pPr>
+      <w:r>
+        <w:rPr>
+          <w:rFonts w:ascii="Calibri" w:cs="Calibri" w:eastAsia="Calibri" w:hAnsi="Calibri"/>
+          <w:b/>
+          <w:bCs/>
+          <w:sz w:val="20"/>
+          <w:szCs w:val="20"/>
+        </w:rPr>
+        <w:t xml:space="preserve">● 3.2  Communicate shared visions for technology-supported solutions.</w:t>
+      </w:r>
+    </w:p>
+    <w:p>
+      <w:pPr>
+        <w:spacing w:after="40"/>
+        <w:ind w:left="400" w:hanging="240"/>
+      </w:pPr>
+      <w:r>
+        <w:rPr>
+          <w:rFonts w:ascii="Calibri" w:cs="Calibri" w:eastAsia="Calibri" w:hAnsi="Calibri"/>
+          <w:b w:val="false"/>
+          <w:bCs w:val="false"/>
+          <w:sz w:val="20"/>
+          <w:szCs w:val="20"/>
+        </w:rPr>
+        <w:t xml:space="preserve">3.3  Lead efforts to ensure the quality of technology-supported learning experiences.</w:t>
+      </w:r>
+    </w:p>
+    <w:p>
+      <w:pPr>
+        <w:spacing w:after="40"/>
+        <w:ind w:left="400" w:hanging="240"/>
+      </w:pPr>
+      <w:r>
+        <w:rPr>
+          <w:rFonts w:ascii="Calibri" w:cs="Calibri" w:eastAsia="Calibri" w:hAnsi="Calibri"/>
+          <w:b w:val="false"/>
+          <w:bCs w:val="false"/>
+          <w:sz w:val="20"/>
+          <w:szCs w:val="20"/>
+        </w:rPr>
+        <w:t xml:space="preserve">3.4  Lead ongoing evaluation efforts to continuously improve the selection and implementation of technologies and technology-based solutions.</w:t>
+      </w:r>
+    </w:p>
+    <w:p>
+      <w:pPr>
+        <w:spacing w:after="40"/>
+        <w:ind w:left="400" w:hanging="240"/>
+      </w:pPr>
+      <w:r>
+        <w:rPr>
+          <w:rFonts w:ascii="Calibri" w:cs="Calibri" w:eastAsia="Calibri" w:hAnsi="Calibri"/>
+          <w:b w:val="false"/>
+          <w:bCs w:val="false"/>
+          <w:sz w:val="20"/>
+          <w:szCs w:val="20"/>
+        </w:rPr>
+        <w:t xml:space="preserve">3.5  Collaborate and lead to develop evidence-based solutions to address instructional and/or programmatic needs using a variety of appropriate educational technologies and techniques.</w:t>
+      </w:r>
+    </w:p>
+    <w:p>
+      <w:pPr>
+        <w:keepNext/>
+        <w:keepLines/>
+        <w:spacing w:after="40" w:before="160"/>
+      </w:pPr>
+      <w:r>
+        <w:rPr>
+          <w:rFonts w:ascii="Calibri" w:cs="Calibri" w:eastAsia="Calibri" w:hAnsi="Calibri"/>
+          <w:b/>
+          <w:bCs/>
+          <w:sz w:val="22"/>
+          <w:szCs w:val="22"/>
+        </w:rPr>
+        <w:t xml:space="preserve">PLO 4. Communication Competence</w:t>
+      </w:r>
+    </w:p>
+    <w:p>
+      <w:pPr>
+        <w:keepNext/>
+        <w:keepLines/>
+        <w:spacing w:after="60"/>
+      </w:pPr>
+      <w:r>
+        <w:rPr>
+          <w:rFonts w:ascii="Calibri" w:cs="Calibri" w:eastAsia="Calibri" w:hAnsi="Calibri"/>
+          <w:i/>
+          <w:iCs/>
+          <w:sz w:val="20"/>
+          <w:szCs w:val="20"/>
+        </w:rPr>
+        <w:t xml:space="preserve">Communicating design and pedagogical decisions effectively using various media and tailored to diverse audiences.</w:t>
+      </w:r>
+    </w:p>
+    <w:p>
+      <w:pPr>
+        <w:spacing w:after="40"/>
+        <w:ind w:left="400" w:hanging="240"/>
+      </w:pPr>
+      <w:r>
+        <w:rPr>
+          <w:rFonts w:ascii="Calibri" w:cs="Calibri" w:eastAsia="Calibri" w:hAnsi="Calibri"/>
+          <w:b w:val="false"/>
+          <w:bCs w:val="false"/>
+          <w:sz w:val="20"/>
+          <w:szCs w:val="20"/>
+        </w:rPr>
+        <w:t xml:space="preserve">4.1  Craft effective messages using appropriate media in written, verbal, and visual modalities.</w:t>
+      </w:r>
+    </w:p>
+    <w:p>
+      <w:pPr>
+        <w:spacing w:after="40"/>
+        <w:ind w:left="400" w:hanging="240"/>
+      </w:pPr>
+      <w:r>
+        <w:rPr>
+          <w:rFonts w:ascii="Calibri" w:cs="Calibri" w:eastAsia="Calibri" w:hAnsi="Calibri"/>
+          <w:b/>
+          <w:bCs/>
+          <w:sz w:val="20"/>
+          <w:szCs w:val="20"/>
+        </w:rPr>
+        <w:t xml:space="preserve">● 4.2  Articulate and justify pedagogical, design, and development decisions to diverse audiences.</w:t>
+      </w:r>
+    </w:p>
+    <w:p>
+      <w:pPr>
+        <w:spacing w:after="40"/>
+        <w:ind w:left="400" w:hanging="240"/>
+      </w:pPr>
+      <w:r>
+        <w:rPr>
+          <w:rFonts w:ascii="Calibri" w:cs="Calibri" w:eastAsia="Calibri" w:hAnsi="Calibri"/>
+          <w:b w:val="false"/>
+          <w:bCs w:val="false"/>
+          <w:sz w:val="20"/>
+          <w:szCs w:val="20"/>
+        </w:rPr>
+        <w:t xml:space="preserve">4.3  Communicate effectively with all invested parties to facilitate the design and development of learning products and solutions.</w:t>
+      </w:r>
+    </w:p>
+    <w:p>
+      <w:pPr>
+        <w:keepNext/>
+        <w:keepLines/>
+        <w:spacing w:after="40" w:before="160"/>
+      </w:pPr>
+      <w:r>
+        <w:rPr>
+          <w:rFonts w:ascii="Calibri" w:cs="Calibri" w:eastAsia="Calibri" w:hAnsi="Calibri"/>
+          <w:b/>
+          <w:bCs/>
+          <w:sz w:val="22"/>
+          <w:szCs w:val="22"/>
+        </w:rPr>
+        <w:t xml:space="preserve">PLO 5. Sociocultural Aspects of Educational Technology</w:t>
+      </w:r>
+    </w:p>
+    <w:p>
+      <w:pPr>
+        <w:keepNext/>
+        <w:keepLines/>
+        <w:spacing w:after="60"/>
+      </w:pPr>
+      <w:r>
+        <w:rPr>
+          <w:rFonts w:ascii="Calibri" w:cs="Calibri" w:eastAsia="Calibri" w:hAnsi="Calibri"/>
+          <w:i/>
+          <w:iCs/>
+          <w:sz w:val="20"/>
+          <w:szCs w:val="20"/>
+        </w:rPr>
+        <w:t xml:space="preserve">Analysis of sociocultural factors, including power dynamics and privilege, and development of solutions to mitigate inequities in the design and deployment of educational technology and technology-supported solutions.</w:t>
+      </w:r>
+    </w:p>
+    <w:p>
+      <w:pPr>
+        <w:spacing w:after="40"/>
+        <w:ind w:left="400" w:hanging="240"/>
+      </w:pPr>
+      <w:r>
+        <w:rPr>
+          <w:rFonts w:ascii="Calibri" w:cs="Calibri" w:eastAsia="Calibri" w:hAnsi="Calibri"/>
+          <w:b w:val="false"/>
+          <w:bCs w:val="false"/>
+          <w:sz w:val="20"/>
+          <w:szCs w:val="20"/>
+        </w:rPr>
+        <w:t xml:space="preserve">5.1  Analyze how socioeconomic systems influence technology adoption and evaluation.</w:t>
+      </w:r>
+    </w:p>
+    <w:p>
+      <w:pPr>
+        <w:spacing w:after="40"/>
+        <w:ind w:left="400" w:hanging="240"/>
+      </w:pPr>
+      <w:r>
+        <w:rPr>
+          <w:rFonts w:ascii="Calibri" w:cs="Calibri" w:eastAsia="Calibri" w:hAnsi="Calibri"/>
+          <w:b w:val="false"/>
+          <w:bCs w:val="false"/>
+          <w:sz w:val="20"/>
+          <w:szCs w:val="20"/>
+        </w:rPr>
+        <w:t xml:space="preserve">5.2  Evaluate power dynamics and privilege affecting educational technology designs and implementations.</w:t>
+      </w:r>
+    </w:p>
+    <w:p>
+      <w:pPr>
+        <w:spacing w:after="40"/>
+        <w:ind w:left="400" w:hanging="240"/>
+      </w:pPr>
+      <w:r>
+        <w:rPr>
+          <w:rFonts w:ascii="Calibri" w:cs="Calibri" w:eastAsia="Calibri" w:hAnsi="Calibri"/>
+          <w:b w:val="false"/>
+          <w:bCs w:val="false"/>
+          <w:sz w:val="20"/>
+          <w:szCs w:val="20"/>
+        </w:rPr>
+        <w:t xml:space="preserve">5.3  Develop solutions to address and prevent injustices through educational technology designs and implementations.</w:t>
+      </w:r>
+    </w:p>
+    <w:p>
+      <w:pPr>
+        <w:spacing w:after="40"/>
+        <w:ind w:left="400" w:hanging="240"/>
+      </w:pPr>
+      <w:r>
+        <w:rPr>
+          <w:rFonts w:ascii="Calibri" w:cs="Calibri" w:eastAsia="Calibri" w:hAnsi="Calibri"/>
+          <w:b w:val="false"/>
+          <w:bCs w:val="false"/>
+          <w:sz w:val="20"/>
+          <w:szCs w:val="20"/>
+        </w:rPr>
+        <w:t xml:space="preserve">5.4  Design and develop equitable, inclusive, and accessible technology-supported systems, processes, and products.</w:t>
+      </w:r>
+    </w:p>
+    <w:p>
+      <w:pPr>
+        <w:keepNext/>
+        <w:keepLines/>
+        <w:spacing w:after="40" w:before="160"/>
+      </w:pPr>
+      <w:r>
+        <w:rPr>
+          <w:rFonts w:ascii="Calibri" w:cs="Calibri" w:eastAsia="Calibri" w:hAnsi="Calibri"/>
+          <w:b/>
+          <w:bCs/>
+          <w:sz w:val="22"/>
+          <w:szCs w:val="22"/>
+        </w:rPr>
+        <w:t xml:space="preserve">PLO 6. Data-Informed Learning Design, Implementation, and Evaluation</w:t>
+      </w:r>
+    </w:p>
+    <w:p>
+      <w:pPr>
+        <w:keepNext/>
+        <w:keepLines/>
+        <w:spacing w:after="60"/>
+      </w:pPr>
+      <w:r>
+        <w:rPr>
+          <w:rFonts w:ascii="Calibri" w:cs="Calibri" w:eastAsia="Calibri" w:hAnsi="Calibri"/>
+          <w:i/>
+          <w:iCs/>
+          <w:sz w:val="20"/>
+          <w:szCs w:val="20"/>
+        </w:rPr>
+        <w:t xml:space="preserve">Using data to inform the design, development, and evaluation of learning experiences and technology-supported solutions, ensuring continuous improvement through evidence-based decision-making.</w:t>
+      </w:r>
+    </w:p>
+    <w:p>
+      <w:pPr>
+        <w:spacing w:after="40"/>
+        <w:ind w:left="400" w:hanging="240"/>
+      </w:pPr>
+      <w:r>
+        <w:rPr>
+          <w:rFonts w:ascii="Calibri" w:cs="Calibri" w:eastAsia="Calibri" w:hAnsi="Calibri"/>
+          <w:b/>
+          <w:bCs/>
+          <w:sz w:val="20"/>
+          <w:szCs w:val="20"/>
+        </w:rPr>
+        <w:t xml:space="preserve">● 6.1  Collect data using a variety of evaluation and research methods to gain insights into learner and educator needs and tool effectiveness.</w:t>
+      </w:r>
+    </w:p>
+    <w:p>
+      <w:pPr>
+        <w:spacing w:after="40"/>
+        <w:ind w:left="400" w:hanging="240"/>
+      </w:pPr>
+      <w:r>
+        <w:rPr>
+          <w:rFonts w:ascii="Calibri" w:cs="Calibri" w:eastAsia="Calibri" w:hAnsi="Calibri"/>
+          <w:b/>
+          <w:bCs/>
+          <w:sz w:val="20"/>
+          <w:szCs w:val="20"/>
+        </w:rPr>
+        <w:t xml:space="preserve">● 6.2  Use data to revise designs, practices, and goals based on evaluation data for continuous improvement.</w:t>
+      </w:r>
+    </w:p>
+    <w:p>
+      <w:pPr>
+        <w:spacing w:after="40"/>
+        <w:ind w:left="400" w:hanging="240"/>
+      </w:pPr>
+      <w:r>
+        <w:rPr>
+          <w:rFonts w:ascii="Calibri" w:cs="Calibri" w:eastAsia="Calibri" w:hAnsi="Calibri"/>
+          <w:b w:val="false"/>
+          <w:bCs w:val="false"/>
+          <w:sz w:val="20"/>
+          <w:szCs w:val="20"/>
+        </w:rPr>
+        <w:t xml:space="preserve">6.3  Analyze educational data using qualitative, quantitative, and mixed methods.</w:t>
+      </w:r>
+    </w:p>
+    <w:p>
+      <w:pPr>
+        <w:spacing w:after="40"/>
+        <w:ind w:left="400" w:hanging="240"/>
+      </w:pPr>
+      <w:r>
+        <w:rPr>
+          <w:rFonts w:ascii="Calibri" w:cs="Calibri" w:eastAsia="Calibri" w:hAnsi="Calibri"/>
+          <w:b/>
+          <w:bCs/>
+          <w:sz w:val="20"/>
+          <w:szCs w:val="20"/>
+        </w:rPr>
+        <w:t xml:space="preserve">● 6.4  Design and implement comprehensive data collection and analysis efforts to inform decisions concerning design, development, delivery, and evaluation of programs, processes, and/or products.</w:t>
+      </w:r>
+    </w:p>
+    <w:p>
+      <w:pPr>
+        <w:pStyle w:val="Heading1"/>
+        <w:keepNext/>
+        <w:spacing w:after="120" w:before="260"/>
+        <w:outlineLvl w:val="0"/>
+      </w:pPr>
+      <w:r>
+        <w:rPr>
+          <w:rFonts w:ascii="Calibri" w:cs="Calibri" w:eastAsia="Calibri" w:hAnsi="Calibri"/>
+          <w:b/>
+          <w:bCs/>
+          <w:color w:val="000000"/>
+          <w:sz w:val="26"/>
+          <w:szCs w:val="26"/>
+        </w:rPr>
+        <w:t xml:space="preserve">Required Text and Other Materials</w:t>
+      </w:r>
+    </w:p>
+    <w:p>
+      <w:pPr>
+        <w:spacing w:after="100" w:before="0"/>
+      </w:pPr>
+      <w:r>
+        <w:rPr>
+          <w:rFonts w:ascii="Calibri" w:cs="Calibri" w:eastAsia="Calibri" w:hAnsi="Calibri"/>
+          <w:sz w:val="22"/>
+          <w:szCs w:val="22"/>
+        </w:rPr>
+        <w:t xml:space="preserve">The following texts are required. Chapter- and article-level readings are listed in short form in the Course Outline; the full reading list with editions, selections, and access links is provided in Canvas. All other readings are available through JHU library access or open sources. No text purchase beyond the title below is required.</w:t>
       </w:r>
     </w:p>
     <w:p>
@@ -972,7 +1454,25 @@
           <w:sz w:val="22"/>
           <w:szCs w:val="22"/>
         </w:rPr>
-        <w:t xml:space="preserve">PLO 1. Theory and Evidence in the Design of Experiences and Solutions. 1.1 Describe and differentiate theories and ideas from the learning sciences, motivation, and media/technology. 1.3 Analyze and evaluate design options to identify appropriate and applicable theories and practices to accomplish intended instructional outcomes in a given context and for a learner population. 1.4 Justify design and deployment decisions based on theory, ideas, models, or evidence. 1.5 Design, develop, and deploy digital education solutions grounded in ideas and theories from the learning sciences, motivation, and media/technology.</w:t>
+        <w:t xml:space="preserve">Goodell, J., &amp; Kolodner, J. (Eds.). (2023). Learning engineering toolkit: Evidence-based practices from the learning sciences, instructional design, and beyond. Routledge.</w:t>
+      </w:r>
+    </w:p>
+    <w:p>
+      <w:pPr>
+        <w:pStyle w:val="ListParagraph"/>
+        <w:numPr>
+          <w:ilvl w:val="1"/>
+          <w:numId w:val="1"/>
+        </w:numPr>
+        <w:spacing w:after="60"/>
+      </w:pPr>
+      <w:r>
+        <w:rPr>
+          <w:rFonts w:ascii="Calibri" w:cs="Calibri" w:eastAsia="Calibri" w:hAnsi="Calibri"/>
+          <w:sz w:val="20"/>
+          <w:szCs w:val="20"/>
+        </w:rPr>
+        <w:t xml:space="preserve">The Introduction, Chapter 1, and Chapter 2 are available as open access PDFs from Taylor &amp; Francis under a CC BY-NC-ND 4.0 license. Sawyer (2022) selections are provided through JHU library access; no purchase is required.</w:t>
       </w:r>
     </w:p>
     <w:p>
@@ -990,14 +1490,14 @@
           <w:sz w:val="22"/>
           <w:szCs w:val="22"/>
         </w:rPr>
-        <w:t xml:space="preserve">PLO 2. Ethical and Human-Centered Learning Solutions. 2.2 Apply systematic models and systems thinking to create ethical, learner-focused digital tools and curricula. 2.3 Evaluate learning solutions to ensure they advance equity and inclusivity across varied contexts.</w:t>
+        <w:t xml:space="preserve">LENS Capability Matters Casebook (course edition). Provided in Canvas.</w:t>
       </w:r>
     </w:p>
     <w:p>
       <w:pPr>
         <w:pStyle w:val="ListParagraph"/>
         <w:numPr>
-          <w:ilvl w:val="0"/>
+          <w:ilvl w:val="1"/>
           <w:numId w:val="1"/>
         </w:numPr>
         <w:spacing w:after="60"/>
@@ -1005,34 +1505,18 @@
       <w:r>
         <w:rPr>
           <w:rFonts w:ascii="Calibri" w:cs="Calibri" w:eastAsia="Calibri" w:hAnsi="Calibri"/>
-          <w:sz w:val="22"/>
-          <w:szCs w:val="22"/>
-        </w:rPr>
-        <w:t xml:space="preserve">PLO 3. Collaboration and Leadership in Educational Technology. 3.2 Communicate shared visions for technology-supported solutions. 3.3 Lead efforts to ensure the quality of technology-supported learning experiences.</w:t>
-      </w:r>
-    </w:p>
-    <w:p>
-      <w:pPr>
-        <w:pStyle w:val="ListParagraph"/>
-        <w:numPr>
-          <w:ilvl w:val="0"/>
-          <w:numId w:val="1"/>
-        </w:numPr>
-        <w:spacing w:after="60"/>
-      </w:pPr>
-      <w:r>
-        <w:rPr>
-          <w:rFonts w:ascii="Calibri" w:cs="Calibri" w:eastAsia="Calibri" w:hAnsi="Calibri"/>
-          <w:sz w:val="22"/>
-          <w:szCs w:val="22"/>
-        </w:rPr>
-        <w:t xml:space="preserve">PLO 4. Communication Competence. 4.2 Articulate and justify pedagogical, design, and development decisions to diverse audiences.</w:t>
+          <w:sz w:val="20"/>
+          <w:szCs w:val="20"/>
+        </w:rPr>
+        <w:t xml:space="preserve">Cases carry competency tags and evidence-tier flags; each is read with its tags.</w:t>
       </w:r>
     </w:p>
     <w:p>
       <w:pPr>
         <w:pStyle w:val="Heading1"/>
+        <w:keepNext/>
         <w:spacing w:after="120" w:before="260"/>
+        <w:outlineLvl w:val="0"/>
       </w:pPr>
       <w:r>
         <w:rPr>
@@ -1043,70 +1527,130 @@
           <w:sz w:val="26"/>
           <w:szCs w:val="26"/>
         </w:rPr>
-        <w:t xml:space="preserve">Required Text and Other Materials</w:t>
-      </w:r>
-    </w:p>
-    <w:p>
-      <w:pPr>
-        <w:spacing w:after="100" w:before="0"/>
-      </w:pPr>
-      <w:r>
-        <w:rPr>
-          <w:rFonts w:ascii="Calibri" w:cs="Calibri" w:eastAsia="Calibri" w:hAnsi="Calibri"/>
-          <w:sz w:val="22"/>
-          <w:szCs w:val="22"/>
-        </w:rPr>
-        <w:t xml:space="preserve">The following texts are required. Chapter- and article-level readings are listed in short form in the Course Outline; the full reading list with editions, selections, and access links is provided in Canvas. All other readings are available through JHU library access or open sources. No text purchase beyond the title below is required.</w:t>
-      </w:r>
-    </w:p>
-    <w:p>
-      <w:pPr>
-        <w:pStyle w:val="ListParagraph"/>
-        <w:numPr>
-          <w:ilvl w:val="0"/>
-          <w:numId w:val="1"/>
-        </w:numPr>
-        <w:spacing w:after="60"/>
-      </w:pPr>
-      <w:r>
-        <w:rPr>
-          <w:rFonts w:ascii="Calibri" w:cs="Calibri" w:eastAsia="Calibri" w:hAnsi="Calibri"/>
-          <w:sz w:val="22"/>
-          <w:szCs w:val="22"/>
-        </w:rPr>
-        <w:t xml:space="preserve">Goodell, J., &amp; Kolodner, J. (Eds.). (2023). Learning engineering toolkit: Evidence-based practices from the learning sciences, instructional design, and beyond. Routledge.</w:t>
-      </w:r>
-    </w:p>
-    <w:p>
-      <w:pPr>
-        <w:spacing w:after="100" w:before="0"/>
-      </w:pPr>
-      <w:r>
-        <w:rPr>
-          <w:rFonts w:ascii="Calibri" w:cs="Calibri" w:eastAsia="Calibri" w:hAnsi="Calibri"/>
-          <w:sz w:val="20"/>
-          <w:szCs w:val="20"/>
-        </w:rPr>
-        <w:t xml:space="preserve">The Introduction, Chapter 1, and Chapter 2 of the Learning Engineering Toolkit are available as open access PDFs from Taylor &amp; Francis under a CC BY-NC-ND 4.0 license. Sawyer (2022) selections are provided through JHU library access; no purchase is required.</w:t>
-      </w:r>
-    </w:p>
-    <w:p>
-      <w:pPr>
-        <w:spacing w:after="100" w:before="0"/>
-      </w:pPr>
-      <w:r>
-        <w:rPr>
-          <w:rFonts w:ascii="Calibri" w:cs="Calibri" w:eastAsia="Calibri" w:hAnsi="Calibri"/>
-          <w:sz w:val="20"/>
-          <w:szCs w:val="20"/>
-        </w:rPr>
-        <w:t xml:space="preserve">LENS Capability Matters Casebook (course edition). Provided in Canvas. Cases carry COLO sub-objective tags and evidence-tier flags; each is read with its tags.</w:t>
+        <w:t xml:space="preserve">Assignments</w:t>
+      </w:r>
+    </w:p>
+    <w:p>
+      <w:pPr>
+        <w:spacing w:after="100"/>
+      </w:pPr>
+      <w:r>
+        <w:rPr>
+          <w:rFonts w:ascii="Calibri" w:cs="Calibri" w:eastAsia="Calibri" w:hAnsi="Calibri"/>
+          <w:b/>
+          <w:bCs/>
+          <w:sz w:val="22"/>
+          <w:szCs w:val="22"/>
+        </w:rPr>
+        <w:t xml:space="preserve">Weekly discussions and labs (25%). </w:t>
+      </w:r>
+      <w:r>
+        <w:rPr>
+          <w:rFonts w:ascii="Calibri" w:cs="Calibri" w:eastAsia="Calibri" w:hAnsi="Calibri"/>
+          <w:sz w:val="22"/>
+          <w:szCs w:val="22"/>
+        </w:rPr>
+        <w:t xml:space="preserve">Each week includes either a discussion prompt tied to the module reading or a hands-on lab (modeling, measurement design, case analysis). Students post an initial substantive contribution and respond to at least two peers, with responses drawn from different professional domains where possible. Labs produce a short artifact (a system sketch, a construct definition, a measurement draft) that feeds the graded assignments. Cases are assigned weekly and carry the discussion. Participation is assessed on substance and engagement with evidence, not volume.</w:t>
+      </w:r>
+    </w:p>
+    <w:p>
+      <w:pPr>
+        <w:spacing w:after="100"/>
+      </w:pPr>
+      <w:r>
+        <w:rPr>
+          <w:rFonts w:ascii="Calibri" w:cs="Calibri" w:eastAsia="Calibri" w:hAnsi="Calibri"/>
+          <w:b/>
+          <w:bCs/>
+          <w:sz w:val="22"/>
+          <w:szCs w:val="22"/>
+        </w:rPr>
+        <w:t xml:space="preserve">Module 1 Assignment: How Learning Engineering Succeeds or Fails (15%, due Week 2). </w:t>
+      </w:r>
+      <w:r>
+        <w:rPr>
+          <w:rFonts w:ascii="Calibri" w:cs="Calibri" w:eastAsia="Calibri" w:hAnsi="Calibri"/>
+          <w:sz w:val="22"/>
+          <w:szCs w:val="22"/>
+        </w:rPr>
+        <w:t xml:space="preserve">The one graded assignment of the framing module. Students choose two cases from the Capability Matters Casebook, one where capability work largely succeeded and one where it failed, work each with four guiding questions, and synthesize the conditions that separate them. Assessed against CLO 1, with emphasis on reasoning across cases. The Week 1 discussion (LENS in Your Own Words) and the ungraded Domain Expertise Inventory prepare for it and are not separately graded.</w:t>
+      </w:r>
+    </w:p>
+    <w:p>
+      <w:pPr>
+        <w:spacing w:after="100"/>
+      </w:pPr>
+      <w:r>
+        <w:rPr>
+          <w:rFonts w:ascii="Calibri" w:cs="Calibri" w:eastAsia="Calibri" w:hAnsi="Calibri"/>
+          <w:b/>
+          <w:bCs/>
+          <w:sz w:val="22"/>
+          <w:szCs w:val="22"/>
+        </w:rPr>
+        <w:t xml:space="preserve">Assignment 1: Capability Measurement Plan (15%, due Week 9). </w:t>
+      </w:r>
+      <w:r>
+        <w:rPr>
+          <w:rFonts w:ascii="Calibri" w:cs="Calibri" w:eastAsia="Calibri" w:hAnsi="Calibri"/>
+          <w:sz w:val="22"/>
+          <w:szCs w:val="22"/>
+        </w:rPr>
+        <w:t xml:space="preserve">For the system the student named in Week 1, a measurement plan that states the capability requirement, sketches the learning environment and its host system as interacting components, and then specifies what would count as evidence that the capability is present, before anything is built. The plan operationalizes the capability into measurable variables, names the instruments and their limits, and states what the evidence would and would not support. Assessed against CLO 1, CLO 3, and CLO 4.</w:t>
+      </w:r>
+    </w:p>
+    <w:p>
+      <w:pPr>
+        <w:spacing w:after="100"/>
+      </w:pPr>
+      <w:r>
+        <w:rPr>
+          <w:rFonts w:ascii="Calibri" w:cs="Calibri" w:eastAsia="Calibri" w:hAnsi="Calibri"/>
+          <w:b/>
+          <w:bCs/>
+          <w:sz w:val="22"/>
+          <w:szCs w:val="22"/>
+        </w:rPr>
+        <w:t xml:space="preserve">Assignment 2: Iteration Cycle Report (20%, due Week 13). </w:t>
+      </w:r>
+      <w:r>
+        <w:rPr>
+          <w:rFonts w:ascii="Calibri" w:cs="Calibri" w:eastAsia="Calibri" w:hAnsi="Calibri"/>
+          <w:sz w:val="22"/>
+          <w:szCs w:val="22"/>
+        </w:rPr>
+        <w:t>One complete documented iteration cycle (understand, model, design, build, instrument, deploy, evaluate, refine) on a bounded capability problem, using the measurement plan from Assignment 1. The report presents the initial problem framing, the learning sciences principle applied and the constraint that bent it, the instrumentation used, the evidence gathered, and, critically, the revision of the problem framing that the evidence forced. The report is written in first person and defends the iteration as the student ran it. Reports that show no revision must argue why the initial framing survived. AI-augmented interventions are welcome. Assessed against CLO 2 and CLO 5.</w:t>
+      </w:r>
+    </w:p>
+    <w:p>
+      <w:pPr>
+        <w:spacing w:after="100"/>
+      </w:pPr>
+      <w:r>
+        <w:rPr>
+          <w:rFonts w:ascii="Calibri" w:cs="Calibri" w:eastAsia="Calibri" w:hAnsi="Calibri"/>
+          <w:b/>
+          <w:bCs/>
+          <w:sz w:val="22"/>
+          <w:szCs w:val="22"/>
+        </w:rPr>
+        <w:t xml:space="preserve">Final: Iteration Briefing (25%, due Week 15). </w:t>
+      </w:r>
+      <w:r>
+        <w:rPr>
+          <w:rFonts w:ascii="Calibri" w:cs="Calibri" w:eastAsia="Calibri" w:hAnsi="Calibri"/>
+          <w:sz w:val="22"/>
+          <w:szCs w:val="22"/>
+        </w:rPr>
+        <w:t xml:space="preserve">A recorded briefing (12 minutes maximum) that communicates the iteration and its evidence to a mixed technical and non-technical audience, stating uncertainty and the limits of inference honestly. The briefing is anchored by one documented coupling failure from the Capability Matters Casebook, analyzed with the capability frame, used to make the case for why evidence matters in the student's own system. Accompanied by a short written rationale. Assessed against CLO 5.</w:t>
       </w:r>
     </w:p>
     <w:p>
       <w:pPr>
         <w:pStyle w:val="Heading1"/>
+        <w:keepNext/>
         <w:spacing w:after="120" w:before="260"/>
+        <w:outlineLvl w:val="0"/>
       </w:pPr>
       <w:r>
         <w:rPr>
@@ -1117,138 +1661,6 @@
           <w:sz w:val="26"/>
           <w:szCs w:val="26"/>
         </w:rPr>
-        <w:t xml:space="preserve">Assignments</w:t>
-      </w:r>
-    </w:p>
-    <w:p>
-      <w:pPr>
-        <w:spacing w:after="100"/>
-      </w:pPr>
-      <w:r>
-        <w:rPr>
-          <w:rFonts w:ascii="Calibri" w:cs="Calibri" w:eastAsia="Calibri" w:hAnsi="Calibri"/>
-          <w:b/>
-          <w:bCs/>
-          <w:sz w:val="22"/>
-          <w:szCs w:val="22"/>
-        </w:rPr>
-        <w:t xml:space="preserve">Weekly discussions and labs (20%). </w:t>
-      </w:r>
-      <w:r>
-        <w:rPr>
-          <w:rFonts w:ascii="Calibri" w:cs="Calibri" w:eastAsia="Calibri" w:hAnsi="Calibri"/>
-          <w:sz w:val="22"/>
-          <w:szCs w:val="22"/>
-        </w:rPr>
-        <w:t xml:space="preserve">Each week includes either a discussion prompt tied to the module reading or a hands-on lab (modeling, requirements writing, case analysis). Students post an initial substantive contribution and respond to at least two peers, with responses drawn from different professional domains where possible. Labs produce a short artifact (a system diagram, a requirements draft, a coded case analysis) that feeds the graded assignments. Cases are assigned weekly and carry the discussion. Module 5 adds three graded case memos: short analyses that code the case with a named failure analysis method, justify the method against the case, and name the evidence that would have changed the outcome. Participation is assessed on substance and engagement with evidence, not volume.</w:t>
-      </w:r>
-    </w:p>
-    <w:p>
-      <w:pPr>
-        <w:spacing w:after="100"/>
-      </w:pPr>
-      <w:r>
-        <w:rPr>
-          <w:rFonts w:ascii="Calibri" w:cs="Calibri" w:eastAsia="Calibri" w:hAnsi="Calibri"/>
-          <w:b/>
-          <w:bCs/>
-          <w:sz w:val="22"/>
-          <w:szCs w:val="22"/>
-        </w:rPr>
-        <w:t xml:space="preserve">Assignment 1: Capability Analysis (20%, due Week 7). </w:t>
-      </w:r>
-      <w:r>
-        <w:rPr>
-          <w:rFonts w:ascii="Calibri" w:cs="Calibri" w:eastAsia="Calibri" w:hAnsi="Calibri"/>
-          <w:sz w:val="22"/>
-          <w:szCs w:val="22"/>
-        </w:rPr>
-        <w:t xml:space="preserve">A capability analysis of the student's own professional domain. Students identify a system performance requirement, decompose it into measurable human capability requirements, and produce a system model showing components, interfaces, and feedback loops between the learning environment and the host operational system. The analysis must locate at least three capability development decisions on a systems lifecycle model and justify their placement. Assessed against CLO 1, CLO 2, and CLO 3 (LEO 1.1, 1.2, 1.3).</w:t>
-      </w:r>
-    </w:p>
-    <w:p>
-      <w:pPr>
-        <w:spacing w:after="100"/>
-      </w:pPr>
-      <w:r>
-        <w:rPr>
-          <w:rFonts w:ascii="Calibri" w:cs="Calibri" w:eastAsia="Calibri" w:hAnsi="Calibri"/>
-          <w:b/>
-          <w:bCs/>
-          <w:sz w:val="22"/>
-          <w:szCs w:val="22"/>
-        </w:rPr>
-        <w:t xml:space="preserve">Assignment 2: Iteration Cycle Report (20%, due Week 13). </w:t>
-      </w:r>
-      <w:r>
-        <w:rPr>
-          <w:rFonts w:ascii="Calibri" w:cs="Calibri" w:eastAsia="Calibri" w:hAnsi="Calibri"/>
-          <w:sz w:val="22"/>
-          <w:szCs w:val="22"/>
-        </w:rPr>
-        <w:t xml:space="preserve">One complete documented iteration cycle (design, instrument, evaluate, refine) on a bounded capability problem. The report presents the initial problem framing, the learning sciences principles applied and the operational constraints that bent them, the instrumentation used, the evidence gathered, and, critically, the revision of the problem framing that the evidence forced. The report is written in first person and defends the iteration as the student ran it: design competence includes rendering the iteration legible, not only producing an outcome. Reports that show no revision must argue why the initial framing survived. Assessed against CLO 4 and CLO 5 (LEO 2.1, 2.2, 2.3, 2.5).</w:t>
-      </w:r>
-    </w:p>
-    <w:p>
-      <w:pPr>
-        <w:spacing w:after="100"/>
-      </w:pPr>
-      <w:r>
-        <w:rPr>
-          <w:rFonts w:ascii="Calibri" w:cs="Calibri" w:eastAsia="Calibri" w:hAnsi="Calibri"/>
-          <w:b/>
-          <w:bCs/>
-          <w:sz w:val="22"/>
-          <w:szCs w:val="22"/>
-        </w:rPr>
-        <w:t xml:space="preserve">Final: Integrated Analysis and Briefing (30%, due Week 15). </w:t>
-      </w:r>
-      <w:r>
-        <w:rPr>
-          <w:rFonts w:ascii="Calibri" w:cs="Calibri" w:eastAsia="Calibri" w:hAnsi="Calibri"/>
-          <w:sz w:val="22"/>
-          <w:szCs w:val="22"/>
-        </w:rPr>
-        <w:t xml:space="preserve">A written analysis of a documented coupling failure, in which learning investment and operational outcome decoupled, drawn from the Capability Matters Casebook or proposed by the student and approved by Week 11. The analysis applies a named failure analysis method and justifies the choice, analyzes the interdependencies between human and system performance that produced the failure, and assesses operational impact. The analysis must also run the governance-objection diagnostic on the case: where a governance objection was raised, argue whether better design could have dissolved it or whether it correctly signaled that the system should not have deployed. Gap attribution (LEO 4.2) is previewed here and formally assessed in LEN 4. It is accompanied by a recorded briefing (12 minutes maximum) delivered to a mixed technical and non-technical audience, stating uncertainty and the limits of inference honestly. Assessed against CLO 6 and CLO 7 (LEO 1.4, 1.5).</w:t>
-      </w:r>
-    </w:p>
-    <w:p>
-      <w:pPr>
-        <w:spacing w:after="100"/>
-      </w:pPr>
-      <w:r>
-        <w:rPr>
-          <w:rFonts w:ascii="Calibri" w:cs="Calibri" w:eastAsia="Calibri" w:hAnsi="Calibri"/>
-          <w:b/>
-          <w:bCs/>
-          <w:sz w:val="22"/>
-          <w:szCs w:val="22"/>
-        </w:rPr>
-        <w:t xml:space="preserve">Dispositions Portfolio (10%, due Week 15). </w:t>
-      </w:r>
-      <w:r>
-        <w:rPr>
-          <w:rFonts w:ascii="Calibri" w:cs="Calibri" w:eastAsia="Calibri" w:hAnsi="Calibri"/>
-          <w:sz w:val="22"/>
-          <w:szCs w:val="22"/>
-        </w:rPr>
-        <w:t xml:space="preserve">A short reflective portfolio tracing the five professional dispositions of the field across the student's work products in this course, citing specific artifacts as evidence. This is a claim-and-evidence document, not a narrative reflection: each disposition claim must point to a work product and say what in it warrants the claim.</w:t>
-      </w:r>
-    </w:p>
-    <w:p>
-      <w:pPr>
-        <w:pStyle w:val="Heading1"/>
-        <w:spacing w:after="120" w:before="260"/>
-      </w:pPr>
-      <w:r>
-        <w:rPr>
-          <w:rFonts w:ascii="Calibri" w:cs="Calibri" w:eastAsia="Calibri" w:hAnsi="Calibri"/>
-          <w:b/>
-          <w:bCs/>
-          <w:color w:val="000000"/>
-          <w:sz w:val="26"/>
-          <w:szCs w:val="26"/>
-        </w:rPr>
         <w:t xml:space="preserve">Evaluation and Grading</w:t>
       </w:r>
     </w:p>
@@ -1262,7 +1674,7 @@
           <w:sz w:val="22"/>
           <w:szCs w:val="22"/>
         </w:rPr>
-        <w:t xml:space="preserve">Course grades are determined by the weighted components below. Rubric lines reference LEO subobjectives directly, so that each student's attainment profile carries its own evidence trail. Rubrics are posted in Canvas at the start of the term.</w:t>
+        <w:t>Course grades are determined by the weighted components below. Rubrics use five levels (Exceeds, Mastery, Near, Below, No Evidence) with points split evenly down each criterion; Mastery is the B-range standard on every criterion, and every rubric carries a reasoning-and-evidence criterion. Rubric lines reference the course learning objectives directly, so that each student's attainment profile carries its own evidence trail. Rubrics are posted in Canvas at the start of the term.</w:t>
       </w:r>
     </w:p>
     <w:tbl>
@@ -1283,6 +1695,9 @@
         <w:gridCol w:w="2400"/>
       </w:tblGrid>
       <w:tr>
+        <w:trPr>
+          <w:tblHeader/>
+        </w:trPr>
         <w:tc>
           <w:tcPr>
             <w:tcW w:type="dxa" w:w="4560"/>
@@ -1410,7 +1825,7 @@
                 <w:sz w:val="20"/>
                 <w:szCs w:val="20"/>
               </w:rPr>
-              <w:t xml:space="preserve">20%</w:t>
+              <w:t xml:space="preserve">25%</w:t>
             </w:r>
           </w:p>
         </w:tc>
@@ -1460,7 +1875,7 @@
                 <w:sz w:val="20"/>
                 <w:szCs w:val="20"/>
               </w:rPr>
-              <w:t xml:space="preserve">Assignment 1: Capability Analysis</w:t>
+              <w:t xml:space="preserve">Module 1 Assignment: How Learning Engineering Succeeds or Fails</w:t>
             </w:r>
           </w:p>
         </w:tc>
@@ -1484,7 +1899,7 @@
                 <w:sz w:val="20"/>
                 <w:szCs w:val="20"/>
               </w:rPr>
-              <w:t xml:space="preserve">20%</w:t>
+              <w:t xml:space="preserve">15%</w:t>
             </w:r>
           </w:p>
         </w:tc>
@@ -1508,7 +1923,7 @@
                 <w:sz w:val="20"/>
                 <w:szCs w:val="20"/>
               </w:rPr>
-              <w:t xml:space="preserve">Week 7</w:t>
+              <w:t xml:space="preserve">Week 2</w:t>
             </w:r>
           </w:p>
         </w:tc>
@@ -1534,7 +1949,7 @@
                 <w:sz w:val="20"/>
                 <w:szCs w:val="20"/>
               </w:rPr>
-              <w:t xml:space="preserve">Assignment 2: Iteration Cycle Report</w:t>
+              <w:t xml:space="preserve">Assignment 1: Capability Measurement Plan</w:t>
             </w:r>
           </w:p>
         </w:tc>
@@ -1558,7 +1973,7 @@
                 <w:sz w:val="20"/>
                 <w:szCs w:val="20"/>
               </w:rPr>
-              <w:t xml:space="preserve">20%</w:t>
+              <w:t xml:space="preserve">15%</w:t>
             </w:r>
           </w:p>
         </w:tc>
@@ -1582,7 +1997,7 @@
                 <w:sz w:val="20"/>
                 <w:szCs w:val="20"/>
               </w:rPr>
-              <w:t xml:space="preserve">Week 13</w:t>
+              <w:t xml:space="preserve">Week 9</w:t>
             </w:r>
           </w:p>
         </w:tc>
@@ -1608,7 +2023,7 @@
                 <w:sz w:val="20"/>
                 <w:szCs w:val="20"/>
               </w:rPr>
-              <w:t xml:space="preserve">Final: Integrated Analysis and Briefing</w:t>
+              <w:t xml:space="preserve">Assignment 2: Iteration Cycle Report</w:t>
             </w:r>
           </w:p>
         </w:tc>
@@ -1632,7 +2047,7 @@
                 <w:sz w:val="20"/>
                 <w:szCs w:val="20"/>
               </w:rPr>
-              <w:t xml:space="preserve">30%</w:t>
+              <w:t xml:space="preserve">20%</w:t>
             </w:r>
           </w:p>
         </w:tc>
@@ -1656,7 +2071,7 @@
                 <w:sz w:val="20"/>
                 <w:szCs w:val="20"/>
               </w:rPr>
-              <w:t xml:space="preserve">Week 15</w:t>
+              <w:t xml:space="preserve">Week 13</w:t>
             </w:r>
           </w:p>
         </w:tc>
@@ -1682,7 +2097,7 @@
                 <w:sz w:val="20"/>
                 <w:szCs w:val="20"/>
               </w:rPr>
-              <w:t xml:space="preserve">Dispositions Portfolio</w:t>
+              <w:t xml:space="preserve">Final: Iteration Briefing</w:t>
             </w:r>
           </w:p>
         </w:tc>
@@ -1706,7 +2121,7 @@
                 <w:sz w:val="20"/>
                 <w:szCs w:val="20"/>
               </w:rPr>
-              <w:t xml:space="preserve">10%</w:t>
+              <w:t xml:space="preserve">25%</w:t>
             </w:r>
           </w:p>
         </w:tc>
@@ -2524,7 +2939,9 @@
     <w:p>
       <w:pPr>
         <w:pStyle w:val="Heading1"/>
+        <w:keepNext/>
         <w:spacing w:after="120" w:before="260"/>
+        <w:outlineLvl w:val="0"/>
       </w:pPr>
       <w:r>
         <w:rPr>
@@ -2589,13 +3006,15 @@
           <w:sz w:val="22"/>
           <w:szCs w:val="22"/>
         </w:rPr>
-        <w:t xml:space="preserve">Use of AI tools. Consistent with the program's position that AI is simultaneously a creative partner and an epistemic risk, students are expected to use AI tools where assignments permit, to document that use, and to remain the authors of their own reasoning. Each assignment specifies permitted uses. Undocumented AI use, or submission of AI output in place of the analysis the assignment exists to develop, is treated under the academic integrity policy.</w:t>
+        <w:t>Use of AI tools. This course owns its AI policy: AI tools are permitted, with declaration, and the analytical reasoning must be demonstrably yours. Permitted, with declaration. You may use AI tools at any stage of an assignment (exploring a case, testing an argument, drafting, editing) provided every use is declared in the submission: the tool, what you used it for, and what of its output you kept. Analytical reasoning is assessed directly. Every claim you make must be warranted against the case record or your own evidence, and you must be able to defend it. Each rubric carries a reasoning-and-evidence criterion; analysis that is unwarranted or that you cannot defend scores as No Evidence regardless of how it was produced. AI output submitted in place of the analysis an assignment exists to develop does not meet the assignment. Undeclared use is treated under the academic integrity policy. Keep your prompts and transcripts; your instructor may ask for them when the reasoning is unclear. The course treats AI as both a design material and an epistemic risk; Module 5 (Week 11, an AI-augmented intervention instrumented from the start) examines that tension directly.</w:t>
       </w:r>
     </w:p>
     <w:p>
       <w:pPr>
         <w:pStyle w:val="Heading1"/>
+        <w:keepNext/>
         <w:spacing w:after="120" w:before="260"/>
+        <w:outlineLvl w:val="0"/>
       </w:pPr>
       <w:r>
         <w:rPr>
@@ -2629,6 +3048,9 @@
         <w:gridCol w:w="1440"/>
       </w:tblGrid>
       <w:tr>
+        <w:trPr>
+          <w:tblHeader/>
+        </w:trPr>
         <w:tc>
           <w:tcPr>
             <w:tcW w:type="dxa" w:w="1400"/>
@@ -2803,7 +3225,7 @@
                 <w:sz w:val="18"/>
                 <w:szCs w:val="18"/>
               </w:rPr>
-              <w:t xml:space="preserve">MODULE 1 — Framing Capability</w:t>
+              <w:t xml:space="preserve">MODULE 1: Framing Capability</w:t>
             </w:r>
           </w:p>
           <w:p>
@@ -2929,7 +3351,7 @@
                 <w:sz w:val="18"/>
                 <w:szCs w:val="18"/>
               </w:rPr>
-              <w:t xml:space="preserve">Introductions; domain expertise inventory</w:t>
+              <w:t xml:space="preserve">Discussion: LENS in Your Own Words; Domain Expertise Inventory (ungraded, required)</w:t>
             </w:r>
           </w:p>
         </w:tc>
@@ -3053,7 +3475,7 @@
                 <w:sz w:val="18"/>
                 <w:szCs w:val="18"/>
               </w:rPr>
-              <w:t xml:space="preserve">Discussion; draft a capability statement for your own domain</w:t>
+              <w:t xml:space="preserve">Two discussions; Module 1 Assignment due: How Learning Engineering Succeeds or Fails</w:t>
             </w:r>
           </w:p>
         </w:tc>
@@ -3081,7 +3503,7 @@
                 <w:sz w:val="18"/>
                 <w:szCs w:val="18"/>
               </w:rPr>
-              <w:t xml:space="preserve">MODULE 2 — Learning Sciences for Capability</w:t>
+              <w:t xml:space="preserve">MODULE 2: What the Science of Learning Contributes</w:t>
             </w:r>
           </w:p>
           <w:p>
@@ -3111,7 +3533,7 @@
                 <w:sz w:val="18"/>
                 <w:szCs w:val="18"/>
               </w:rPr>
-              <w:t xml:space="preserve">CLO 4</w:t>
+              <w:t xml:space="preserve">CLO 2</w:t>
             </w:r>
           </w:p>
         </w:tc>
@@ -3135,7 +3557,7 @@
                 <w:sz w:val="18"/>
                 <w:szCs w:val="18"/>
               </w:rPr>
-              <w:t xml:space="preserve">Learning sciences review: F1 foundations recast in capability terms</w:t>
+              <w:t xml:space="preserve">Cognitive load, recast: wherever the cost of a gap is paid by someone who did not choose the risk</w:t>
             </w:r>
           </w:p>
         </w:tc>
@@ -3159,7 +3581,7 @@
                 <w:sz w:val="18"/>
                 <w:szCs w:val="18"/>
               </w:rPr>
-              <w:t xml:space="preserve">Goodell &amp; Kolodner (2023), ch. 2; F1 synthesis materials; Sawyer (2022), targeted re-reads. Case: an intervention built explicitly on learning sciences principles.</w:t>
+              <w:t xml:space="preserve">Goodell &amp; Kolodner (2023), ch. 2, ch. 9; Sweller et al. (2011), selections. Case: a capability-enhancing transition that outran its training.</w:t>
             </w:r>
           </w:p>
         </w:tc>
@@ -3183,7 +3605,7 @@
                 <w:sz w:val="18"/>
                 <w:szCs w:val="18"/>
               </w:rPr>
-              <w:t xml:space="preserve">Uncapher (2018), Applied Developmental Science</w:t>
+              <w:t xml:space="preserve">Barnett &amp; Ceci (2002), Psychological Bulletin</w:t>
             </w:r>
           </w:p>
         </w:tc>
@@ -3207,7 +3629,7 @@
                 <w:sz w:val="18"/>
                 <w:szCs w:val="18"/>
               </w:rPr>
-              <w:t xml:space="preserve">Review exercise: map F1 theories onto a capability problem</w:t>
+              <w:t xml:space="preserve">Discussion: the positive transition that outran its training</w:t>
             </w:r>
           </w:p>
         </w:tc>
@@ -3259,7 +3681,7 @@
                 <w:sz w:val="18"/>
                 <w:szCs w:val="18"/>
               </w:rPr>
-              <w:t xml:space="preserve">Expansion: expertise, cognitive load under operational conditions, transfer, motivation</w:t>
+              <w:t xml:space="preserve">Motivation, the sociocultural lens, and design</w:t>
             </w:r>
           </w:p>
         </w:tc>
@@ -3283,7 +3705,7 @@
                 <w:sz w:val="18"/>
                 <w:szCs w:val="18"/>
               </w:rPr>
-              <w:t xml:space="preserve">Goodell &amp; Kolodner (2023), ch. 9, ch. 15; Sweller et al. (2011), selections. Case: an intervention whose transfer claim was tested at scale.</w:t>
+              <w:t xml:space="preserve">Goodell &amp; Kolodner (2023), ch. 15; Sawyer (2022), targeted re-reads. Case: a disengagement failure redressed by design.</w:t>
             </w:r>
           </w:p>
         </w:tc>
@@ -3307,7 +3729,7 @@
                 <w:sz w:val="18"/>
                 <w:szCs w:val="18"/>
               </w:rPr>
-              <w:t xml:space="preserve">Barnett &amp; Ceci (2002), Psychological Bulletin</w:t>
+              <w:t xml:space="preserve">Uncapher (2018), Applied Developmental Science</w:t>
             </w:r>
           </w:p>
         </w:tc>
@@ -3331,7 +3753,7 @@
                 <w:sz w:val="18"/>
                 <w:szCs w:val="18"/>
               </w:rPr>
-              <w:t xml:space="preserve">Reading response: which findings survive contact with your domain?</w:t>
+              <w:t xml:space="preserve">Analysis into design: a grounded intervention for your own system</w:t>
             </w:r>
           </w:p>
         </w:tc>
@@ -3359,7 +3781,7 @@
                 <w:sz w:val="18"/>
                 <w:szCs w:val="18"/>
               </w:rPr>
-              <w:t xml:space="preserve">MODULE 3 — Systems, Lifecycle, and HSI</w:t>
+              <w:t xml:space="preserve">MODULE 3: Seeing the System</w:t>
             </w:r>
           </w:p>
           <w:p>
@@ -3374,7 +3796,7 @@
                 <w:sz w:val="18"/>
                 <w:szCs w:val="18"/>
               </w:rPr>
-              <w:t xml:space="preserve">Weeks 5–7</w:t>
+              <w:t xml:space="preserve">Weeks 5–6</w:t>
             </w:r>
           </w:p>
           <w:p>
@@ -3389,7 +3811,7 @@
                 <w:sz w:val="18"/>
                 <w:szCs w:val="18"/>
               </w:rPr>
-              <w:t xml:space="preserve">CLO 2; CLO 3</w:t>
+              <w:t xml:space="preserve">CLO 3</w:t>
             </w:r>
           </w:p>
         </w:tc>
@@ -3437,7 +3859,7 @@
                 <w:sz w:val="18"/>
                 <w:szCs w:val="18"/>
               </w:rPr>
-              <w:t xml:space="preserve">INCOSE (2023), systems concepts; Meadows (2008), selections. Case: a failure whose components and feedback loops can be modeled.</w:t>
+              <w:t xml:space="preserve">Meadows (2008), selections; INCOSE (2023), systems concepts, for vocabulary only. Case: a failure whose components and feedback loops can be sketched.</w:t>
             </w:r>
           </w:p>
         </w:tc>
@@ -3485,7 +3907,7 @@
                 <w:sz w:val="18"/>
                 <w:szCs w:val="18"/>
               </w:rPr>
-              <w:t xml:space="preserve">Modeling lab: diagram a learning environment and its host system</w:t>
+              <w:t xml:space="preserve">Modeling lab: sketch your learning environment and its host system</w:t>
             </w:r>
           </w:p>
         </w:tc>
@@ -3537,7 +3959,7 @@
                 <w:sz w:val="18"/>
                 <w:szCs w:val="18"/>
               </w:rPr>
-              <w:t xml:space="preserve">The systems lifecycle: where capability lives, and why training arrives last</w:t>
+              <w:t xml:space="preserve">Where capability decisions occur, and why training arrives last</w:t>
             </w:r>
           </w:p>
         </w:tc>
@@ -3561,7 +3983,7 @@
                 <w:sz w:val="18"/>
                 <w:szCs w:val="18"/>
               </w:rPr>
-              <w:t xml:space="preserve">INCOSE (2023), lifecycle models; U.S. DoD (2024), HSI Guidebook, selections. Case: a capability decision made at a lifecycle transition.</w:t>
+              <w:t xml:space="preserve">Goodell &amp; Kolodner (2023), ch. 3; U.S. DoD (2024), HSI Guidebook, one selection. Case: a capability decision made too late in a system's life.</w:t>
             </w:r>
           </w:p>
         </w:tc>
@@ -3609,7 +4031,7 @@
                 <w:sz w:val="18"/>
                 <w:szCs w:val="18"/>
               </w:rPr>
-              <w:t xml:space="preserve">Exercise: place three capability decisions on a lifecycle model</w:t>
+              <w:t xml:space="preserve">Exercise: locate three capability decisions in your system's life</w:t>
             </w:r>
           </w:p>
         </w:tc>
@@ -3632,12 +4054,166 @@
             <w:r>
               <w:rPr>
                 <w:rFonts w:ascii="Calibri" w:cs="Calibri" w:eastAsia="Calibri" w:hAnsi="Calibri"/>
+                <w:b/>
+                <w:bCs/>
+                <w:sz w:val="18"/>
+                <w:szCs w:val="18"/>
+              </w:rPr>
+              <w:t xml:space="preserve">MODULE 4: Measuring Capability</w:t>
+            </w:r>
+          </w:p>
+          <w:p>
+            <w:pPr>
+              <w:spacing w:after="0"/>
+            </w:pPr>
+            <w:r>
+              <w:rPr>
+                <w:rFonts w:ascii="Calibri" w:cs="Calibri" w:eastAsia="Calibri" w:hAnsi="Calibri"/>
+                <w:b/>
+                <w:bCs/>
+                <w:sz w:val="18"/>
+                <w:szCs w:val="18"/>
+              </w:rPr>
+              <w:t xml:space="preserve">Weeks 7–9</w:t>
+            </w:r>
+          </w:p>
+          <w:p>
+            <w:pPr>
+              <w:spacing w:after="0"/>
+            </w:pPr>
+            <w:r>
+              <w:rPr>
+                <w:rFonts w:ascii="Calibri" w:cs="Calibri" w:eastAsia="Calibri" w:hAnsi="Calibri"/>
+                <w:b/>
+                <w:bCs/>
+                <w:sz w:val="18"/>
+                <w:szCs w:val="18"/>
+              </w:rPr>
+              <w:t xml:space="preserve">CLO 4</w:t>
+            </w:r>
+          </w:p>
+        </w:tc>
+        <w:tc>
+          <w:tcPr>
+            <w:tcW w:type="dxa" w:w="1560"/>
+            <w:tcMar>
+              <w:top w:type="dxa" w:w="60"/>
+              <w:left w:type="dxa" w:w="100"/>
+              <w:bottom w:type="dxa" w:w="60"/>
+              <w:right w:type="dxa" w:w="100"/>
+            </w:tcMar>
+          </w:tcPr>
+          <w:p>
+            <w:pPr>
+              <w:spacing w:after="0"/>
+            </w:pPr>
+            <w:r>
+              <w:rPr>
+                <w:rFonts w:ascii="Calibri" w:cs="Calibri" w:eastAsia="Calibri" w:hAnsi="Calibri"/>
+                <w:sz w:val="18"/>
+                <w:szCs w:val="18"/>
+              </w:rPr>
+              <w:t xml:space="preserve">What counts as evidence of a capability</w:t>
+            </w:r>
+          </w:p>
+        </w:tc>
+        <w:tc>
+          <w:tcPr>
+            <w:tcW w:type="dxa" w:w="2560"/>
+            <w:tcMar>
+              <w:top w:type="dxa" w:w="60"/>
+              <w:left w:type="dxa" w:w="100"/>
+              <w:bottom w:type="dxa" w:w="60"/>
+              <w:right w:type="dxa" w:w="100"/>
+            </w:tcMar>
+          </w:tcPr>
+          <w:p>
+            <w:pPr>
+              <w:spacing w:after="0"/>
+            </w:pPr>
+            <w:r>
+              <w:rPr>
+                <w:rFonts w:ascii="Calibri" w:cs="Calibri" w:eastAsia="Calibri" w:hAnsi="Calibri"/>
+                <w:sz w:val="18"/>
+                <w:szCs w:val="18"/>
+              </w:rPr>
+              <w:t xml:space="preserve">Goodell &amp; Kolodner (2023), ch. 11; Gilbert (1978), selections on worthy performance. Case: a capability claim that was never operationalized.</w:t>
+            </w:r>
+          </w:p>
+        </w:tc>
+        <w:tc>
+          <w:tcPr>
+            <w:tcW w:type="dxa" w:w="2400"/>
+            <w:tcMar>
+              <w:top w:type="dxa" w:w="60"/>
+              <w:left w:type="dxa" w:w="100"/>
+              <w:bottom w:type="dxa" w:w="60"/>
+              <w:right w:type="dxa" w:w="100"/>
+            </w:tcMar>
+          </w:tcPr>
+          <w:p>
+            <w:pPr>
+              <w:spacing w:after="0"/>
+            </w:pPr>
+            <w:r>
+              <w:rPr>
+                <w:rFonts w:ascii="Calibri" w:cs="Calibri" w:eastAsia="Calibri" w:hAnsi="Calibri"/>
+                <w:sz w:val="18"/>
+                <w:szCs w:val="18"/>
+              </w:rPr>
+              <w:t xml:space="preserve">Mislevy et al. (2003), ETS Research Report Series</w:t>
+            </w:r>
+          </w:p>
+        </w:tc>
+        <w:tc>
+          <w:tcPr>
+            <w:tcW w:type="dxa" w:w="1440"/>
+            <w:tcMar>
+              <w:top w:type="dxa" w:w="60"/>
+              <w:left w:type="dxa" w:w="100"/>
+              <w:bottom w:type="dxa" w:w="60"/>
+              <w:right w:type="dxa" w:w="100"/>
+            </w:tcMar>
+          </w:tcPr>
+          <w:p>
+            <w:pPr>
+              <w:spacing w:after="0"/>
+            </w:pPr>
+            <w:r>
+              <w:rPr>
+                <w:rFonts w:ascii="Calibri" w:cs="Calibri" w:eastAsia="Calibri" w:hAnsi="Calibri"/>
+                <w:sz w:val="18"/>
+                <w:szCs w:val="18"/>
+              </w:rPr>
+              <w:t xml:space="preserve">Lab: operationalize your capability into measurable variables</w:t>
+            </w:r>
+          </w:p>
+        </w:tc>
+      </w:tr>
+      <w:tr>
+        <w:tc>
+          <w:tcPr>
+            <w:tcW w:type="dxa" w:w="1400"/>
+            <w:tcMar>
+              <w:top w:type="dxa" w:w="60"/>
+              <w:left w:type="dxa" w:w="100"/>
+              <w:bottom w:type="dxa" w:w="60"/>
+              <w:right w:type="dxa" w:w="100"/>
+            </w:tcMar>
+          </w:tcPr>
+          <w:p>
+            <w:pPr>
+              <w:spacing w:after="0"/>
+            </w:pPr>
+            <w:r>
+              <w:rPr>
+                <w:rFonts w:ascii="Calibri" w:cs="Calibri" w:eastAsia="Calibri" w:hAnsi="Calibri"/>
                 <w:b w:val="false"/>
                 <w:bCs w:val="false"/>
                 <w:sz w:val="18"/>
                 <w:szCs w:val="18"/>
               </w:rPr>
-              <w:t xml:space="preserve">Week 7</w:t>
+              <w:t xml:space="preserve">Week 8</w:t>
             </w:r>
           </w:p>
         </w:tc>
@@ -3661,7 +4237,7 @@
                 <w:sz w:val="18"/>
                 <w:szCs w:val="18"/>
               </w:rPr>
-              <w:t xml:space="preserve">Human systems integration as design discipline, not checklist</w:t>
+              <w:t xml:space="preserve">Designing the assessment before the content</w:t>
             </w:r>
           </w:p>
         </w:tc>
@@ -3685,7 +4261,7 @@
                 <w:sz w:val="18"/>
                 <w:szCs w:val="18"/>
               </w:rPr>
-              <w:t xml:space="preserve">Boy &amp; Kennedy (2023), selections; Goodell &amp; Kolodner (2023), ch. 3, for contrast. Case: HSI treated as a requirement rather than a checklist.</w:t>
+              <w:t xml:space="preserve">Goodell &amp; Kolodner (2023), ch. 12; Rummler &amp; Brache (1990), selections. Case: an intervention measured on the wrong outcome.</w:t>
             </w:r>
           </w:p>
         </w:tc>
@@ -3709,7 +4285,7 @@
                 <w:sz w:val="18"/>
                 <w:szCs w:val="18"/>
               </w:rPr>
-              <w:t xml:space="preserve">Kurzweil &amp; Marcellas (2020), Journal of Applied Instructional Design</w:t>
+              <w:t xml:space="preserve">Pellegrino et al. (2001), Knowing What Students Know, ch. 2</w:t>
             </w:r>
           </w:p>
         </w:tc>
@@ -3733,7 +4309,7 @@
                 <w:sz w:val="18"/>
                 <w:szCs w:val="18"/>
               </w:rPr>
-              <w:t xml:space="preserve">Assignment 1 due: Capability Analysis</w:t>
+              <w:t xml:space="preserve">Lab: draft the measurement plan; name instruments and their limits</w:t>
             </w:r>
           </w:p>
         </w:tc>
@@ -3756,12 +4332,136 @@
             <w:r>
               <w:rPr>
                 <w:rFonts w:ascii="Calibri" w:cs="Calibri" w:eastAsia="Calibri" w:hAnsi="Calibri"/>
+                <w:b w:val="false"/>
+                <w:bCs w:val="false"/>
+                <w:sz w:val="18"/>
+                <w:szCs w:val="18"/>
+              </w:rPr>
+              <w:t xml:space="preserve">Week 9</w:t>
+            </w:r>
+          </w:p>
+        </w:tc>
+        <w:tc>
+          <w:tcPr>
+            <w:tcW w:type="dxa" w:w="1560"/>
+            <w:tcMar>
+              <w:top w:type="dxa" w:w="60"/>
+              <w:left w:type="dxa" w:w="100"/>
+              <w:bottom w:type="dxa" w:w="60"/>
+              <w:right w:type="dxa" w:w="100"/>
+            </w:tcMar>
+          </w:tcPr>
+          <w:p>
+            <w:pPr>
+              <w:spacing w:after="0"/>
+            </w:pPr>
+            <w:r>
+              <w:rPr>
+                <w:rFonts w:ascii="Calibri" w:cs="Calibri" w:eastAsia="Calibri" w:hAnsi="Calibri"/>
+                <w:sz w:val="18"/>
+                <w:szCs w:val="18"/>
+              </w:rPr>
+              <w:t xml:space="preserve">The evidence-capability-performance flywheel; speed and scale</w:t>
+            </w:r>
+          </w:p>
+        </w:tc>
+        <w:tc>
+          <w:tcPr>
+            <w:tcW w:type="dxa" w:w="2560"/>
+            <w:tcMar>
+              <w:top w:type="dxa" w:w="60"/>
+              <w:left w:type="dxa" w:w="100"/>
+              <w:bottom w:type="dxa" w:w="60"/>
+              <w:right w:type="dxa" w:w="100"/>
+            </w:tcMar>
+          </w:tcPr>
+          <w:p>
+            <w:pPr>
+              <w:spacing w:after="0"/>
+            </w:pPr>
+            <w:r>
+              <w:rPr>
+                <w:rFonts w:ascii="Calibri" w:cs="Calibri" w:eastAsia="Calibri" w:hAnsi="Calibri"/>
+                <w:sz w:val="18"/>
+                <w:szCs w:val="18"/>
+              </w:rPr>
+              <w:t xml:space="preserve">Course note on the flywheel; Wagner (2024), New Learning Frontier. Case: capability development sustained at operational tempo. Gap attribution previewed (assessed in LEN 4).</w:t>
+            </w:r>
+          </w:p>
+        </w:tc>
+        <w:tc>
+          <w:tcPr>
+            <w:tcW w:type="dxa" w:w="2400"/>
+            <w:tcMar>
+              <w:top w:type="dxa" w:w="60"/>
+              <w:left w:type="dxa" w:w="100"/>
+              <w:bottom w:type="dxa" w:w="60"/>
+              <w:right w:type="dxa" w:w="100"/>
+            </w:tcMar>
+          </w:tcPr>
+          <w:p>
+            <w:pPr>
+              <w:spacing w:after="0"/>
+            </w:pPr>
+            <w:r>
+              <w:rPr>
+                <w:rFonts w:ascii="Calibri" w:cs="Calibri" w:eastAsia="Calibri" w:hAnsi="Calibri"/>
+                <w:sz w:val="18"/>
+                <w:szCs w:val="18"/>
+              </w:rPr>
+              <w:t xml:space="preserve">Van Campenhout et al. (2023), ICLS</w:t>
+            </w:r>
+          </w:p>
+        </w:tc>
+        <w:tc>
+          <w:tcPr>
+            <w:tcW w:type="dxa" w:w="1440"/>
+            <w:tcMar>
+              <w:top w:type="dxa" w:w="60"/>
+              <w:left w:type="dxa" w:w="100"/>
+              <w:bottom w:type="dxa" w:w="60"/>
+              <w:right w:type="dxa" w:w="100"/>
+            </w:tcMar>
+          </w:tcPr>
+          <w:p>
+            <w:pPr>
+              <w:spacing w:after="0"/>
+            </w:pPr>
+            <w:r>
+              <w:rPr>
+                <w:rFonts w:ascii="Calibri" w:cs="Calibri" w:eastAsia="Calibri" w:hAnsi="Calibri"/>
+                <w:sz w:val="18"/>
+                <w:szCs w:val="18"/>
+              </w:rPr>
+              <w:t xml:space="preserve">Assignment 1 due: Capability Measurement Plan</w:t>
+            </w:r>
+          </w:p>
+        </w:tc>
+      </w:tr>
+      <w:tr>
+        <w:tc>
+          <w:tcPr>
+            <w:tcW w:type="dxa" w:w="1400"/>
+            <w:tcMar>
+              <w:top w:type="dxa" w:w="60"/>
+              <w:left w:type="dxa" w:w="100"/>
+              <w:bottom w:type="dxa" w:w="60"/>
+              <w:right w:type="dxa" w:w="100"/>
+            </w:tcMar>
+          </w:tcPr>
+          <w:p>
+            <w:pPr>
+              <w:spacing w:after="0"/>
+            </w:pPr>
+            <w:r>
+              <w:rPr>
+                <w:rFonts w:ascii="Calibri" w:cs="Calibri" w:eastAsia="Calibri" w:hAnsi="Calibri"/>
                 <w:b/>
                 <w:bCs/>
                 <w:sz w:val="18"/>
                 <w:szCs w:val="18"/>
               </w:rPr>
-              <w:t xml:space="preserve">MODULE 4 — The Engineering Cycle</w:t>
+              <w:t xml:space="preserve">MODULE 5: The Iteration Cycle</w:t>
             </w:r>
           </w:p>
           <w:p>
@@ -3776,7 +4476,7 @@
                 <w:sz w:val="18"/>
                 <w:szCs w:val="18"/>
               </w:rPr>
-              <w:t xml:space="preserve">Weeks 8–10</w:t>
+              <w:t xml:space="preserve">Weeks 10–13</w:t>
             </w:r>
           </w:p>
           <w:p>
@@ -3791,7 +4491,7 @@
                 <w:sz w:val="18"/>
                 <w:szCs w:val="18"/>
               </w:rPr>
-              <w:t xml:space="preserve">CLO 5; CLO 1</w:t>
+              <w:t xml:space="preserve">CLO 5</w:t>
             </w:r>
           </w:p>
         </w:tc>
@@ -3815,7 +4515,7 @@
                 <w:sz w:val="18"/>
                 <w:szCs w:val="18"/>
               </w:rPr>
-              <w:t xml:space="preserve">The iterative engineering cycle: design, instrument, evaluate, refine</w:t>
+              <w:t>The iterative engineering cycle: understand, model, design, build, instrument, deploy, evaluate, refine</w:t>
             </w:r>
           </w:p>
         </w:tc>
@@ -3839,7 +4539,7 @@
                 <w:sz w:val="18"/>
                 <w:szCs w:val="18"/>
               </w:rPr>
-              <w:t xml:space="preserve">Goodell &amp; Kolodner (2023), ch. 11, ch. 12; revisit ch. 1. Case: a documented iteration cycle in an operational setting.</w:t>
+              <w:t xml:space="preserve">Goodell &amp; Kolodner (2023), revisit ch. 1, ch. 11. Case: a documented iteration cycle in a real setting.</w:t>
             </w:r>
           </w:p>
         </w:tc>
@@ -3887,7 +4587,7 @@
                 <w:sz w:val="18"/>
                 <w:szCs w:val="18"/>
               </w:rPr>
-              <w:t xml:space="preserve">Begin iteration project: frame a bounded problem; plan instrumentation</w:t>
+              <w:t xml:space="preserve">Begin iteration project: frame a bounded problem; instrument from your plan</w:t>
             </w:r>
           </w:p>
         </w:tc>
@@ -3915,7 +4615,7 @@
                 <w:sz w:val="18"/>
                 <w:szCs w:val="18"/>
               </w:rPr>
-              <w:t xml:space="preserve">Week 9</w:t>
+              <w:t xml:space="preserve">Week 11</w:t>
             </w:r>
           </w:p>
         </w:tc>
@@ -3939,7 +4639,7 @@
                 <w:sz w:val="18"/>
                 <w:szCs w:val="18"/>
               </w:rPr>
-              <w:t xml:space="preserve">The evidence-capability-performance flywheel; speed and scale</w:t>
+              <w:t xml:space="preserve">Design and instrument: building the thing</w:t>
             </w:r>
           </w:p>
         </w:tc>
@@ -3963,7 +4663,7 @@
                 <w:sz w:val="18"/>
                 <w:szCs w:val="18"/>
               </w:rPr>
-              <w:t xml:space="preserve">Course note on the flywheel; Wagner (2024), New Learning Frontier. Case: capability development sustained at operational tempo.</w:t>
+              <w:t xml:space="preserve">Goodell &amp; Kolodner (2023), ch. 7; Watters (2021), selections. Case: an AI-augmented intervention instrumented from the start.</w:t>
             </w:r>
           </w:p>
         </w:tc>
@@ -3987,7 +4687,7 @@
                 <w:sz w:val="18"/>
                 <w:szCs w:val="18"/>
               </w:rPr>
-              <w:t xml:space="preserve">Van Campenhout et al. (2023), ICLS</w:t>
+              <w:t xml:space="preserve">Van Campenhout (2021), Adaptive Instructional Systems, LNCS 12792</w:t>
             </w:r>
           </w:p>
         </w:tc>
@@ -4011,7 +4711,7 @@
                 <w:sz w:val="18"/>
                 <w:szCs w:val="18"/>
               </w:rPr>
-              <w:t xml:space="preserve">Iteration project: collect first evidence</w:t>
+              <w:t xml:space="preserve">Iteration project: first build; collect first evidence</w:t>
             </w:r>
           </w:p>
         </w:tc>
@@ -4039,7 +4739,7 @@
                 <w:sz w:val="18"/>
                 <w:szCs w:val="18"/>
               </w:rPr>
-              <w:t xml:space="preserve">Week 10</w:t>
+              <w:t xml:space="preserve">Week 12</w:t>
             </w:r>
           </w:p>
         </w:tc>
@@ -4063,7 +4763,7 @@
                 <w:sz w:val="18"/>
                 <w:szCs w:val="18"/>
               </w:rPr>
-              <w:t xml:space="preserve">Measurable capability requirements: writing requirements that can be tested</w:t>
+              <w:t xml:space="preserve">Evaluate and refine: what the evidence forces</w:t>
             </w:r>
           </w:p>
         </w:tc>
@@ -4087,7 +4787,7 @@
                 <w:sz w:val="18"/>
                 <w:szCs w:val="18"/>
               </w:rPr>
-              <w:t xml:space="preserve">Rummler &amp; Brache (1990), selections; Gilbert (1978), selections. Case: requirements written so they could be tested.</w:t>
+              <w:t xml:space="preserve">Course note on revision; exemplar iteration reports. Case: an iteration whose evidence overturned its framing.</w:t>
             </w:r>
           </w:p>
         </w:tc>
@@ -4111,7 +4811,7 @@
                 <w:sz w:val="18"/>
                 <w:szCs w:val="18"/>
               </w:rPr>
-              <w:t xml:space="preserve">Mislevy et al. (2003), ETS Research Report Series</w:t>
+              <w:t xml:space="preserve">Baker et al. (2021), Technology, Mind, and Behavior</w:t>
             </w:r>
           </w:p>
         </w:tc>
@@ -4135,7 +4835,7 @@
                 <w:sz w:val="18"/>
                 <w:szCs w:val="18"/>
               </w:rPr>
-              <w:t xml:space="preserve">Requirements writing workshop</w:t>
+              <w:t xml:space="preserve">Iteration project: evaluate; revise the framing</w:t>
             </w:r>
           </w:p>
         </w:tc>
@@ -4158,12 +4858,136 @@
             <w:r>
               <w:rPr>
                 <w:rFonts w:ascii="Calibri" w:cs="Calibri" w:eastAsia="Calibri" w:hAnsi="Calibri"/>
+                <w:b w:val="false"/>
+                <w:bCs w:val="false"/>
+                <w:sz w:val="18"/>
+                <w:szCs w:val="18"/>
+              </w:rPr>
+              <w:t xml:space="preserve">Week 13</w:t>
+            </w:r>
+          </w:p>
+        </w:tc>
+        <w:tc>
+          <w:tcPr>
+            <w:tcW w:type="dxa" w:w="1560"/>
+            <w:tcMar>
+              <w:top w:type="dxa" w:w="60"/>
+              <w:left w:type="dxa" w:w="100"/>
+              <w:bottom w:type="dxa" w:w="60"/>
+              <w:right w:type="dxa" w:w="100"/>
+            </w:tcMar>
+          </w:tcPr>
+          <w:p>
+            <w:pPr>
+              <w:spacing w:after="0"/>
+            </w:pPr>
+            <w:r>
+              <w:rPr>
+                <w:rFonts w:ascii="Calibri" w:cs="Calibri" w:eastAsia="Calibri" w:hAnsi="Calibri"/>
+                <w:sz w:val="18"/>
+                <w:szCs w:val="18"/>
+              </w:rPr>
+              <w:t xml:space="preserve">Ethics of intervention and operator agency</w:t>
+            </w:r>
+          </w:p>
+        </w:tc>
+        <w:tc>
+          <w:tcPr>
+            <w:tcW w:type="dxa" w:w="2560"/>
+            <w:tcMar>
+              <w:top w:type="dxa" w:w="60"/>
+              <w:left w:type="dxa" w:w="100"/>
+              <w:bottom w:type="dxa" w:w="60"/>
+              <w:right w:type="dxa" w:w="100"/>
+            </w:tcMar>
+          </w:tcPr>
+          <w:p>
+            <w:pPr>
+              <w:spacing w:after="0"/>
+            </w:pPr>
+            <w:r>
+              <w:rPr>
+                <w:rFonts w:ascii="Calibri" w:cs="Calibri" w:eastAsia="Calibri" w:hAnsi="Calibri"/>
+                <w:sz w:val="18"/>
+                <w:szCs w:val="18"/>
+              </w:rPr>
+              <w:t xml:space="preserve">Goodell &amp; Kolodner (2023), ch. 17; SOE critical perspectives selections. Case: an intervention that improved a metric and eroded agency.</w:t>
+            </w:r>
+          </w:p>
+        </w:tc>
+        <w:tc>
+          <w:tcPr>
+            <w:tcW w:type="dxa" w:w="2400"/>
+            <w:tcMar>
+              <w:top w:type="dxa" w:w="60"/>
+              <w:left w:type="dxa" w:w="100"/>
+              <w:bottom w:type="dxa" w:w="60"/>
+              <w:right w:type="dxa" w:w="100"/>
+            </w:tcMar>
+          </w:tcPr>
+          <w:p>
+            <w:pPr>
+              <w:spacing w:after="0"/>
+            </w:pPr>
+            <w:r>
+              <w:rPr>
+                <w:rFonts w:ascii="Calibri" w:cs="Calibri" w:eastAsia="Calibri" w:hAnsi="Calibri"/>
+                <w:sz w:val="18"/>
+                <w:szCs w:val="18"/>
+              </w:rPr>
+              <w:t xml:space="preserve">Schatz et al. (2023), Journal of Military Learning</w:t>
+            </w:r>
+          </w:p>
+        </w:tc>
+        <w:tc>
+          <w:tcPr>
+            <w:tcW w:type="dxa" w:w="1440"/>
+            <w:tcMar>
+              <w:top w:type="dxa" w:w="60"/>
+              <w:left w:type="dxa" w:w="100"/>
+              <w:bottom w:type="dxa" w:w="60"/>
+              <w:right w:type="dxa" w:w="100"/>
+            </w:tcMar>
+          </w:tcPr>
+          <w:p>
+            <w:pPr>
+              <w:spacing w:after="0"/>
+            </w:pPr>
+            <w:r>
+              <w:rPr>
+                <w:rFonts w:ascii="Calibri" w:cs="Calibri" w:eastAsia="Calibri" w:hAnsi="Calibri"/>
+                <w:sz w:val="18"/>
+                <w:szCs w:val="18"/>
+              </w:rPr>
+              <w:t xml:space="preserve">Assignment 2 due: Iteration Cycle Report</w:t>
+            </w:r>
+          </w:p>
+        </w:tc>
+      </w:tr>
+      <w:tr>
+        <w:tc>
+          <w:tcPr>
+            <w:tcW w:type="dxa" w:w="1400"/>
+            <w:tcMar>
+              <w:top w:type="dxa" w:w="60"/>
+              <w:left w:type="dxa" w:w="100"/>
+              <w:bottom w:type="dxa" w:w="60"/>
+              <w:right w:type="dxa" w:w="100"/>
+            </w:tcMar>
+          </w:tcPr>
+          <w:p>
+            <w:pPr>
+              <w:spacing w:after="0"/>
+            </w:pPr>
+            <w:r>
+              <w:rPr>
+                <w:rFonts w:ascii="Calibri" w:cs="Calibri" w:eastAsia="Calibri" w:hAnsi="Calibri"/>
                 <w:b/>
                 <w:bCs/>
                 <w:sz w:val="18"/>
                 <w:szCs w:val="18"/>
               </w:rPr>
-              <w:t xml:space="preserve">MODULE 5 — Coupling, Ethics, and Domains</w:t>
+              <w:t xml:space="preserve">MODULE 6: Making the Case</w:t>
             </w:r>
           </w:p>
           <w:p>
@@ -4178,7 +5002,7 @@
                 <w:sz w:val="18"/>
                 <w:szCs w:val="18"/>
               </w:rPr>
-              <w:t xml:space="preserve">Weeks 11–13</w:t>
+              <w:t xml:space="preserve">Weeks 14–15</w:t>
             </w:r>
           </w:p>
           <w:p>
@@ -4193,7 +5017,7 @@
                 <w:sz w:val="18"/>
                 <w:szCs w:val="18"/>
               </w:rPr>
-              <w:t xml:space="preserve">CLO 6; CLO 7</w:t>
+              <w:t xml:space="preserve">CLO 5</w:t>
             </w:r>
           </w:p>
         </w:tc>
@@ -4217,7 +5041,7 @@
                 <w:sz w:val="18"/>
                 <w:szCs w:val="18"/>
               </w:rPr>
-              <w:t xml:space="preserve">Coupling failures and the methods for analyzing them</w:t>
+              <w:t xml:space="preserve">Communicating an iteration and its evidence across audiences</w:t>
             </w:r>
           </w:p>
         </w:tc>
@@ -4241,7 +5065,7 @@
                 <w:sz w:val="18"/>
                 <w:szCs w:val="18"/>
               </w:rPr>
-              <w:t xml:space="preserve">Reason (2000), BMJ; Hollnagel (2014), Safety-I and Safety-II, selections; selected post-mortems. Case: a validated system that was discontinued.</w:t>
+              <w:t xml:space="preserve">Communication selections; exemplar briefings. Case: a coupling failure in which learning investment and outcome came apart, read with the capability frame.</w:t>
             </w:r>
           </w:p>
         </w:tc>
@@ -4265,7 +5089,7 @@
                 <w:sz w:val="18"/>
                 <w:szCs w:val="18"/>
               </w:rPr>
-              <w:t xml:space="preserve">Leveson (2004), Safety Science</w:t>
+              <w:t xml:space="preserve">Totino &amp; Kessler (2025), TechTrends</w:t>
             </w:r>
           </w:p>
         </w:tc>
@@ -4289,7 +5113,7 @@
                 <w:sz w:val="18"/>
                 <w:szCs w:val="18"/>
               </w:rPr>
-              <w:t xml:space="preserve">Case memo 1; case analysis coded with a named failure analysis method</w:t>
+              <w:t xml:space="preserve">Draft final briefing; structured peer review across domain groups</w:t>
             </w:r>
           </w:p>
         </w:tc>
@@ -4317,7 +5141,7 @@
                 <w:sz w:val="18"/>
                 <w:szCs w:val="18"/>
               </w:rPr>
-              <w:t xml:space="preserve">Week 12</w:t>
+              <w:t xml:space="preserve">Week 15</w:t>
             </w:r>
           </w:p>
         </w:tc>
@@ -4341,7 +5165,7 @@
                 <w:sz w:val="18"/>
                 <w:szCs w:val="18"/>
               </w:rPr>
-              <w:t xml:space="preserve">Ethics of intervention, operator agency, and the governance-objection diagnostic</w:t>
+              <w:t xml:space="preserve">Synthesis: the field ahead, and where the concentration goes from here</w:t>
             </w:r>
           </w:p>
         </w:tc>
@@ -4365,7 +5189,7 @@
                 <w:sz w:val="18"/>
                 <w:szCs w:val="18"/>
               </w:rPr>
-              <w:t xml:space="preserve">Goodell &amp; Kolodner (2023), ch. 7, ch. 17; Watters (2021), selections; SOE critical perspectives selections. Case: a system withdrawn under governance objection.</w:t>
+              <w:t xml:space="preserve">Goodell &amp; Kolodner (2023), ch. 19; program problem-type framework. Case: a closing case spanning a learning environment and an operational system.</w:t>
             </w:r>
           </w:p>
         </w:tc>
@@ -4389,7 +5213,7 @@
                 <w:sz w:val="18"/>
                 <w:szCs w:val="18"/>
               </w:rPr>
-              <w:t xml:space="preserve">Van Campenhout (2021), Adaptive Instructional Systems, LNCS 12792</w:t>
+              <w:t xml:space="preserve">Kurzweil &amp; Marcellas (2020), Journal of Applied Instructional Design</w:t>
             </w:r>
           </w:p>
         </w:tc>
@@ -4413,409 +5237,7 @@
                 <w:sz w:val="18"/>
                 <w:szCs w:val="18"/>
               </w:rPr>
-              <w:t xml:space="preserve">Case memo 2; position memo: an agency-preserving constraint</w:t>
-            </w:r>
-          </w:p>
-        </w:tc>
-      </w:tr>
-      <w:tr>
-        <w:tc>
-          <w:tcPr>
-            <w:tcW w:type="dxa" w:w="1400"/>
-            <w:tcMar>
-              <w:top w:type="dxa" w:w="60"/>
-              <w:left w:type="dxa" w:w="100"/>
-              <w:bottom w:type="dxa" w:w="60"/>
-              <w:right w:type="dxa" w:w="100"/>
-            </w:tcMar>
-          </w:tcPr>
-          <w:p>
-            <w:pPr>
-              <w:spacing w:after="0"/>
-            </w:pPr>
-            <w:r>
-              <w:rPr>
-                <w:rFonts w:ascii="Calibri" w:cs="Calibri" w:eastAsia="Calibri" w:hAnsi="Calibri"/>
-                <w:b w:val="false"/>
-                <w:bCs w:val="false"/>
-                <w:sz w:val="18"/>
-                <w:szCs w:val="18"/>
-              </w:rPr>
-              <w:t xml:space="preserve">Week 13</w:t>
-            </w:r>
-          </w:p>
-        </w:tc>
-        <w:tc>
-          <w:tcPr>
-            <w:tcW w:type="dxa" w:w="1560"/>
-            <w:tcMar>
-              <w:top w:type="dxa" w:w="60"/>
-              <w:left w:type="dxa" w:w="100"/>
-              <w:bottom w:type="dxa" w:w="60"/>
-              <w:right w:type="dxa" w:w="100"/>
-            </w:tcMar>
-          </w:tcPr>
-          <w:p>
-            <w:pPr>
-              <w:spacing w:after="0"/>
-            </w:pPr>
-            <w:r>
-              <w:rPr>
-                <w:rFonts w:ascii="Calibri" w:cs="Calibri" w:eastAsia="Calibri" w:hAnsi="Calibri"/>
-                <w:sz w:val="18"/>
-                <w:szCs w:val="18"/>
-              </w:rPr>
-              <w:t xml:space="preserve">High-consequence domains: what they share and where they diverge</w:t>
-            </w:r>
-          </w:p>
-        </w:tc>
-        <w:tc>
-          <w:tcPr>
-            <w:tcW w:type="dxa" w:w="2560"/>
-            <w:tcMar>
-              <w:top w:type="dxa" w:w="60"/>
-              <w:left w:type="dxa" w:w="100"/>
-              <w:bottom w:type="dxa" w:w="60"/>
-              <w:right w:type="dxa" w:w="100"/>
-            </w:tcMar>
-          </w:tcPr>
-          <w:p>
-            <w:pPr>
-              <w:spacing w:after="0"/>
-            </w:pPr>
-            <w:r>
-              <w:rPr>
-                <w:rFonts w:ascii="Calibri" w:cs="Calibri" w:eastAsia="Calibri" w:hAnsi="Calibri"/>
-                <w:sz w:val="18"/>
-                <w:szCs w:val="18"/>
-              </w:rPr>
-              <w:t xml:space="preserve">Asynchronous practitioner engagements with three high-consequence domains (rotating; see Course Notes). Cases: one per engaged domain. At least one carries a conflict-of-interest disclosure and at least one a non-peer-reviewed evidence tier; both are read as part of the case.</w:t>
-            </w:r>
-          </w:p>
-        </w:tc>
-        <w:tc>
-          <w:tcPr>
-            <w:tcW w:type="dxa" w:w="2400"/>
-            <w:tcMar>
-              <w:top w:type="dxa" w:w="60"/>
-              <w:left w:type="dxa" w:w="100"/>
-              <w:bottom w:type="dxa" w:w="60"/>
-              <w:right w:type="dxa" w:w="100"/>
-            </w:tcMar>
-          </w:tcPr>
-          <w:p>
-            <w:pPr>
-              <w:spacing w:after="0"/>
-            </w:pPr>
-            <w:r>
-              <w:rPr>
-                <w:rFonts w:ascii="Calibri" w:cs="Calibri" w:eastAsia="Calibri" w:hAnsi="Calibri"/>
-                <w:sz w:val="18"/>
-                <w:szCs w:val="18"/>
-              </w:rPr>
-              <w:t xml:space="preserve">Schatz et al. (2023), Journal of Military Learning</w:t>
-            </w:r>
-          </w:p>
-        </w:tc>
-        <w:tc>
-          <w:tcPr>
-            <w:tcW w:type="dxa" w:w="1440"/>
-            <w:tcMar>
-              <w:top w:type="dxa" w:w="60"/>
-              <w:left w:type="dxa" w:w="100"/>
-              <w:bottom w:type="dxa" w:w="60"/>
-              <w:right w:type="dxa" w:w="100"/>
-            </w:tcMar>
-          </w:tcPr>
-          <w:p>
-            <w:pPr>
-              <w:spacing w:after="0"/>
-            </w:pPr>
-            <w:r>
-              <w:rPr>
-                <w:rFonts w:ascii="Calibri" w:cs="Calibri" w:eastAsia="Calibri" w:hAnsi="Calibri"/>
-                <w:sz w:val="18"/>
-                <w:szCs w:val="18"/>
-              </w:rPr>
-              <w:t xml:space="preserve">Case memo 3; Assignment 2 due: Iteration Cycle Report</w:t>
-            </w:r>
-          </w:p>
-        </w:tc>
-      </w:tr>
-      <w:tr>
-        <w:tc>
-          <w:tcPr>
-            <w:tcW w:type="dxa" w:w="1400"/>
-            <w:tcMar>
-              <w:top w:type="dxa" w:w="60"/>
-              <w:left w:type="dxa" w:w="100"/>
-              <w:bottom w:type="dxa" w:w="60"/>
-              <w:right w:type="dxa" w:w="100"/>
-            </w:tcMar>
-          </w:tcPr>
-          <w:p>
-            <w:pPr>
-              <w:spacing w:after="0"/>
-            </w:pPr>
-            <w:r>
-              <w:rPr>
-                <w:rFonts w:ascii="Calibri" w:cs="Calibri" w:eastAsia="Calibri" w:hAnsi="Calibri"/>
-                <w:b/>
-                <w:bCs/>
-                <w:sz w:val="18"/>
-                <w:szCs w:val="18"/>
-              </w:rPr>
-              <w:t xml:space="preserve">MODULE 6 — Communication and Synthesis</w:t>
-            </w:r>
-          </w:p>
-          <w:p>
-            <w:pPr>
-              <w:spacing w:after="0"/>
-            </w:pPr>
-            <w:r>
-              <w:rPr>
-                <w:rFonts w:ascii="Calibri" w:cs="Calibri" w:eastAsia="Calibri" w:hAnsi="Calibri"/>
-                <w:b/>
-                <w:bCs/>
-                <w:sz w:val="18"/>
-                <w:szCs w:val="18"/>
-              </w:rPr>
-              <w:t xml:space="preserve">Weeks 14–15</w:t>
-            </w:r>
-          </w:p>
-          <w:p>
-            <w:pPr>
-              <w:spacing w:after="0"/>
-            </w:pPr>
-            <w:r>
-              <w:rPr>
-                <w:rFonts w:ascii="Calibri" w:cs="Calibri" w:eastAsia="Calibri" w:hAnsi="Calibri"/>
-                <w:b/>
-                <w:bCs/>
-                <w:sz w:val="18"/>
-                <w:szCs w:val="18"/>
-              </w:rPr>
-              <w:t xml:space="preserve">CLO 6</w:t>
-            </w:r>
-          </w:p>
-        </w:tc>
-        <w:tc>
-          <w:tcPr>
-            <w:tcW w:type="dxa" w:w="1560"/>
-            <w:tcMar>
-              <w:top w:type="dxa" w:w="60"/>
-              <w:left w:type="dxa" w:w="100"/>
-              <w:bottom w:type="dxa" w:w="60"/>
-              <w:right w:type="dxa" w:w="100"/>
-            </w:tcMar>
-          </w:tcPr>
-          <w:p>
-            <w:pPr>
-              <w:spacing w:after="0"/>
-            </w:pPr>
-            <w:r>
-              <w:rPr>
-                <w:rFonts w:ascii="Calibri" w:cs="Calibri" w:eastAsia="Calibri" w:hAnsi="Calibri"/>
-                <w:sz w:val="18"/>
-                <w:szCs w:val="18"/>
-              </w:rPr>
-              <w:t xml:space="preserve">Communicating capability analyses across audiences</w:t>
-            </w:r>
-          </w:p>
-        </w:tc>
-        <w:tc>
-          <w:tcPr>
-            <w:tcW w:type="dxa" w:w="2560"/>
-            <w:tcMar>
-              <w:top w:type="dxa" w:w="60"/>
-              <w:left w:type="dxa" w:w="100"/>
-              <w:bottom w:type="dxa" w:w="60"/>
-              <w:right w:type="dxa" w:w="100"/>
-            </w:tcMar>
-          </w:tcPr>
-          <w:p>
-            <w:pPr>
-              <w:spacing w:after="0"/>
-            </w:pPr>
-            <w:r>
-              <w:rPr>
-                <w:rFonts w:ascii="Calibri" w:cs="Calibri" w:eastAsia="Calibri" w:hAnsi="Calibri"/>
-                <w:sz w:val="18"/>
-                <w:szCs w:val="18"/>
-              </w:rPr>
-              <w:t xml:space="preserve">Communication selections; exemplar briefings. Case: an initiative whose design argument was communicated and oversold.</w:t>
-            </w:r>
-          </w:p>
-        </w:tc>
-        <w:tc>
-          <w:tcPr>
-            <w:tcW w:type="dxa" w:w="2400"/>
-            <w:tcMar>
-              <w:top w:type="dxa" w:w="60"/>
-              <w:left w:type="dxa" w:w="100"/>
-              <w:bottom w:type="dxa" w:w="60"/>
-              <w:right w:type="dxa" w:w="100"/>
-            </w:tcMar>
-          </w:tcPr>
-          <w:p>
-            <w:pPr>
-              <w:spacing w:after="0"/>
-            </w:pPr>
-            <w:r>
-              <w:rPr>
-                <w:rFonts w:ascii="Calibri" w:cs="Calibri" w:eastAsia="Calibri" w:hAnsi="Calibri"/>
-                <w:sz w:val="18"/>
-                <w:szCs w:val="18"/>
-              </w:rPr>
-              <w:t xml:space="preserve">Totino &amp; Kessler (2025), TechTrends</w:t>
-            </w:r>
-          </w:p>
-        </w:tc>
-        <w:tc>
-          <w:tcPr>
-            <w:tcW w:type="dxa" w:w="1440"/>
-            <w:tcMar>
-              <w:top w:type="dxa" w:w="60"/>
-              <w:left w:type="dxa" w:w="100"/>
-              <w:bottom w:type="dxa" w:w="60"/>
-              <w:right w:type="dxa" w:w="100"/>
-            </w:tcMar>
-          </w:tcPr>
-          <w:p>
-            <w:pPr>
-              <w:spacing w:after="0"/>
-            </w:pPr>
-            <w:r>
-              <w:rPr>
-                <w:rFonts w:ascii="Calibri" w:cs="Calibri" w:eastAsia="Calibri" w:hAnsi="Calibri"/>
-                <w:sz w:val="18"/>
-                <w:szCs w:val="18"/>
-              </w:rPr>
-              <w:t xml:space="preserve">Draft final briefing; structured peer review across domain groups</w:t>
-            </w:r>
-          </w:p>
-        </w:tc>
-      </w:tr>
-      <w:tr>
-        <w:tc>
-          <w:tcPr>
-            <w:tcW w:type="dxa" w:w="1400"/>
-            <w:tcMar>
-              <w:top w:type="dxa" w:w="60"/>
-              <w:left w:type="dxa" w:w="100"/>
-              <w:bottom w:type="dxa" w:w="60"/>
-              <w:right w:type="dxa" w:w="100"/>
-            </w:tcMar>
-          </w:tcPr>
-          <w:p>
-            <w:pPr>
-              <w:spacing w:after="0"/>
-            </w:pPr>
-            <w:r>
-              <w:rPr>
-                <w:rFonts w:ascii="Calibri" w:cs="Calibri" w:eastAsia="Calibri" w:hAnsi="Calibri"/>
-                <w:b w:val="false"/>
-                <w:bCs w:val="false"/>
-                <w:sz w:val="18"/>
-                <w:szCs w:val="18"/>
-              </w:rPr>
-              <w:t xml:space="preserve">Week 15</w:t>
-            </w:r>
-          </w:p>
-        </w:tc>
-        <w:tc>
-          <w:tcPr>
-            <w:tcW w:type="dxa" w:w="1560"/>
-            <w:tcMar>
-              <w:top w:type="dxa" w:w="60"/>
-              <w:left w:type="dxa" w:w="100"/>
-              <w:bottom w:type="dxa" w:w="60"/>
-              <w:right w:type="dxa" w:w="100"/>
-            </w:tcMar>
-          </w:tcPr>
-          <w:p>
-            <w:pPr>
-              <w:spacing w:after="0"/>
-            </w:pPr>
-            <w:r>
-              <w:rPr>
-                <w:rFonts w:ascii="Calibri" w:cs="Calibri" w:eastAsia="Calibri" w:hAnsi="Calibri"/>
-                <w:sz w:val="18"/>
-                <w:szCs w:val="18"/>
-              </w:rPr>
-              <w:t xml:space="preserve">Synthesis: the six canonical LENS problem types; the field ahead</w:t>
-            </w:r>
-          </w:p>
-        </w:tc>
-        <w:tc>
-          <w:tcPr>
-            <w:tcW w:type="dxa" w:w="2560"/>
-            <w:tcMar>
-              <w:top w:type="dxa" w:w="60"/>
-              <w:left w:type="dxa" w:w="100"/>
-              <w:bottom w:type="dxa" w:w="60"/>
-              <w:right w:type="dxa" w:w="100"/>
-            </w:tcMar>
-          </w:tcPr>
-          <w:p>
-            <w:pPr>
-              <w:spacing w:after="0"/>
-            </w:pPr>
-            <w:r>
-              <w:rPr>
-                <w:rFonts w:ascii="Calibri" w:cs="Calibri" w:eastAsia="Calibri" w:hAnsi="Calibri"/>
-                <w:sz w:val="18"/>
-                <w:szCs w:val="18"/>
-              </w:rPr>
-              <w:t xml:space="preserve">Goodell &amp; Kolodner (2023), ch. 19; program problem-type framework. Case: a closing case spanning all three domains.</w:t>
-            </w:r>
-          </w:p>
-        </w:tc>
-        <w:tc>
-          <w:tcPr>
-            <w:tcW w:type="dxa" w:w="2400"/>
-            <w:tcMar>
-              <w:top w:type="dxa" w:w="60"/>
-              <w:left w:type="dxa" w:w="100"/>
-              <w:bottom w:type="dxa" w:w="60"/>
-              <w:right w:type="dxa" w:w="100"/>
-            </w:tcMar>
-          </w:tcPr>
-          <w:p>
-            <w:pPr>
-              <w:spacing w:after="0"/>
-            </w:pPr>
-            <w:r>
-              <w:rPr>
-                <w:rFonts w:ascii="Calibri" w:cs="Calibri" w:eastAsia="Calibri" w:hAnsi="Calibri"/>
-                <w:sz w:val="18"/>
-                <w:szCs w:val="18"/>
-              </w:rPr>
-              <w:t xml:space="preserve">Baker et al. (2021), Technology, Mind, and Behavior</w:t>
-            </w:r>
-          </w:p>
-        </w:tc>
-        <w:tc>
-          <w:tcPr>
-            <w:tcW w:type="dxa" w:w="1440"/>
-            <w:tcMar>
-              <w:top w:type="dxa" w:w="60"/>
-              <w:left w:type="dxa" w:w="100"/>
-              <w:bottom w:type="dxa" w:w="60"/>
-              <w:right w:type="dxa" w:w="100"/>
-            </w:tcMar>
-          </w:tcPr>
-          <w:p>
-            <w:pPr>
-              <w:spacing w:after="0"/>
-            </w:pPr>
-            <w:r>
-              <w:rPr>
-                <w:rFonts w:ascii="Calibri" w:cs="Calibri" w:eastAsia="Calibri" w:hAnsi="Calibri"/>
-                <w:sz w:val="18"/>
-                <w:szCs w:val="18"/>
-              </w:rPr>
-              <w:t xml:space="preserve">Final due: Integrated Analysis and Briefing; Dispositions Portfolio</w:t>
+              <w:t xml:space="preserve">Final due: Iteration Briefing</w:t>
             </w:r>
           </w:p>
         </w:tc>
@@ -4839,7 +5261,9 @@
     <w:p>
       <w:pPr>
         <w:pStyle w:val="Heading1"/>
+        <w:keepNext/>
         <w:spacing w:after="120" w:before="260"/>
+        <w:outlineLvl w:val="0"/>
       </w:pPr>
       <w:r>
         <w:rPr>
@@ -4863,7 +5287,7 @@
           <w:sz w:val="20"/>
           <w:szCs w:val="20"/>
         </w:rPr>
-        <w:t xml:space="preserve">A case is assigned every week. The Course Outline describes each week's case by what it must teach; specific cases are selected from the Capability Matters Casebook and inserted, with their identifiers, before the LMS build. Cases carry two coordinates: a failure-mode code and LEO competency tags. Both are read with the case. Module 5 teaches failure analysis as a set of established methods rather than a single scheme: students select a method, justify it against the case, and are assessed on the justification as much as the coding. The casebook's six-mode code is one such scheme and is read as an instance, not as the standard. Where a case carries a conflict-of-interest disclosure or an evidence-tier flag, the disclosure is part of the assigned reading and is discussed as such.</w:t>
+        <w:t xml:space="preserve">A case is assigned every week. The Course Outline describes each week's case by what it must teach; specific cases are selected from the Capability Matters Casebook and inserted, with their identifiers, before the LMS build. Cases carry two coordinates: a failure-mode code and competency tags. Both are read with the case, and both are read as information rather than as a method: this course analyzes cases with the capability frame only. Established failure-analysis methods are introduced in LEN 3 and deepened in LEN 5. Where a case carries a conflict-of-interest disclosure or an evidence-tier flag, the disclosure is part of the assigned reading and is discussed as such.</w:t>
       </w:r>
     </w:p>
     <w:p>
@@ -4876,7 +5300,7 @@
           <w:sz w:val="20"/>
           <w:szCs w:val="20"/>
         </w:rPr>
-        <w:t xml:space="preserve">Toolkit chapters not read in this course are read elsewhere in the concentration. Chapters 5, 6, 13, and 18 (instrumentation and analytics) are LEN 4. Chapter 14 (standards as tools) is LEN 3. Chapters 10 and 16 (teaming and implementation) are LEN 6 and LEN 3, with deeper treatment in LEN 8. Chapter 17 is revisited in LEN 7.</w:t>
+        <w:t xml:space="preserve">Toolkit chapters not read in this course are read elsewhere in the concentration. Chapters 5, 6, 13, and 18 (instrumentation and analytics) are LEN 4, which this course's Module 4 previews. Chapter 14 (standards as tools) is LEN 3. Chapters 10 and 16 (teaming and implementation) are LEN 6 and LEN 3, with deeper treatment in LEN 8. Chapter 17 is revisited in LEN 7. Systems engineering lifecycle models and human systems integration frameworks are LEN 3; this course sketches the system and locates decisions in it, and stops there.</w:t>
       </w:r>
     </w:p>
     <w:p>
@@ -4889,7 +5313,7 @@
           <w:sz w:val="20"/>
           <w:szCs w:val="20"/>
         </w:rPr>
-        <w:t xml:space="preserve">LENS works in high-consequence domains: those in which the cost of a capability gap is paid by people who did not choose the risk, and is not fully recoverable. A representative list of seven, following the structure of the Capability Matters Casebook: healthcare and patient safety; education, training, and the learning workforce; aviation and aerospace; defense and national security; industry, energy, and enterprise systems; disaster prevention and recovery; algorithms, governance, and public systems. The list is representative, not exhaustive; the criterion is what defines the category. Week 13 engages three, rotating by term and by the domain composition of the enrolled cohort. Engagements are asynchronous and led by practitioners from the domain.</w:t>
+        <w:t xml:space="preserve">LENS works in high-consequence domains: those in which the cost of a capability gap is paid by people who did not choose the risk, and is not fully recoverable. A representative list of seven, following the structure of the Capability Matters Casebook: healthcare and patient safety; education, training, and the learning workforce; aviation and aerospace; defense and national security; industry, energy, and enterprise systems; disaster prevention and recovery; algorithms, governance, and public systems. The list is representative, not exhaustive; the criterion is what defines the category, and a learning environment at scale meets it. This course draws its examples from across the list so that students in every LDT concentration find their own systems represented. Domain studios and practitioner engagements are LEN 3 and LEN 6.</w:t>
       </w:r>
     </w:p>
     <w:p>
@@ -4902,13 +5326,15 @@
           <w:sz w:val="20"/>
           <w:szCs w:val="20"/>
         </w:rPr>
-        <w:t xml:space="preserve">Additional Reading is one peer-reviewed paper per week. Four weeks are served by sources below the standard the column sets, and are flagged here rather than presented as equivalent: Week 6 (recent, little citation record), Week 10 (a heavily cited technical report rather than a journal article), Week 12 (adjacent to the week's topic rather than on it), and Week 13 (a professional journal). Week 4 draws on Barnett and Ceci (2002), which sits outside the learning engineering literature. Replacements are welcome; see the course record document.</w:t>
+        <w:t xml:space="preserve">Additional Reading is one peer-reviewed paper per week. Five weeks are served by sources below the standard the column sets, and are flagged here rather than presented as equivalent: Week 6 (recent, little citation record), Week 7 (a heavily cited technical report rather than a journal article), Week 8 (a National Research Council volume rather than a journal article), Week 13 (a professional journal), and Week 15 (adjacent to the week's topic). Week 3 draws on Barnett and Ceci (2002), which sits outside the learning engineering literature. Replacements are welcome; see the course record document.</w:t>
       </w:r>
     </w:p>
     <w:p>
       <w:pPr>
         <w:pStyle w:val="Heading1"/>
+        <w:keepNext/>
         <w:spacing w:after="120" w:before="260"/>
+        <w:outlineLvl w:val="0"/>
       </w:pPr>
       <w:r>
         <w:rPr>
@@ -4938,7 +5364,9 @@
     <w:p>
       <w:pPr>
         <w:pStyle w:val="Heading1"/>
+        <w:keepNext/>
         <w:spacing w:after="120" w:before="260"/>
+        <w:outlineLvl w:val="0"/>
       </w:pPr>
       <w:r>
         <w:rPr>
@@ -4968,7 +5396,9 @@
     <w:p>
       <w:pPr>
         <w:pStyle w:val="Heading1"/>
+        <w:keepNext/>
         <w:spacing w:after="120" w:before="260"/>
+        <w:outlineLvl w:val="0"/>
       </w:pPr>
       <w:r>
         <w:rPr>
@@ -5033,7 +5463,7 @@
           <w:sz w:val="22"/>
           <w:szCs w:val="22"/>
         </w:rPr>
-        <w:t xml:space="preserve">Hollnagel, E. (2014). Safety-I and Safety-II: The past and future of safety management. Ashgate. (Selections)</w:t>
+        <w:t xml:space="preserve">Goodell, J., &amp; Kolodner, J. (Eds.). (2023). Learning engineering toolkit: Evidence-based practices from the learning sciences, instructional design, and beyond. Routledge.</w:t>
       </w:r>
     </w:p>
     <w:p>
@@ -5051,7 +5481,7 @@
           <w:sz w:val="22"/>
           <w:szCs w:val="22"/>
         </w:rPr>
-        <w:t xml:space="preserve">Goodell, J., &amp; Kolodner, J. (Eds.). (2023). Learning engineering toolkit: Evidence-based practices from the learning sciences, instructional design, and beyond. Routledge.</w:t>
+        <w:t xml:space="preserve">International Council on Systems Engineering. (2023). INCOSE systems engineering handbook: A guide for system life cycle processes and activities (5th ed.). Wiley.</w:t>
       </w:r>
     </w:p>
     <w:p>
@@ -5105,7 +5535,7 @@
           <w:sz w:val="22"/>
           <w:szCs w:val="22"/>
         </w:rPr>
-        <w:t xml:space="preserve">Reason, J. (2000). Human error: Models and management. BMJ, 320(7237), 768-770.</w:t>
+        <w:t xml:space="preserve">Rummler, G. A., &amp; Brache, A. P. (1990). Improving performance: How to manage the white space on the organization chart. Jossey-Bass. (Selections)</w:t>
       </w:r>
     </w:p>
     <w:p>
@@ -5123,7 +5553,7 @@
           <w:sz w:val="22"/>
           <w:szCs w:val="22"/>
         </w:rPr>
-        <w:t xml:space="preserve">Rummler, G. A., &amp; Brache, A. P. (1990). Improving performance: How to manage the white space on the organization chart. Jossey-Bass. (Selections)</w:t>
+        <w:t xml:space="preserve">Sawyer, R. K. (Ed.). (2022). The Cambridge handbook of the learning sciences (3rd ed.). Cambridge University Press. (Selections)</w:t>
       </w:r>
     </w:p>
     <w:p>
@@ -5141,7 +5571,7 @@
           <w:sz w:val="22"/>
           <w:szCs w:val="22"/>
         </w:rPr>
-        <w:t xml:space="preserve">Sawyer, R. K. (Ed.). (2022). The Cambridge handbook of the learning sciences (3rd ed.). Cambridge University Press. (Selections)</w:t>
+        <w:t xml:space="preserve">Sweller, J., Ayres, P., &amp; Kalyuga, S. (2011). Cognitive load theory. Springer. (Selections)</w:t>
       </w:r>
     </w:p>
     <w:p>
@@ -5159,7 +5589,7 @@
           <w:sz w:val="22"/>
           <w:szCs w:val="22"/>
         </w:rPr>
-        <w:t xml:space="preserve">Sweller, J., Ayres, P., &amp; Kalyuga, S. (2011). Cognitive load theory. Springer. (Selections)</w:t>
+        <w:t xml:space="preserve">U.S. Department of Defense. (2024). Department of Defense human systems integration guidebook. Office of the Under Secretary of Defense for Research and Engineering. (Selections)</w:t>
       </w:r>
     </w:p>
     <w:p>
@@ -5177,7 +5607,7 @@
           <w:sz w:val="22"/>
           <w:szCs w:val="22"/>
         </w:rPr>
-        <w:t xml:space="preserve">U.S. Department of Defense. (2024). Department of Defense human systems integration guidebook. Office of the Under Secretary of Defense for Research and Engineering. (Selections)</w:t>
+        <w:t xml:space="preserve">Wagner, E. (2024). Learning engineering enlightenment: Think like an engineer. New Learning Frontier. https://newlearningfrontier.com/learning-engineering-enlightenment-think-like-an-engineer/</w:t>
       </w:r>
     </w:p>
     <w:p>
@@ -5195,7 +5625,39 @@
           <w:sz w:val="22"/>
           <w:szCs w:val="22"/>
         </w:rPr>
-        <w:t xml:space="preserve">Wagner, E. (2024). Learning engineering enlightenment: Think like an engineer. New Learning Frontier. https://newlearningfrontier.com/learning-engineering-enlightenment-think-like-an-engineer/</w:t>
+        <w:t xml:space="preserve">Watters, A. (2021). Teaching machines: The history of personalized learning. MIT Press. (Selections)</w:t>
+      </w:r>
+    </w:p>
+    <w:p>
+      <w:pPr>
+        <w:pStyle w:val="Heading1"/>
+        <w:keepNext/>
+        <w:spacing w:after="120" w:before="260"/>
+        <w:outlineLvl w:val="0"/>
+      </w:pPr>
+      <w:r>
+        <w:rPr>
+          <w:rFonts w:ascii="Calibri" w:cs="Calibri" w:eastAsia="Calibri" w:hAnsi="Calibri"/>
+          <w:b/>
+          <w:bCs/>
+          <w:color w:val="000000"/>
+          <w:sz w:val="26"/>
+          <w:szCs w:val="26"/>
+        </w:rPr>
+        <w:t xml:space="preserve">Supplemental Reading List</w:t>
+      </w:r>
+    </w:p>
+    <w:p>
+      <w:pPr>
+        <w:spacing w:after="100" w:before="0"/>
+      </w:pPr>
+      <w:r>
+        <w:rPr>
+          <w:rFonts w:ascii="Calibri" w:cs="Calibri" w:eastAsia="Calibri" w:hAnsi="Calibri"/>
+          <w:sz w:val="20"/>
+          <w:szCs w:val="20"/>
+        </w:rPr>
+        <w:t xml:space="preserve">One peer-reviewed paper per week, listed in the Course Outline as Additional Reading, plus supporting texts. Learning engineering sources are indexed at the Learning Engineering Commons (lecommons.org), which the course uses as its field-literature reference.</w:t>
       </w:r>
     </w:p>
     <w:p>
@@ -5213,37 +5675,7 @@
           <w:sz w:val="22"/>
           <w:szCs w:val="22"/>
         </w:rPr>
-        <w:t xml:space="preserve">Watters, A. (2021). Teaching machines: The history of personalized learning. MIT Press. (Selections)</w:t>
-      </w:r>
-    </w:p>
-    <w:p>
-      <w:pPr>
-        <w:pStyle w:val="Heading1"/>
-        <w:spacing w:after="120" w:before="260"/>
-      </w:pPr>
-      <w:r>
-        <w:rPr>
-          <w:rFonts w:ascii="Calibri" w:cs="Calibri" w:eastAsia="Calibri" w:hAnsi="Calibri"/>
-          <w:b/>
-          <w:bCs/>
-          <w:color w:val="000000"/>
-          <w:sz w:val="26"/>
-          <w:szCs w:val="26"/>
-        </w:rPr>
-        <w:t xml:space="preserve">Supplemental Reading List</w:t>
-      </w:r>
-    </w:p>
-    <w:p>
-      <w:pPr>
-        <w:spacing w:after="100" w:before="0"/>
-      </w:pPr>
-      <w:r>
-        <w:rPr>
-          <w:rFonts w:ascii="Calibri" w:cs="Calibri" w:eastAsia="Calibri" w:hAnsi="Calibri"/>
-          <w:sz w:val="20"/>
-          <w:szCs w:val="20"/>
-        </w:rPr>
-        <w:t xml:space="preserve">One peer-reviewed paper per week, listed in the Course Outline as Additional Reading, plus supporting texts. Learning engineering sources are indexed at the Learning Engineering Commons (lecommons.org), which the course uses as its field-literature reference.</w:t>
+        <w:t xml:space="preserve">Baker, R. S., Boser, U., &amp; Snow, E. L. (2021). Learning engineering: A view on where the field is at, where it is going, and the research needed. Technology, Mind, and Behavior. https://tmb.apaopen.org/pub/5ib9cpqa/release/1</w:t>
       </w:r>
     </w:p>
     <w:p>
@@ -5261,7 +5693,7 @@
           <w:sz w:val="22"/>
           <w:szCs w:val="22"/>
         </w:rPr>
-        <w:t xml:space="preserve">Baker, R. S., Boser, U., &amp; Snow, E. L. (2021). Learning engineering: A view on where the field is at, where it is going, and the research needed. Technology, Mind, and Behavior. https://tmb.apaopen.org/pub/5ib9cpqa/release/1</w:t>
+        <w:t xml:space="preserve">Barnett, S. M., &amp; Ceci, S. J. (2002). When and where do we apply what we learn? A taxonomy for far transfer. Psychological Bulletin, 128(4), 612-637.</w:t>
       </w:r>
     </w:p>
     <w:p>
@@ -5279,7 +5711,7 @@
           <w:sz w:val="22"/>
           <w:szCs w:val="22"/>
         </w:rPr>
-        <w:t xml:space="preserve">Barnett, S. M., &amp; Ceci, S. J. (2002). When and where do we apply what we learn? A taxonomy for far transfer. Psychological Bulletin, 128(4), 612-637.</w:t>
+        <w:t xml:space="preserve">Blake-Plock, S., Craig, S. D., Czerwinski, E., Goodell, J., Lis, J., McEldoon, K., Owens, K., Stodd, J., Schatz, S., &amp; Walsh, W. (2024). Generalizable learning engineering adoption maturity model. Interservice/Industry Training, Simulation, and Education Conference (I/ITSEC).</w:t>
       </w:r>
     </w:p>
     <w:p>
@@ -5297,7 +5729,7 @@
           <w:sz w:val="22"/>
           <w:szCs w:val="22"/>
         </w:rPr>
-        <w:t xml:space="preserve">Blake-Plock, S., Craig, S. D., Czerwinski, E., Goodell, J., Lis, J., McEldoon, K., Owens, K., Stodd, J., Schatz, S., &amp; Walsh, W. (2024). Generalizable learning engineering adoption maturity model. Interservice/Industry Training, Simulation, and Education Conference (I/ITSEC).</w:t>
+        <w:t xml:space="preserve">Brown, A. L. (1992). Design experiments: Theoretical and methodological challenges in creating complex interventions in classroom settings. Journal of the Learning Sciences, 2(2), 141-178.</w:t>
       </w:r>
     </w:p>
     <w:p>
@@ -5315,7 +5747,7 @@
           <w:sz w:val="22"/>
           <w:szCs w:val="22"/>
         </w:rPr>
-        <w:t xml:space="preserve">Leveson, N. (2004). A new accident model for engineering safer systems. Safety Science, 42(4), 237-270.</w:t>
+        <w:t xml:space="preserve">Craig, S. D., Goodell, J., Roscoe, R., Czerwinski, E., &amp; Lis, J. (2023). Learning engineering perspectives for supporting educational systems. Proceedings of the Human Factors and Ergonomics Society Annual Meeting. https://doi.org/10.1177/21695067231192886</w:t>
       </w:r>
     </w:p>
     <w:p>
@@ -5333,7 +5765,7 @@
           <w:sz w:val="22"/>
           <w:szCs w:val="22"/>
         </w:rPr>
-        <w:t xml:space="preserve">Brown, A. L. (1992). Design experiments: Theoretical and methodological challenges in creating complex interventions in classroom settings. Journal of the Learning Sciences, 2(2), 141-178.</w:t>
+        <w:t xml:space="preserve">Kolodner, J. L. (2023). Learning engineering: What it is, why I am involved, and why I think more of you should be. Journal of the Learning Sciences, 32(1). https://doi.org/10.1080/10508406.2023.2190717</w:t>
       </w:r>
     </w:p>
     <w:p>
@@ -5351,7 +5783,7 @@
           <w:sz w:val="22"/>
           <w:szCs w:val="22"/>
         </w:rPr>
-        <w:t xml:space="preserve">Craig, S. D., Goodell, J., Roscoe, R., Czerwinski, E., &amp; Lis, J. (2023). Learning engineering perspectives for supporting educational systems. Proceedings of the Human Factors and Ergonomics Society Annual Meeting. https://doi.org/10.1177/21695067231192886</w:t>
+        <w:t xml:space="preserve">Kurzweil, D., &amp; Marcellas, K. B. (2020). Teaming up to improve medical and healthcare education: Instructional design and learning engineering. Journal of Applied Instructional Design.</w:t>
       </w:r>
     </w:p>
     <w:p>
@@ -5369,7 +5801,7 @@
           <w:sz w:val="22"/>
           <w:szCs w:val="22"/>
         </w:rPr>
-        <w:t xml:space="preserve">Kolodner, J. L. (2023). Learning engineering: What it is, why I am involved, and why I think more of you should be. Journal of the Learning Sciences, 32(1). https://doi.org/10.1080/10508406.2023.2190717</w:t>
+        <w:t xml:space="preserve">Lee, V. R. (2023). Learning sciences and learning engineering: A natural or artificial distinction? Journal of the Learning Sciences, 32(1). https://doi.org/10.1080/10508406.2022.2100705</w:t>
       </w:r>
     </w:p>
     <w:p>
@@ -5387,7 +5819,7 @@
           <w:sz w:val="22"/>
           <w:szCs w:val="22"/>
         </w:rPr>
-        <w:t xml:space="preserve">Kurzweil, D., &amp; Marcellas, K. B. (2020). Teaming up to improve medical and healthcare education: Instructional design and learning engineering. Journal of Applied Instructional Design.</w:t>
+        <w:t xml:space="preserve">Mislevy, R. J., Steinberg, L. S., &amp; Almond, R. G. (2003). A brief introduction to evidence-centered design. ETS Research Report Series.</w:t>
       </w:r>
     </w:p>
     <w:p>
@@ -5405,7 +5837,7 @@
           <w:sz w:val="22"/>
           <w:szCs w:val="22"/>
         </w:rPr>
-        <w:t xml:space="preserve">Lee, V. R. (2023). Learning sciences and learning engineering: A natural or artificial distinction? Journal of the Learning Sciences, 32(1). https://doi.org/10.1080/10508406.2022.2100705</w:t>
+        <w:t xml:space="preserve">Pellegrino, J. W., Chudowsky, N., &amp; Glaser, R. (Eds.). (2001). Knowing what students know: The science and design of educational assessment. National Academies Press. (Chapter 2)</w:t>
       </w:r>
     </w:p>
     <w:p>
@@ -5423,7 +5855,7 @@
           <w:sz w:val="22"/>
           <w:szCs w:val="22"/>
         </w:rPr>
-        <w:t xml:space="preserve">Mislevy, R. J., Steinberg, L. S., &amp; Almond, R. G. (2003). A brief introduction to evidence-centered design. ETS Research Report Series.</w:t>
+        <w:t xml:space="preserve">Schatz, S., Goodell, J., &amp; Kessler, A. (2023). Learning engineering at a glance. Journal of Military Learning.</w:t>
       </w:r>
     </w:p>
     <w:p>
@@ -5441,7 +5873,7 @@
           <w:sz w:val="22"/>
           <w:szCs w:val="22"/>
         </w:rPr>
-        <w:t xml:space="preserve">Schatz, S., Goodell, J., &amp; Kessler, A. (2023). Learning engineering at a glance. Journal of Military Learning.</w:t>
+        <w:t xml:space="preserve">Totino, L., &amp; Kessler, A. (2025). Exploring learning engineering design decision tracking: Emergent themes from practitioners' work. TechTrends. https://doi.org/10.1007/s11528-025-01076-y</w:t>
       </w:r>
     </w:p>
     <w:p>
@@ -5459,7 +5891,7 @@
           <w:sz w:val="22"/>
           <w:szCs w:val="22"/>
         </w:rPr>
-        <w:t xml:space="preserve">Totino, L., &amp; Kessler, A. (2025). Exploring learning engineering design decision tracking: Emergent themes from practitioners' work. TechTrends. https://doi.org/10.1007/s11528-025-01076-y</w:t>
+        <w:t xml:space="preserve">Uncapher, M. R. (2018). From the science of learning (and development) to learning engineering. Applied Developmental Science. https://doi.org/10.1080/10888691.2017.1421437</w:t>
       </w:r>
     </w:p>
     <w:p>
@@ -5477,7 +5909,7 @@
           <w:sz w:val="22"/>
           <w:szCs w:val="22"/>
         </w:rPr>
-        <w:t xml:space="preserve">Uncapher, M. R. (2018). From the science of learning (and development) to learning engineering. Applied Developmental Science. https://doi.org/10.1080/10888691.2017.1421437</w:t>
+        <w:t xml:space="preserve">Van Campenhout, R. (2021). Learning engineering as an ethical framework. In Adaptive instructional systems (HCII 2021), Lecture Notes in Computer Science 12792. https://doi.org/10.1007/978-3-030-77857-6_7</w:t>
       </w:r>
     </w:p>
     <w:p>
@@ -5495,7 +5927,22 @@
           <w:sz w:val="22"/>
           <w:szCs w:val="22"/>
         </w:rPr>
-        <w:t xml:space="preserve">Van Campenhout, R. (2021). Learning engineering as an ethical framework. In Adaptive instructional systems (HCII 2021), Lecture Notes in Computer Science 12792. https://doi.org/10.1007/978-3-030-77857-6_7</w:t>
+        <w:t xml:space="preserve">Van Campenhout, R., Selinger, M., &amp; Jerome, B. (2023). Designing a student progress panel for formative practice: A learning engineering process. Proceedings of the International Conference of the Learning Sciences (ICLS 2023), 2193-2196.</w:t>
+      </w:r>
+    </w:p>
+    <w:p>
+      <w:pPr>
+        <w:spacing w:after="100" w:before="100"/>
+      </w:pPr>
+      <w:r>
+        <w:rPr>
+          <w:rFonts w:ascii="Calibri" w:cs="Calibri" w:eastAsia="Calibri" w:hAnsi="Calibri"/>
+          <w:b/>
+          <w:bCs/>
+          <w:sz w:val="20"/>
+          <w:szCs w:val="20"/>
+        </w:rPr>
+        <w:t xml:space="preserve">Supporting texts</w:t>
       </w:r>
     </w:p>
     <w:p>
@@ -5513,22 +5960,7 @@
           <w:sz w:val="22"/>
           <w:szCs w:val="22"/>
         </w:rPr>
-        <w:t xml:space="preserve">Van Campenhout, R., Selinger, M., &amp; Jerome, B. (2023). Designing a student progress panel for formative practice: A learning engineering process. Proceedings of the International Conference of the Learning Sciences (ICLS 2023), 2193-2196.</w:t>
-      </w:r>
-    </w:p>
-    <w:p>
-      <w:pPr>
-        <w:spacing w:after="100" w:before="100"/>
-      </w:pPr>
-      <w:r>
-        <w:rPr>
-          <w:rFonts w:ascii="Calibri" w:cs="Calibri" w:eastAsia="Calibri" w:hAnsi="Calibri"/>
-          <w:b/>
-          <w:bCs/>
-          <w:sz w:val="20"/>
-          <w:szCs w:val="20"/>
-        </w:rPr>
-        <w:t xml:space="preserve">Supporting texts</w:t>
+        <w:t xml:space="preserve">Ericsson, K. A., &amp; Pool, R. (2016). Peak: Secrets from the new science of expertise. Houghton Mifflin Harcourt.</w:t>
       </w:r>
     </w:p>
     <w:p>
@@ -5546,28 +5978,12 @@
           <w:sz w:val="22"/>
           <w:szCs w:val="22"/>
         </w:rPr>
-        <w:t xml:space="preserve">Ericsson, K. A., &amp; Pool, R. (2016). Peak: Secrets from the new science of expertise. Houghton Mifflin Harcourt.</w:t>
-      </w:r>
-    </w:p>
-    <w:p>
-      <w:pPr>
-        <w:pStyle w:val="ListParagraph"/>
-        <w:numPr>
-          <w:ilvl w:val="0"/>
-          <w:numId w:val="1"/>
-        </w:numPr>
-        <w:spacing w:after="60"/>
-      </w:pPr>
-      <w:r>
-        <w:rPr>
-          <w:rFonts w:ascii="Calibri" w:cs="Calibri" w:eastAsia="Calibri" w:hAnsi="Calibri"/>
-          <w:sz w:val="22"/>
-          <w:szCs w:val="22"/>
-        </w:rPr>
         <w:t xml:space="preserve">Woods, D. D., &amp; Hollnagel, E. (2006). Joint cognitive systems: Patterns in cognitive systems engineering. CRC Press.</w:t>
       </w:r>
     </w:p>
     <w:sectPr>
+      <w:headerReference w:type="default" r:id="rId9"/>
+      <w:footerReference w:type="default" r:id="rId10"/>
       <w:pgSz w:w="12240" w:h="15840" w:orient="portrait"/>
       <w:pgMar w:top="1080" w:right="1080" w:bottom="1080" w:left="1080" w:header="708" w:footer="708" w:gutter="0"/>
       <w:pgNumType/>
@@ -5618,6 +6034,16 @@
 </w:endnotes>
 </file>
 
+<file path=word/footer1.xml><?xml version="1.0" encoding="utf-8"?>
+<w:ftr xmlns:m="http://schemas.openxmlformats.org/officeDocument/2006/math" xmlns:mc="http://schemas.openxmlformats.org/markup-compatibility/2006" xmlns:mo="http://schemas.microsoft.com/office/mac/office/2008/main" xmlns:mv="urn:schemas-microsoft-com:mac:vml" xmlns:o="urn:schemas-microsoft-com:office:office" xmlns:r="http://schemas.openxmlformats.org/officeDocument/2006/relationships" xmlns:v="urn:schemas-microsoft-com:vml" xmlns:w10="urn:schemas-microsoft-com:office:word" xmlns:w14="http://schemas.microsoft.com/office/word/2010/wordml" xmlns:w="http://schemas.openxmlformats.org/wordprocessingml/2006/main" xmlns:wne="http://schemas.microsoft.com/office/word/2006/wordml" xmlns:wp14="http://schemas.microsoft.com/office/word/2010/wordprocessingDrawing" xmlns:wp="http://schemas.openxmlformats.org/drawingml/2006/wordprocessingDrawing" xmlns:wpc="http://schemas.microsoft.com/office/word/2010/wordprocessingCanvas" xmlns:wpg="http://schemas.microsoft.com/office/word/2010/wordprocessingGroup" xmlns:wpi="http://schemas.microsoft.com/office/word/2010/wordprocessingInk" xmlns:wps="http://schemas.microsoft.com/office/word/2010/wordprocessingShape" mc:Ignorable="w14 wp14">
+  <w:p>
+    <w:pPr>
+      <w:pStyle w:val="Footer"/>
+    </w:pPr>
+  </w:p>
+</w:ftr>
+</file>
+
 <file path=word/footnotes.xml><?xml version="1.0" encoding="utf-8"?>
 <w:footnotes xmlns:wpc="http://schemas.microsoft.com/office/word/2010/wordprocessingCanvas" xmlns:mc="http://schemas.openxmlformats.org/markup-compatibility/2006" xmlns:o="urn:schemas-microsoft-com:office:office" xmlns:r="http://schemas.openxmlformats.org/officeDocument/2006/relationships" xmlns:m="http://schemas.openxmlformats.org/officeDocument/2006/math" xmlns:v="urn:schemas-microsoft-com:vml" xmlns:wp14="http://schemas.microsoft.com/office/word/2010/wordprocessingDrawing" xmlns:wp="http://schemas.openxmlformats.org/drawingml/2006/wordprocessingDrawing" xmlns:w10="urn:schemas-microsoft-com:office:word" xmlns:w="http://schemas.openxmlformats.org/wordprocessingml/2006/main" xmlns:w14="http://schemas.microsoft.com/office/word/2010/wordml" xmlns:w15="http://schemas.microsoft.com/office/word/2012/wordml" xmlns:wpg="http://schemas.microsoft.com/office/word/2010/wordprocessingGroup" xmlns:wpi="http://schemas.microsoft.com/office/word/2010/wordprocessingInk" xmlns:wne="http://schemas.microsoft.com/office/word/2006/wordml" xmlns:wps="http://schemas.microsoft.com/office/word/2010/wordprocessingShape" mc:Ignorable="w14 w15 wp14">
   <w:footnote w:type="separator" w:id="-1">
@@ -5653,6 +6079,16 @@
     </w:p>
   </w:footnote>
 </w:footnotes>
+</file>
+
+<file path=word/header1.xml><?xml version="1.0" encoding="utf-8"?>
+<w:hdr xmlns:m="http://schemas.openxmlformats.org/officeDocument/2006/math" xmlns:mc="http://schemas.openxmlformats.org/markup-compatibility/2006" xmlns:mo="http://schemas.microsoft.com/office/mac/office/2008/main" xmlns:mv="urn:schemas-microsoft-com:mac:vml" xmlns:o="urn:schemas-microsoft-com:office:office" xmlns:r="http://schemas.openxmlformats.org/officeDocument/2006/relationships" xmlns:v="urn:schemas-microsoft-com:vml" xmlns:w10="urn:schemas-microsoft-com:office:word" xmlns:w14="http://schemas.microsoft.com/office/word/2010/wordml" xmlns:w="http://schemas.openxmlformats.org/wordprocessingml/2006/main" xmlns:wne="http://schemas.microsoft.com/office/word/2006/wordml" xmlns:wp14="http://schemas.microsoft.com/office/word/2010/wordprocessingDrawing" xmlns:wp="http://schemas.openxmlformats.org/drawingml/2006/wordprocessingDrawing" xmlns:wpc="http://schemas.microsoft.com/office/word/2010/wordprocessingCanvas" xmlns:wpg="http://schemas.microsoft.com/office/word/2010/wordprocessingGroup" xmlns:wpi="http://schemas.microsoft.com/office/word/2010/wordprocessingInk" xmlns:wps="http://schemas.microsoft.com/office/word/2010/wordprocessingShape" mc:Ignorable="w14 wp14">
+  <w:p>
+    <w:pPr>
+      <w:pStyle w:val="Header"/>
+    </w:pPr>
+  </w:p>
+</w:hdr>
 </file>
 
 <file path=word/numbering.xml><?xml version="1.0" encoding="utf-8"?>
@@ -5791,7 +6227,7 @@
     </w:rPr>
   </w:style>
   <w:style w:type="paragraph" w:styleId="Heading1">
-    <w:name w:val="Heading 1"/>
+    <w:name w:val="heading 1"/>
     <w:basedOn w:val="Normal"/>
     <w:next w:val="Normal"/>
     <w:qFormat/>
@@ -5802,7 +6238,7 @@
     </w:rPr>
   </w:style>
   <w:style w:type="paragraph" w:styleId="Heading2">
-    <w:name w:val="Heading 2"/>
+    <w:name w:val="heading 2"/>
     <w:basedOn w:val="Normal"/>
     <w:next w:val="Normal"/>
     <w:qFormat/>
@@ -5813,7 +6249,7 @@
     </w:rPr>
   </w:style>
   <w:style w:type="paragraph" w:styleId="Heading3">
-    <w:name w:val="Heading 3"/>
+    <w:name w:val="heading 3"/>
     <w:basedOn w:val="Normal"/>
     <w:next w:val="Normal"/>
     <w:qFormat/>
@@ -5824,7 +6260,7 @@
     </w:rPr>
   </w:style>
   <w:style w:type="paragraph" w:styleId="Heading4">
-    <w:name w:val="Heading 4"/>
+    <w:name w:val="heading 4"/>
     <w:basedOn w:val="Normal"/>
     <w:next w:val="Normal"/>
     <w:qFormat/>
@@ -5835,7 +6271,7 @@
     </w:rPr>
   </w:style>
   <w:style w:type="paragraph" w:styleId="Heading5">
-    <w:name w:val="Heading 5"/>
+    <w:name w:val="heading 5"/>
     <w:basedOn w:val="Normal"/>
     <w:next w:val="Normal"/>
     <w:qFormat/>
@@ -5844,7 +6280,7 @@
     </w:rPr>
   </w:style>
   <w:style w:type="paragraph" w:styleId="Heading6">
-    <w:name w:val="Heading 6"/>
+    <w:name w:val="heading 6"/>
     <w:basedOn w:val="Normal"/>
     <w:next w:val="Normal"/>
     <w:qFormat/>

--- a/lens_program/syllabi/LEN01_Principles_Syllabus.docx
+++ b/lens_program/syllabi/LEN01_Principles_Syllabus.docx
@@ -4461,7 +4461,7 @@
                 <w:sz w:val="18"/>
                 <w:szCs w:val="18"/>
               </w:rPr>
-              <w:t xml:space="preserve">MODULE 5: The Iteration Cycle</w:t>
+              <w:t>MODULE 5: Building and Instrumenting</w:t>
             </w:r>
           </w:p>
           <w:p>
@@ -4476,7 +4476,7 @@
                 <w:sz w:val="18"/>
                 <w:szCs w:val="18"/>
               </w:rPr>
-              <w:t xml:space="preserve">Weeks 10–13</w:t>
+              <w:t>Weeks 10–11</w:t>
             </w:r>
           </w:p>
           <w:p>
@@ -4734,12 +4734,152 @@
             <w:r>
               <w:rPr>
                 <w:rFonts w:ascii="Calibri" w:cs="Calibri" w:eastAsia="Calibri" w:hAnsi="Calibri"/>
+                <w:b/>
+                <w:bCs w:val="false"/>
+                <w:sz w:val="18"/>
+                <w:szCs w:val="18"/>
+              </w:rPr>
+              <w:t>MODULE 6: Evaluating and Refining</w:t>
+            </w:r>
+          </w:p>
+          <w:p>
+            <w:r>
+              <w:rPr>
+                <w:b/>
+              </w:rPr>
+              <w:t>Weeks 12–13</w:t>
+            </w:r>
+          </w:p>
+          <w:p>
+            <w:r>
+              <w:rPr>
+                <w:b/>
+              </w:rPr>
+              <w:t>CLO 5</w:t>
+            </w:r>
+          </w:p>
+        </w:tc>
+        <w:tc>
+          <w:tcPr>
+            <w:tcW w:type="dxa" w:w="1560"/>
+            <w:tcMar>
+              <w:top w:type="dxa" w:w="60"/>
+              <w:left w:type="dxa" w:w="100"/>
+              <w:bottom w:type="dxa" w:w="60"/>
+              <w:right w:type="dxa" w:w="100"/>
+            </w:tcMar>
+          </w:tcPr>
+          <w:p>
+            <w:pPr>
+              <w:spacing w:after="0"/>
+            </w:pPr>
+            <w:r>
+              <w:rPr>
+                <w:rFonts w:ascii="Calibri" w:cs="Calibri" w:eastAsia="Calibri" w:hAnsi="Calibri"/>
+                <w:sz w:val="18"/>
+                <w:szCs w:val="18"/>
+              </w:rPr>
+              <w:t xml:space="preserve">Evaluate and refine: what the evidence forces</w:t>
+            </w:r>
+          </w:p>
+        </w:tc>
+        <w:tc>
+          <w:tcPr>
+            <w:tcW w:type="dxa" w:w="2560"/>
+            <w:tcMar>
+              <w:top w:type="dxa" w:w="60"/>
+              <w:left w:type="dxa" w:w="100"/>
+              <w:bottom w:type="dxa" w:w="60"/>
+              <w:right w:type="dxa" w:w="100"/>
+            </w:tcMar>
+          </w:tcPr>
+          <w:p>
+            <w:pPr>
+              <w:spacing w:after="0"/>
+            </w:pPr>
+            <w:r>
+              <w:rPr>
+                <w:rFonts w:ascii="Calibri" w:cs="Calibri" w:eastAsia="Calibri" w:hAnsi="Calibri"/>
+                <w:sz w:val="18"/>
+                <w:szCs w:val="18"/>
+              </w:rPr>
+              <w:t xml:space="preserve">Course note on revision; exemplar iteration reports. Case: an iteration whose evidence overturned its framing.</w:t>
+            </w:r>
+          </w:p>
+        </w:tc>
+        <w:tc>
+          <w:tcPr>
+            <w:tcW w:type="dxa" w:w="2400"/>
+            <w:tcMar>
+              <w:top w:type="dxa" w:w="60"/>
+              <w:left w:type="dxa" w:w="100"/>
+              <w:bottom w:type="dxa" w:w="60"/>
+              <w:right w:type="dxa" w:w="100"/>
+            </w:tcMar>
+          </w:tcPr>
+          <w:p>
+            <w:pPr>
+              <w:spacing w:after="0"/>
+            </w:pPr>
+            <w:r>
+              <w:rPr>
+                <w:rFonts w:ascii="Calibri" w:cs="Calibri" w:eastAsia="Calibri" w:hAnsi="Calibri"/>
+                <w:sz w:val="18"/>
+                <w:szCs w:val="18"/>
+              </w:rPr>
+              <w:t xml:space="preserve">Baker et al. (2021), Technology, Mind, and Behavior</w:t>
+            </w:r>
+          </w:p>
+        </w:tc>
+        <w:tc>
+          <w:tcPr>
+            <w:tcW w:type="dxa" w:w="1440"/>
+            <w:tcMar>
+              <w:top w:type="dxa" w:w="60"/>
+              <w:left w:type="dxa" w:w="100"/>
+              <w:bottom w:type="dxa" w:w="60"/>
+              <w:right w:type="dxa" w:w="100"/>
+            </w:tcMar>
+          </w:tcPr>
+          <w:p>
+            <w:pPr>
+              <w:spacing w:after="0"/>
+            </w:pPr>
+            <w:r>
+              <w:rPr>
+                <w:rFonts w:ascii="Calibri" w:cs="Calibri" w:eastAsia="Calibri" w:hAnsi="Calibri"/>
+                <w:sz w:val="18"/>
+                <w:szCs w:val="18"/>
+              </w:rPr>
+              <w:t xml:space="preserve">Iteration project: evaluate; revise the framing</w:t>
+            </w:r>
+          </w:p>
+        </w:tc>
+      </w:tr>
+      <w:tr>
+        <w:tc>
+          <w:tcPr>
+            <w:tcW w:type="dxa" w:w="1400"/>
+            <w:tcMar>
+              <w:top w:type="dxa" w:w="60"/>
+              <w:left w:type="dxa" w:w="100"/>
+              <w:bottom w:type="dxa" w:w="60"/>
+              <w:right w:type="dxa" w:w="100"/>
+            </w:tcMar>
+          </w:tcPr>
+          <w:p>
+            <w:pPr>
+              <w:spacing w:after="0"/>
+            </w:pPr>
+            <w:r>
+              <w:rPr>
+                <w:rFonts w:ascii="Calibri" w:cs="Calibri" w:eastAsia="Calibri" w:hAnsi="Calibri"/>
                 <w:b w:val="false"/>
                 <w:bCs w:val="false"/>
                 <w:sz w:val="18"/>
                 <w:szCs w:val="18"/>
               </w:rPr>
-              <w:t xml:space="preserve">Week 12</w:t>
+              <w:t xml:space="preserve">Week 13</w:t>
             </w:r>
           </w:p>
         </w:tc>
@@ -4763,7 +4903,7 @@
                 <w:sz w:val="18"/>
                 <w:szCs w:val="18"/>
               </w:rPr>
-              <w:t xml:space="preserve">Evaluate and refine: what the evidence forces</w:t>
+              <w:t xml:space="preserve">Ethics of intervention and operator agency</w:t>
             </w:r>
           </w:p>
         </w:tc>
@@ -4787,7 +4927,7 @@
                 <w:sz w:val="18"/>
                 <w:szCs w:val="18"/>
               </w:rPr>
-              <w:t xml:space="preserve">Course note on revision; exemplar iteration reports. Case: an iteration whose evidence overturned its framing.</w:t>
+              <w:t xml:space="preserve">Goodell &amp; Kolodner (2023), ch. 17; SOE critical perspectives selections. Case: an intervention that improved a metric and eroded agency.</w:t>
             </w:r>
           </w:p>
         </w:tc>
@@ -4811,7 +4951,7 @@
                 <w:sz w:val="18"/>
                 <w:szCs w:val="18"/>
               </w:rPr>
-              <w:t xml:space="preserve">Baker et al. (2021), Technology, Mind, and Behavior</w:t>
+              <w:t xml:space="preserve">Schatz et al. (2023), Journal of Military Learning</w:t>
             </w:r>
           </w:p>
         </w:tc>
@@ -4835,7 +4975,7 @@
                 <w:sz w:val="18"/>
                 <w:szCs w:val="18"/>
               </w:rPr>
-              <w:t xml:space="preserve">Iteration project: evaluate; revise the framing</w:t>
+              <w:t xml:space="preserve">Assignment 2 due: Iteration Cycle Report</w:t>
             </w:r>
           </w:p>
         </w:tc>
@@ -4858,136 +4998,12 @@
             <w:r>
               <w:rPr>
                 <w:rFonts w:ascii="Calibri" w:cs="Calibri" w:eastAsia="Calibri" w:hAnsi="Calibri"/>
-                <w:b w:val="false"/>
-                <w:bCs w:val="false"/>
-                <w:sz w:val="18"/>
-                <w:szCs w:val="18"/>
-              </w:rPr>
-              <w:t xml:space="preserve">Week 13</w:t>
-            </w:r>
-          </w:p>
-        </w:tc>
-        <w:tc>
-          <w:tcPr>
-            <w:tcW w:type="dxa" w:w="1560"/>
-            <w:tcMar>
-              <w:top w:type="dxa" w:w="60"/>
-              <w:left w:type="dxa" w:w="100"/>
-              <w:bottom w:type="dxa" w:w="60"/>
-              <w:right w:type="dxa" w:w="100"/>
-            </w:tcMar>
-          </w:tcPr>
-          <w:p>
-            <w:pPr>
-              <w:spacing w:after="0"/>
-            </w:pPr>
-            <w:r>
-              <w:rPr>
-                <w:rFonts w:ascii="Calibri" w:cs="Calibri" w:eastAsia="Calibri" w:hAnsi="Calibri"/>
-                <w:sz w:val="18"/>
-                <w:szCs w:val="18"/>
-              </w:rPr>
-              <w:t xml:space="preserve">Ethics of intervention and operator agency</w:t>
-            </w:r>
-          </w:p>
-        </w:tc>
-        <w:tc>
-          <w:tcPr>
-            <w:tcW w:type="dxa" w:w="2560"/>
-            <w:tcMar>
-              <w:top w:type="dxa" w:w="60"/>
-              <w:left w:type="dxa" w:w="100"/>
-              <w:bottom w:type="dxa" w:w="60"/>
-              <w:right w:type="dxa" w:w="100"/>
-            </w:tcMar>
-          </w:tcPr>
-          <w:p>
-            <w:pPr>
-              <w:spacing w:after="0"/>
-            </w:pPr>
-            <w:r>
-              <w:rPr>
-                <w:rFonts w:ascii="Calibri" w:cs="Calibri" w:eastAsia="Calibri" w:hAnsi="Calibri"/>
-                <w:sz w:val="18"/>
-                <w:szCs w:val="18"/>
-              </w:rPr>
-              <w:t xml:space="preserve">Goodell &amp; Kolodner (2023), ch. 17; SOE critical perspectives selections. Case: an intervention that improved a metric and eroded agency.</w:t>
-            </w:r>
-          </w:p>
-        </w:tc>
-        <w:tc>
-          <w:tcPr>
-            <w:tcW w:type="dxa" w:w="2400"/>
-            <w:tcMar>
-              <w:top w:type="dxa" w:w="60"/>
-              <w:left w:type="dxa" w:w="100"/>
-              <w:bottom w:type="dxa" w:w="60"/>
-              <w:right w:type="dxa" w:w="100"/>
-            </w:tcMar>
-          </w:tcPr>
-          <w:p>
-            <w:pPr>
-              <w:spacing w:after="0"/>
-            </w:pPr>
-            <w:r>
-              <w:rPr>
-                <w:rFonts w:ascii="Calibri" w:cs="Calibri" w:eastAsia="Calibri" w:hAnsi="Calibri"/>
-                <w:sz w:val="18"/>
-                <w:szCs w:val="18"/>
-              </w:rPr>
-              <w:t xml:space="preserve">Schatz et al. (2023), Journal of Military Learning</w:t>
-            </w:r>
-          </w:p>
-        </w:tc>
-        <w:tc>
-          <w:tcPr>
-            <w:tcW w:type="dxa" w:w="1440"/>
-            <w:tcMar>
-              <w:top w:type="dxa" w:w="60"/>
-              <w:left w:type="dxa" w:w="100"/>
-              <w:bottom w:type="dxa" w:w="60"/>
-              <w:right w:type="dxa" w:w="100"/>
-            </w:tcMar>
-          </w:tcPr>
-          <w:p>
-            <w:pPr>
-              <w:spacing w:after="0"/>
-            </w:pPr>
-            <w:r>
-              <w:rPr>
-                <w:rFonts w:ascii="Calibri" w:cs="Calibri" w:eastAsia="Calibri" w:hAnsi="Calibri"/>
-                <w:sz w:val="18"/>
-                <w:szCs w:val="18"/>
-              </w:rPr>
-              <w:t xml:space="preserve">Assignment 2 due: Iteration Cycle Report</w:t>
-            </w:r>
-          </w:p>
-        </w:tc>
-      </w:tr>
-      <w:tr>
-        <w:tc>
-          <w:tcPr>
-            <w:tcW w:type="dxa" w:w="1400"/>
-            <w:tcMar>
-              <w:top w:type="dxa" w:w="60"/>
-              <w:left w:type="dxa" w:w="100"/>
-              <w:bottom w:type="dxa" w:w="60"/>
-              <w:right w:type="dxa" w:w="100"/>
-            </w:tcMar>
-          </w:tcPr>
-          <w:p>
-            <w:pPr>
-              <w:spacing w:after="0"/>
-            </w:pPr>
-            <w:r>
-              <w:rPr>
-                <w:rFonts w:ascii="Calibri" w:cs="Calibri" w:eastAsia="Calibri" w:hAnsi="Calibri"/>
                 <w:b/>
                 <w:bCs/>
                 <w:sz w:val="18"/>
                 <w:szCs w:val="18"/>
               </w:rPr>
-              <w:t xml:space="preserve">MODULE 6: Making the Case</w:t>
+              <w:t>MODULE 7: Making the Case</w:t>
             </w:r>
           </w:p>
           <w:p>

--- a/lens_program/syllabi/LEN01_Principles_Syllabus.docx
+++ b/lens_program/syllabi/LEN01_Principles_Syllabus.docx
@@ -205,7 +205,7 @@
           <w:sz w:val="22"/>
           <w:szCs w:val="22"/>
         </w:rPr>
-        <w:t>First course in the LENS concentration sequence. Learning engineering treats human capability as an engineering problem: capability is the interface between what a system requires of its people and the impact that system delivers. Engineering that interface is the central problem of the field, and it applies wherever human capability and system performance are coupled: a learning environment, an AI-augmented intervention, an operational system. This course establishes three things the rest of the concentration builds on. The frame: seeing a capability problem as a failure at that interface rather than as a technology or training problem. The measurement backbone: specifying what would count as evidence of a capability before building what develops it, and closing the loop between evidence and design. The build: one complete iteration cycle, understand, model, design, build, instrument, deploy, evaluate, refine, run on a bounded problem from the student's own professional world. Students apply learning sciences principles to the design of a capability intervention, represent a learning environment and its host system as interacting components, and communicate an iteration and its evidence to technical and non-technical audiences. The course draws on learning sciences, human systems integration, and systems engineering, and treats ethics as a design constraint rather than an add-on. Open to students outside the concentration with instructor permission.</w:t>
+        <w:t>First course in the LENS concentration sequence. Learning engineering treats human capability as an engineering problem: capability is the interface between what a system requires of its people and the impact that system delivers. Engineering that interface is the central problem of the field, and it applies wherever human capability and system performance are coupled: a learning environment, an AI-augmented intervention, an operational system. This course establishes three things the rest of the concentration builds on. The frame: seeing a capability problem as a failure at that interface rather than as a technology or training problem. The measurement backbone: specifying what would count as evidence of a capability before building what develops it, and closing the loop between evidence and design. The build: one complete iteration cycle, understand, model, design, build, instrument, deploy, evaluate, refine, run on a bounded problem from the student's own professional world. Students apply learning sciences principles to the design of a capability intervention, represent a learning environment and its host system as interacting components, and communicate an iteration and its evidence to technical and non-technical audiences. The course draws on learning sciences, human systems integration, systems engineering, and learning analytics, and treats ethics as a design constraint rather than an add-on. Open to students outside the concentration with instructor permission.</w:t>
       </w:r>
     </w:p>
     <w:p>

--- a/lens_program/syllabi/LEN01_Principles_Syllabus.docx
+++ b/lens_program/syllabi/LEN01_Principles_Syllabus.docx
@@ -4137,7 +4137,7 @@
                 <w:sz w:val="18"/>
                 <w:szCs w:val="18"/>
               </w:rPr>
-              <w:t xml:space="preserve">Goodell &amp; Kolodner (2023), ch. 11; Gilbert (1978), selections on worthy performance. Case: a capability claim that was never operationalized.</w:t>
+              <w:t xml:space="preserve">Goodell &amp; Kolodner (2023), ch. 11; Gilbert (1978), selections on worthy performance. Case: a capability claim not independently checked in the intended operating setting.</w:t>
             </w:r>
           </w:p>
         </w:tc>
@@ -4439,6 +4439,9 @@
         </w:tc>
       </w:tr>
       <w:tr>
+        <w:trPr>
+          <w:cantSplit/>
+        </w:trPr>
         <w:tc>
           <w:tcPr>
             <w:tcW w:type="dxa" w:w="1400"/>
@@ -4461,7 +4464,7 @@
                 <w:sz w:val="18"/>
                 <w:szCs w:val="18"/>
               </w:rPr>
-              <w:t xml:space="preserve">MODULE 5: The Iteration Cycle</w:t>
+              <w:t xml:space="preserve">MODULE 5: Designing and Building an Intervention</w:t>
             </w:r>
           </w:p>
           <w:p>
@@ -4476,7 +4479,7 @@
                 <w:sz w:val="18"/>
                 <w:szCs w:val="18"/>
               </w:rPr>
-              <w:t xml:space="preserve">Weeks 10–13</w:t>
+              <w:t xml:space="preserve">Weeks 10–11</w:t>
             </w:r>
           </w:p>
           <w:p>
@@ -4491,7 +4494,7 @@
                 <w:sz w:val="18"/>
                 <w:szCs w:val="18"/>
               </w:rPr>
-              <w:t xml:space="preserve">CLO 5</w:t>
+              <w:t xml:space="preserve">CLOs 2, 5</w:t>
             </w:r>
           </w:p>
         </w:tc>
@@ -4717,6 +4720,163 @@
         </w:tc>
       </w:tr>
       <w:tr>
+        <w:trPr>
+          <w:cantSplit/>
+        </w:trPr>
+        <w:tc>
+          <w:tcPr>
+            <w:tcW w:type="dxa" w:w="1400"/>
+            <w:tcMar>
+              <w:top w:type="dxa" w:w="60"/>
+              <w:left w:type="dxa" w:w="100"/>
+              <w:bottom w:type="dxa" w:w="60"/>
+              <w:right w:type="dxa" w:w="100"/>
+            </w:tcMar>
+          </w:tcPr>
+          <w:p>
+            <w:pPr>
+              <w:spacing w:after="0"/>
+            </w:pPr>
+            <w:r>
+              <w:rPr>
+                <w:rFonts w:ascii="Calibri" w:cs="Calibri" w:eastAsia="Calibri" w:hAnsi="Calibri"/>
+                <w:b/>
+                <w:bCs/>
+                <w:sz w:val="18"/>
+                <w:szCs w:val="18"/>
+              </w:rPr>
+              <w:t xml:space="preserve">MODULE 6: Evaluating and Refining</w:t>
+            </w:r>
+          </w:p>
+          <w:p>
+            <w:pPr>
+              <w:spacing w:after="0"/>
+            </w:pPr>
+            <w:r>
+              <w:rPr>
+                <w:rFonts w:ascii="Calibri" w:cs="Calibri" w:eastAsia="Calibri" w:hAnsi="Calibri"/>
+                <w:b/>
+                <w:bCs/>
+                <w:sz w:val="18"/>
+                <w:szCs w:val="18"/>
+              </w:rPr>
+              <w:t xml:space="preserve">Weeks 12–13</w:t>
+            </w:r>
+          </w:p>
+          <w:p>
+            <w:pPr>
+              <w:spacing w:after="0"/>
+            </w:pPr>
+            <w:r>
+              <w:rPr>
+                <w:rFonts w:ascii="Calibri" w:cs="Calibri" w:eastAsia="Calibri" w:hAnsi="Calibri"/>
+                <w:b/>
+                <w:bCs/>
+                <w:sz w:val="18"/>
+                <w:szCs w:val="18"/>
+              </w:rPr>
+              <w:t xml:space="preserve">CLO 5</w:t>
+            </w:r>
+          </w:p>
+        </w:tc>
+        <w:tc>
+          <w:tcPr>
+            <w:tcW w:type="dxa" w:w="1560"/>
+            <w:tcMar>
+              <w:top w:type="dxa" w:w="60"/>
+              <w:left w:type="dxa" w:w="100"/>
+              <w:bottom w:type="dxa" w:w="60"/>
+              <w:right w:type="dxa" w:w="100"/>
+            </w:tcMar>
+          </w:tcPr>
+          <w:p>
+            <w:pPr>
+              <w:spacing w:after="0"/>
+            </w:pPr>
+            <w:r>
+              <w:rPr>
+                <w:rFonts w:ascii="Calibri" w:cs="Calibri" w:eastAsia="Calibri" w:hAnsi="Calibri"/>
+                <w:sz w:val="18"/>
+                <w:szCs w:val="18"/>
+              </w:rPr>
+              <w:t xml:space="preserve">Evaluate and refine: what the evidence forces</w:t>
+            </w:r>
+          </w:p>
+        </w:tc>
+        <w:tc>
+          <w:tcPr>
+            <w:tcW w:type="dxa" w:w="2560"/>
+            <w:tcMar>
+              <w:top w:type="dxa" w:w="60"/>
+              <w:left w:type="dxa" w:w="100"/>
+              <w:bottom w:type="dxa" w:w="60"/>
+              <w:right w:type="dxa" w:w="100"/>
+            </w:tcMar>
+          </w:tcPr>
+          <w:p>
+            <w:pPr>
+              <w:spacing w:after="0"/>
+            </w:pPr>
+            <w:r>
+              <w:rPr>
+                <w:rFonts w:ascii="Calibri" w:cs="Calibri" w:eastAsia="Calibri" w:hAnsi="Calibri"/>
+                <w:sz w:val="18"/>
+                <w:szCs w:val="18"/>
+              </w:rPr>
+              <w:t xml:space="preserve">Course note on revision; exemplar iteration reports. Case: an iteration whose evidence overturned its framing.</w:t>
+            </w:r>
+          </w:p>
+        </w:tc>
+        <w:tc>
+          <w:tcPr>
+            <w:tcW w:type="dxa" w:w="2400"/>
+            <w:tcMar>
+              <w:top w:type="dxa" w:w="60"/>
+              <w:left w:type="dxa" w:w="100"/>
+              <w:bottom w:type="dxa" w:w="60"/>
+              <w:right w:type="dxa" w:w="100"/>
+            </w:tcMar>
+          </w:tcPr>
+          <w:p>
+            <w:pPr>
+              <w:spacing w:after="0"/>
+            </w:pPr>
+            <w:r>
+              <w:rPr>
+                <w:rFonts w:ascii="Calibri" w:cs="Calibri" w:eastAsia="Calibri" w:hAnsi="Calibri"/>
+                <w:sz w:val="18"/>
+                <w:szCs w:val="18"/>
+              </w:rPr>
+              <w:t xml:space="preserve">Baker et al. (2021), Technology, Mind, and Behavior</w:t>
+            </w:r>
+          </w:p>
+        </w:tc>
+        <w:tc>
+          <w:tcPr>
+            <w:tcW w:type="dxa" w:w="1440"/>
+            <w:tcMar>
+              <w:top w:type="dxa" w:w="60"/>
+              <w:left w:type="dxa" w:w="100"/>
+              <w:bottom w:type="dxa" w:w="60"/>
+              <w:right w:type="dxa" w:w="100"/>
+            </w:tcMar>
+          </w:tcPr>
+          <w:p>
+            <w:pPr>
+              <w:spacing w:after="0"/>
+            </w:pPr>
+            <w:r>
+              <w:rPr>
+                <w:rFonts w:ascii="Calibri" w:cs="Calibri" w:eastAsia="Calibri" w:hAnsi="Calibri"/>
+                <w:sz w:val="18"/>
+                <w:szCs w:val="18"/>
+              </w:rPr>
+              <w:t xml:space="preserve">Iteration project: evaluate; revise the framing</w:t>
+            </w:r>
+          </w:p>
+        </w:tc>
+      </w:tr>
+      <w:tr>
         <w:tc>
           <w:tcPr>
             <w:tcW w:type="dxa" w:w="1400"/>
@@ -4739,7 +4899,7 @@
                 <w:sz w:val="18"/>
                 <w:szCs w:val="18"/>
               </w:rPr>
-              <w:t xml:space="preserve">Week 12</w:t>
+              <w:t xml:space="preserve">Week 13</w:t>
             </w:r>
           </w:p>
         </w:tc>
@@ -4763,7 +4923,7 @@
                 <w:sz w:val="18"/>
                 <w:szCs w:val="18"/>
               </w:rPr>
-              <w:t xml:space="preserve">Evaluate and refine: what the evidence forces</w:t>
+              <w:t xml:space="preserve">Ethics of intervention and operator agency</w:t>
             </w:r>
           </w:p>
         </w:tc>
@@ -4787,7 +4947,7 @@
                 <w:sz w:val="18"/>
                 <w:szCs w:val="18"/>
               </w:rPr>
-              <w:t xml:space="preserve">Course note on revision; exemplar iteration reports. Case: an iteration whose evidence overturned its framing.</w:t>
+              <w:t xml:space="preserve">Goodell &amp; Kolodner (2023), ch. 17; SOE critical perspectives selections. Case: an intervention that improved a metric and eroded agency.</w:t>
             </w:r>
           </w:p>
         </w:tc>
@@ -4811,7 +4971,7 @@
                 <w:sz w:val="18"/>
                 <w:szCs w:val="18"/>
               </w:rPr>
-              <w:t xml:space="preserve">Baker et al. (2021), Technology, Mind, and Behavior</w:t>
+              <w:t xml:space="preserve">Schatz et al. (2023), Journal of Military Learning</w:t>
             </w:r>
           </w:p>
         </w:tc>
@@ -4835,136 +4995,15 @@
                 <w:sz w:val="18"/>
                 <w:szCs w:val="18"/>
               </w:rPr>
-              <w:t xml:space="preserve">Iteration project: evaluate; revise the framing</w:t>
+              <w:t xml:space="preserve">Assignment 2 due: Iteration Cycle Report</w:t>
             </w:r>
           </w:p>
         </w:tc>
       </w:tr>
       <w:tr>
-        <w:tc>
-          <w:tcPr>
-            <w:tcW w:type="dxa" w:w="1400"/>
-            <w:tcMar>
-              <w:top w:type="dxa" w:w="60"/>
-              <w:left w:type="dxa" w:w="100"/>
-              <w:bottom w:type="dxa" w:w="60"/>
-              <w:right w:type="dxa" w:w="100"/>
-            </w:tcMar>
-          </w:tcPr>
-          <w:p>
-            <w:pPr>
-              <w:spacing w:after="0"/>
-            </w:pPr>
-            <w:r>
-              <w:rPr>
-                <w:rFonts w:ascii="Calibri" w:cs="Calibri" w:eastAsia="Calibri" w:hAnsi="Calibri"/>
-                <w:b w:val="false"/>
-                <w:bCs w:val="false"/>
-                <w:sz w:val="18"/>
-                <w:szCs w:val="18"/>
-              </w:rPr>
-              <w:t xml:space="preserve">Week 13</w:t>
-            </w:r>
-          </w:p>
-        </w:tc>
-        <w:tc>
-          <w:tcPr>
-            <w:tcW w:type="dxa" w:w="1560"/>
-            <w:tcMar>
-              <w:top w:type="dxa" w:w="60"/>
-              <w:left w:type="dxa" w:w="100"/>
-              <w:bottom w:type="dxa" w:w="60"/>
-              <w:right w:type="dxa" w:w="100"/>
-            </w:tcMar>
-          </w:tcPr>
-          <w:p>
-            <w:pPr>
-              <w:spacing w:after="0"/>
-            </w:pPr>
-            <w:r>
-              <w:rPr>
-                <w:rFonts w:ascii="Calibri" w:cs="Calibri" w:eastAsia="Calibri" w:hAnsi="Calibri"/>
-                <w:sz w:val="18"/>
-                <w:szCs w:val="18"/>
-              </w:rPr>
-              <w:t xml:space="preserve">Ethics of intervention and operator agency</w:t>
-            </w:r>
-          </w:p>
-        </w:tc>
-        <w:tc>
-          <w:tcPr>
-            <w:tcW w:type="dxa" w:w="2560"/>
-            <w:tcMar>
-              <w:top w:type="dxa" w:w="60"/>
-              <w:left w:type="dxa" w:w="100"/>
-              <w:bottom w:type="dxa" w:w="60"/>
-              <w:right w:type="dxa" w:w="100"/>
-            </w:tcMar>
-          </w:tcPr>
-          <w:p>
-            <w:pPr>
-              <w:spacing w:after="0"/>
-            </w:pPr>
-            <w:r>
-              <w:rPr>
-                <w:rFonts w:ascii="Calibri" w:cs="Calibri" w:eastAsia="Calibri" w:hAnsi="Calibri"/>
-                <w:sz w:val="18"/>
-                <w:szCs w:val="18"/>
-              </w:rPr>
-              <w:t xml:space="preserve">Goodell &amp; Kolodner (2023), ch. 17; SOE critical perspectives selections. Case: an intervention that improved a metric and eroded agency.</w:t>
-            </w:r>
-          </w:p>
-        </w:tc>
-        <w:tc>
-          <w:tcPr>
-            <w:tcW w:type="dxa" w:w="2400"/>
-            <w:tcMar>
-              <w:top w:type="dxa" w:w="60"/>
-              <w:left w:type="dxa" w:w="100"/>
-              <w:bottom w:type="dxa" w:w="60"/>
-              <w:right w:type="dxa" w:w="100"/>
-            </w:tcMar>
-          </w:tcPr>
-          <w:p>
-            <w:pPr>
-              <w:spacing w:after="0"/>
-            </w:pPr>
-            <w:r>
-              <w:rPr>
-                <w:rFonts w:ascii="Calibri" w:cs="Calibri" w:eastAsia="Calibri" w:hAnsi="Calibri"/>
-                <w:sz w:val="18"/>
-                <w:szCs w:val="18"/>
-              </w:rPr>
-              <w:t xml:space="preserve">Schatz et al. (2023), Journal of Military Learning</w:t>
-            </w:r>
-          </w:p>
-        </w:tc>
-        <w:tc>
-          <w:tcPr>
-            <w:tcW w:type="dxa" w:w="1440"/>
-            <w:tcMar>
-              <w:top w:type="dxa" w:w="60"/>
-              <w:left w:type="dxa" w:w="100"/>
-              <w:bottom w:type="dxa" w:w="60"/>
-              <w:right w:type="dxa" w:w="100"/>
-            </w:tcMar>
-          </w:tcPr>
-          <w:p>
-            <w:pPr>
-              <w:spacing w:after="0"/>
-            </w:pPr>
-            <w:r>
-              <w:rPr>
-                <w:rFonts w:ascii="Calibri" w:cs="Calibri" w:eastAsia="Calibri" w:hAnsi="Calibri"/>
-                <w:sz w:val="18"/>
-                <w:szCs w:val="18"/>
-              </w:rPr>
-              <w:t xml:space="preserve">Assignment 2 due: Iteration Cycle Report</w:t>
-            </w:r>
-          </w:p>
-        </w:tc>
-      </w:tr>
-      <w:tr>
+        <w:trPr>
+          <w:cantSplit/>
+        </w:trPr>
         <w:tc>
           <w:tcPr>
             <w:tcW w:type="dxa" w:w="1400"/>
@@ -4987,7 +5026,7 @@
                 <w:sz w:val="18"/>
                 <w:szCs w:val="18"/>
               </w:rPr>
-              <w:t xml:space="preserve">MODULE 6: Making the Case</w:t>
+              <w:t xml:space="preserve">MODULE 7: Making the Case</w:t>
             </w:r>
           </w:p>
           <w:p>

--- a/lens_program/syllabi/LEN01_Principles_Syllabus.docx
+++ b/lens_program/syllabi/LEN01_Principles_Syllabus.docx
@@ -197,15 +197,15 @@
           <w:sz w:val="22"/>
           <w:szCs w:val="22"/>
         </w:rPr>
-        <w:t xml:space="preserve">Course Description: </w:t>
-      </w:r>
-      <w:r>
-        <w:rPr>
-          <w:rFonts w:ascii="Calibri" w:cs="Calibri" w:eastAsia="Calibri" w:hAnsi="Calibri"/>
-          <w:sz w:val="22"/>
-          <w:szCs w:val="22"/>
-        </w:rPr>
-        <w:t>First course in the LENS concentration sequence. Learning engineering treats human capability as an engineering problem: capability is the interface between what a system requires of its people and the impact that system delivers. Engineering that interface is the central problem of the field, and it applies wherever human capability and system performance are coupled: a learning environment, an AI-augmented intervention, an operational system. This course establishes three things the rest of the concentration builds on. The frame: seeing a capability problem as a failure at that interface rather than as a technology or training problem. The measurement backbone: specifying what would count as evidence of a capability before building what develops it, and closing the loop between evidence and design. The build: one complete iteration cycle, understand, model, design, build, instrument, deploy, evaluate, refine, run on a bounded problem from the student's own professional world. Students apply learning sciences principles to the design of a capability intervention, represent a learning environment and its host system as interacting components, and communicate an iteration and its evidence to technical and non-technical audiences. The course draws on learning sciences, human systems integration, and systems engineering, and treats ethics as a design constraint rather than an add-on. Open to students outside the concentration with instructor permission.</w:t>
+        <w:t xml:space="preserve">Course Description: First course in the LENS concentration sequence. Learning engineering treats human capability as an engineering problem: capability is the interface between what a system requires of its people and the impact that system delivers. Engineering that interface is the central problem of the field, and it applies wherever human capability and system performance are coupled: a learning environment, an AI-augmented intervention, an operational system. This course establishes three things the rest of the concentration builds on. The frame: seeing a capability problem as a failure at that interface rather than as a technology or training problem. The measurement backbone: specifying what would count as evidence of a capability before building what develops it, and closing the loop between evidence and design. The build: one complete iteration cycle, understand, map, design, build, instrument, experiment, evaluate, then return to understand; refine throughout, run on a bounded problem from the student's own professional world. Students apply learning sciences principles to the design of a capability intervention, represent a learning environment and its host system as interacting components, and communicate an iteration and its evidence to technical and non-technical audiences. The course draws on learning sciences, human systems integration, and systems engineering, and treats ethics as a design constraint rather than an add-on. Open to students outside the concentration with instructor permission.</w:t>
+      </w:r>
+      <w:r>
+        <w:rPr>
+          <w:rFonts w:ascii="Calibri" w:cs="Calibri" w:eastAsia="Calibri" w:hAnsi="Calibri"/>
+          <w:sz w:val="22"/>
+          <w:szCs w:val="22"/>
+        </w:rPr>
+        <w:t/>
       </w:r>
     </w:p>
     <w:p>
@@ -702,7 +702,7 @@
                 <w:sz w:val="20"/>
                 <w:szCs w:val="20"/>
               </w:rPr>
-              <w:t>CLO 5. Execute one complete iteration cycle (understand, model, design, build, instrument, deploy, evaluate, refine) on a bounded capability problem, and communicate the iteration and its evidence to a mixed technical and non-technical audience.</w:t>
+              <w:t>CLO 5. Execute one complete iteration cycle (understand, map, design, build, instrument, experiment, evaluate, then return to understand; refine throughout) on a bounded capability problem, and communicate the iteration and its evidence to a mixed technical and non-technical audience.</w:t>
             </w:r>
           </w:p>
         </w:tc>
@@ -1611,15 +1611,15 @@
           <w:sz w:val="22"/>
           <w:szCs w:val="22"/>
         </w:rPr>
-        <w:t xml:space="preserve">Assignment 2: Iteration Cycle Report (20%, due Week 13). </w:t>
-      </w:r>
-      <w:r>
-        <w:rPr>
-          <w:rFonts w:ascii="Calibri" w:cs="Calibri" w:eastAsia="Calibri" w:hAnsi="Calibri"/>
-          <w:sz w:val="22"/>
-          <w:szCs w:val="22"/>
-        </w:rPr>
-        <w:t>One complete documented iteration cycle (understand, model, design, build, instrument, deploy, evaluate, refine) on a bounded capability problem, using the measurement plan from Assignment 1. The report presents the initial problem framing, the learning sciences principle applied and the constraint that bent it, the instrumentation used, the evidence gathered, and, critically, the revision of the problem framing that the evidence forced. The report is written in first person and defends the iteration as the student ran it. Reports that show no revision must argue why the initial framing survived. AI-augmented interventions are welcome. Assessed against CLO 2 and CLO 5.</w:t>
+        <w:t xml:space="preserve">Assignment 2: Iteration Cycle Report (20%, due Week 13). One complete documented iteration cycle (understand, map, design, build, instrument, experiment, evaluate, then return to understand; refine throughout) on a bounded capability problem, using the measurement plan from Assignment 1. The report presents the initial problem framing, the learning sciences principle applied and the constraint that bent it, the instrumentation used, the evidence gathered, and, critically, the revision of the problem framing that the evidence forced. The report is written in first person and defends the iteration as the student ran it. Reports that show no revision must argue why the initial framing survived. AI-augmented interventions are welcome. Assessed against CLO 2 and CLO 5.</w:t>
+      </w:r>
+      <w:r>
+        <w:rPr>
+          <w:rFonts w:ascii="Calibri" w:cs="Calibri" w:eastAsia="Calibri" w:hAnsi="Calibri"/>
+          <w:sz w:val="22"/>
+          <w:szCs w:val="22"/>
+        </w:rPr>
+        <w:t/>
       </w:r>
     </w:p>
     <w:p>
@@ -4518,7 +4518,7 @@
                 <w:sz w:val="18"/>
                 <w:szCs w:val="18"/>
               </w:rPr>
-              <w:t>The iterative engineering cycle: understand, model, design, build, instrument, deploy, evaluate, refine</w:t>
+              <w:t>The iterative engineering cycle: understand, map, design, build, instrument, experiment, evaluate, then return to understand; refine throughout</w:t>
             </w:r>
           </w:p>
         </w:tc>
